--- a/docs/test-case-specification.docx
+++ b/docs/test-case-specification.docx
@@ -713,10 +713,10 @@
         <w:tblLook w:val="04A0" w:firstRow="1" w:lastRow="0" w:firstColumn="1" w:lastColumn="0" w:noHBand="0" w:noVBand="1"/>
       </w:tblPr>
       <w:tblGrid>
-        <w:gridCol w:w="806"/>
-        <w:gridCol w:w="1506"/>
-        <w:gridCol w:w="3545"/>
-        <w:gridCol w:w="3487"/>
+        <w:gridCol w:w="824"/>
+        <w:gridCol w:w="1505"/>
+        <w:gridCol w:w="3539"/>
+        <w:gridCol w:w="3476"/>
       </w:tblGrid>
       <w:tr>
         <w:tc>
@@ -1434,42 +1434,42 @@
                 <w:sz w:val="19"/>
                 <w:szCs w:val="19"/>
               </w:rPr>
-              <w:t>Attempt to register without capturing a face photo.</w:t>
-            </w:r>
-          </w:p>
-        </w:tc>
-        <w:tc>
-          <w:tcPr>
-            <w:tcW w:w="0" w:type="auto"/>
-            <w:tcBorders>
-              <w:top w:val="single" w:sz="6" w:space="0" w:color="9AA5B1"/>
-              <w:left w:val="single" w:sz="6" w:space="0" w:color="9AA5B1"/>
-              <w:bottom w:val="single" w:sz="6" w:space="0" w:color="9AA5B1"/>
-              <w:right w:val="single" w:sz="6" w:space="0" w:color="9AA5B1"/>
-            </w:tcBorders>
-            <w:tcMar>
-              <w:top w:w="80" w:type="dxa"/>
-              <w:left w:w="80" w:type="dxa"/>
-              <w:bottom w:w="80" w:type="dxa"/>
-              <w:right w:w="80" w:type="dxa"/>
-            </w:tcMar>
-            <w:hideMark/>
-          </w:tcPr>
-          <w:p>
-            <w:pPr>
-              <w:rPr>
-                <w:rFonts w:ascii="Segoe UI" w:eastAsia="Times New Roman" w:hAnsi="Segoe UI" w:cs="Segoe UI"/>
-                <w:sz w:val="19"/>
-                <w:szCs w:val="19"/>
-              </w:rPr>
-            </w:pPr>
-            <w:r>
-              <w:rPr>
-                <w:rFonts w:ascii="Segoe UI" w:eastAsia="Times New Roman" w:hAnsi="Segoe UI" w:cs="Segoe UI"/>
-                <w:sz w:val="19"/>
-                <w:szCs w:val="19"/>
-              </w:rPr>
-              <w:t>Submission refused with a message about the face photo.</w:t>
+              <w:t>Register without capturing a face photo.</w:t>
+            </w:r>
+          </w:p>
+        </w:tc>
+        <w:tc>
+          <w:tcPr>
+            <w:tcW w:w="0" w:type="auto"/>
+            <w:tcBorders>
+              <w:top w:val="single" w:sz="6" w:space="0" w:color="9AA5B1"/>
+              <w:left w:val="single" w:sz="6" w:space="0" w:color="9AA5B1"/>
+              <w:bottom w:val="single" w:sz="6" w:space="0" w:color="9AA5B1"/>
+              <w:right w:val="single" w:sz="6" w:space="0" w:color="9AA5B1"/>
+            </w:tcBorders>
+            <w:tcMar>
+              <w:top w:w="80" w:type="dxa"/>
+              <w:left w:w="80" w:type="dxa"/>
+              <w:bottom w:w="80" w:type="dxa"/>
+              <w:right w:w="80" w:type="dxa"/>
+            </w:tcMar>
+            <w:hideMark/>
+          </w:tcPr>
+          <w:p>
+            <w:pPr>
+              <w:rPr>
+                <w:rFonts w:ascii="Segoe UI" w:eastAsia="Times New Roman" w:hAnsi="Segoe UI" w:cs="Segoe UI"/>
+                <w:sz w:val="19"/>
+                <w:szCs w:val="19"/>
+              </w:rPr>
+            </w:pPr>
+            <w:r>
+              <w:rPr>
+                <w:rFonts w:ascii="Segoe UI" w:eastAsia="Times New Roman" w:hAnsi="Segoe UI" w:cs="Segoe UI"/>
+                <w:sz w:val="19"/>
+                <w:szCs w:val="19"/>
+              </w:rPr>
+              <w:t>Account created and waiting for approval, exactly as with one. The face section shows as optional and blocks nothing.</w:t>
             </w:r>
           </w:p>
         </w:tc>
@@ -1506,112 +1506,113 @@
                 <w:sz w:val="19"/>
                 <w:szCs w:val="19"/>
               </w:rPr>
-              <w:t>TC-AUTH-05</w:t>
-            </w:r>
-          </w:p>
-        </w:tc>
-        <w:tc>
-          <w:tcPr>
-            <w:tcW w:w="0" w:type="auto"/>
-            <w:tcBorders>
-              <w:top w:val="single" w:sz="6" w:space="0" w:color="9AA5B1"/>
-              <w:left w:val="single" w:sz="6" w:space="0" w:color="9AA5B1"/>
-              <w:bottom w:val="single" w:sz="6" w:space="0" w:color="9AA5B1"/>
-              <w:right w:val="single" w:sz="6" w:space="0" w:color="9AA5B1"/>
-            </w:tcBorders>
-            <w:tcMar>
-              <w:top w:w="80" w:type="dxa"/>
-              <w:left w:w="80" w:type="dxa"/>
-              <w:bottom w:w="80" w:type="dxa"/>
-              <w:right w:w="80" w:type="dxa"/>
-            </w:tcMar>
-            <w:hideMark/>
-          </w:tcPr>
-          <w:p>
-            <w:pPr>
-              <w:rPr>
-                <w:rFonts w:ascii="Segoe UI" w:eastAsia="Times New Roman" w:hAnsi="Segoe UI" w:cs="Segoe UI"/>
-                <w:sz w:val="19"/>
-                <w:szCs w:val="19"/>
-              </w:rPr>
-            </w:pPr>
-            <w:r>
-              <w:rPr>
-                <w:rFonts w:ascii="Segoe UI" w:eastAsia="Times New Roman" w:hAnsi="Segoe UI" w:cs="Segoe UI"/>
-                <w:sz w:val="19"/>
-                <w:szCs w:val="19"/>
-              </w:rPr>
-              <w:t>FR-AUTH-04</w:t>
-            </w:r>
-          </w:p>
-        </w:tc>
-        <w:tc>
-          <w:tcPr>
-            <w:tcW w:w="0" w:type="auto"/>
-            <w:tcBorders>
-              <w:top w:val="single" w:sz="6" w:space="0" w:color="9AA5B1"/>
-              <w:left w:val="single" w:sz="6" w:space="0" w:color="9AA5B1"/>
-              <w:bottom w:val="single" w:sz="6" w:space="0" w:color="9AA5B1"/>
-              <w:right w:val="single" w:sz="6" w:space="0" w:color="9AA5B1"/>
-            </w:tcBorders>
-            <w:tcMar>
-              <w:top w:w="80" w:type="dxa"/>
-              <w:left w:w="80" w:type="dxa"/>
-              <w:bottom w:w="80" w:type="dxa"/>
-              <w:right w:w="80" w:type="dxa"/>
-            </w:tcMar>
-            <w:hideMark/>
-          </w:tcPr>
-          <w:p>
-            <w:pPr>
-              <w:rPr>
-                <w:rFonts w:ascii="Segoe UI" w:eastAsia="Times New Roman" w:hAnsi="Segoe UI" w:cs="Segoe UI"/>
-                <w:sz w:val="19"/>
-                <w:szCs w:val="19"/>
-              </w:rPr>
-            </w:pPr>
-            <w:r>
-              <w:rPr>
-                <w:rFonts w:ascii="Segoe UI" w:eastAsia="Times New Roman" w:hAnsi="Segoe UI" w:cs="Segoe UI"/>
-                <w:sz w:val="19"/>
-                <w:szCs w:val="19"/>
-              </w:rPr>
-              <w:t>Register filling gender, birthday, phone, address and job.</w:t>
-            </w:r>
-          </w:p>
-        </w:tc>
-        <w:tc>
-          <w:tcPr>
-            <w:tcW w:w="0" w:type="auto"/>
-            <w:tcBorders>
-              <w:top w:val="single" w:sz="6" w:space="0" w:color="9AA5B1"/>
-              <w:left w:val="single" w:sz="6" w:space="0" w:color="9AA5B1"/>
-              <w:bottom w:val="single" w:sz="6" w:space="0" w:color="9AA5B1"/>
-              <w:right w:val="single" w:sz="6" w:space="0" w:color="9AA5B1"/>
-            </w:tcBorders>
-            <w:tcMar>
-              <w:top w:w="80" w:type="dxa"/>
-              <w:left w:w="80" w:type="dxa"/>
-              <w:bottom w:w="80" w:type="dxa"/>
-              <w:right w:w="80" w:type="dxa"/>
-            </w:tcMar>
-            <w:hideMark/>
-          </w:tcPr>
-          <w:p>
-            <w:pPr>
-              <w:rPr>
-                <w:rFonts w:ascii="Segoe UI" w:eastAsia="Times New Roman" w:hAnsi="Segoe UI" w:cs="Segoe UI"/>
-                <w:sz w:val="19"/>
-                <w:szCs w:val="19"/>
-              </w:rPr>
-            </w:pPr>
-            <w:r>
-              <w:rPr>
-                <w:rFonts w:ascii="Segoe UI" w:eastAsia="Times New Roman" w:hAnsi="Segoe UI" w:cs="Segoe UI"/>
-                <w:sz w:val="19"/>
-                <w:szCs w:val="19"/>
-              </w:rPr>
-              <w:t>Account created; the same values appear on My Page.</w:t>
+              <w:lastRenderedPageBreak/>
+              <w:t>TC-AUTH-04a</w:t>
+            </w:r>
+          </w:p>
+        </w:tc>
+        <w:tc>
+          <w:tcPr>
+            <w:tcW w:w="0" w:type="auto"/>
+            <w:tcBorders>
+              <w:top w:val="single" w:sz="6" w:space="0" w:color="9AA5B1"/>
+              <w:left w:val="single" w:sz="6" w:space="0" w:color="9AA5B1"/>
+              <w:bottom w:val="single" w:sz="6" w:space="0" w:color="9AA5B1"/>
+              <w:right w:val="single" w:sz="6" w:space="0" w:color="9AA5B1"/>
+            </w:tcBorders>
+            <w:tcMar>
+              <w:top w:w="80" w:type="dxa"/>
+              <w:left w:w="80" w:type="dxa"/>
+              <w:bottom w:w="80" w:type="dxa"/>
+              <w:right w:w="80" w:type="dxa"/>
+            </w:tcMar>
+            <w:hideMark/>
+          </w:tcPr>
+          <w:p>
+            <w:pPr>
+              <w:rPr>
+                <w:rFonts w:ascii="Segoe UI" w:eastAsia="Times New Roman" w:hAnsi="Segoe UI" w:cs="Segoe UI"/>
+                <w:sz w:val="19"/>
+                <w:szCs w:val="19"/>
+              </w:rPr>
+            </w:pPr>
+            <w:r>
+              <w:rPr>
+                <w:rFonts w:ascii="Segoe UI" w:eastAsia="Times New Roman" w:hAnsi="Segoe UI" w:cs="Segoe UI"/>
+                <w:sz w:val="19"/>
+                <w:szCs w:val="19"/>
+              </w:rPr>
+              <w:t>FR-AUTH-03</w:t>
+            </w:r>
+          </w:p>
+        </w:tc>
+        <w:tc>
+          <w:tcPr>
+            <w:tcW w:w="0" w:type="auto"/>
+            <w:tcBorders>
+              <w:top w:val="single" w:sz="6" w:space="0" w:color="9AA5B1"/>
+              <w:left w:val="single" w:sz="6" w:space="0" w:color="9AA5B1"/>
+              <w:bottom w:val="single" w:sz="6" w:space="0" w:color="9AA5B1"/>
+              <w:right w:val="single" w:sz="6" w:space="0" w:color="9AA5B1"/>
+            </w:tcBorders>
+            <w:tcMar>
+              <w:top w:w="80" w:type="dxa"/>
+              <w:left w:w="80" w:type="dxa"/>
+              <w:bottom w:w="80" w:type="dxa"/>
+              <w:right w:w="80" w:type="dxa"/>
+            </w:tcMar>
+            <w:hideMark/>
+          </w:tcPr>
+          <w:p>
+            <w:pPr>
+              <w:rPr>
+                <w:rFonts w:ascii="Segoe UI" w:eastAsia="Times New Roman" w:hAnsi="Segoe UI" w:cs="Segoe UI"/>
+                <w:sz w:val="19"/>
+                <w:szCs w:val="19"/>
+              </w:rPr>
+            </w:pPr>
+            <w:r>
+              <w:rPr>
+                <w:rFonts w:ascii="Segoe UI" w:eastAsia="Times New Roman" w:hAnsi="Segoe UI" w:cs="Segoe UI"/>
+                <w:sz w:val="19"/>
+                <w:szCs w:val="19"/>
+              </w:rPr>
+              <w:t>Sign in with the password of an account registered without a face.</w:t>
+            </w:r>
+          </w:p>
+        </w:tc>
+        <w:tc>
+          <w:tcPr>
+            <w:tcW w:w="0" w:type="auto"/>
+            <w:tcBorders>
+              <w:top w:val="single" w:sz="6" w:space="0" w:color="9AA5B1"/>
+              <w:left w:val="single" w:sz="6" w:space="0" w:color="9AA5B1"/>
+              <w:bottom w:val="single" w:sz="6" w:space="0" w:color="9AA5B1"/>
+              <w:right w:val="single" w:sz="6" w:space="0" w:color="9AA5B1"/>
+            </w:tcBorders>
+            <w:tcMar>
+              <w:top w:w="80" w:type="dxa"/>
+              <w:left w:w="80" w:type="dxa"/>
+              <w:bottom w:w="80" w:type="dxa"/>
+              <w:right w:w="80" w:type="dxa"/>
+            </w:tcMar>
+            <w:hideMark/>
+          </w:tcPr>
+          <w:p>
+            <w:pPr>
+              <w:rPr>
+                <w:rFonts w:ascii="Segoe UI" w:eastAsia="Times New Roman" w:hAnsi="Segoe UI" w:cs="Segoe UI"/>
+                <w:sz w:val="19"/>
+                <w:szCs w:val="19"/>
+              </w:rPr>
+            </w:pPr>
+            <w:r>
+              <w:rPr>
+                <w:rFonts w:ascii="Segoe UI" w:eastAsia="Times New Roman" w:hAnsi="Segoe UI" w:cs="Segoe UI"/>
+                <w:sz w:val="19"/>
+                <w:szCs w:val="19"/>
+              </w:rPr>
+              <w:t>Signs in normally once approved.</w:t>
             </w:r>
           </w:p>
         </w:tc>
@@ -1648,121 +1649,120 @@
                 <w:sz w:val="19"/>
                 <w:szCs w:val="19"/>
               </w:rPr>
-              <w:lastRenderedPageBreak/>
-              <w:t>TC-AUTH-06</w:t>
-            </w:r>
-          </w:p>
-        </w:tc>
-        <w:tc>
-          <w:tcPr>
-            <w:tcW w:w="0" w:type="auto"/>
-            <w:tcBorders>
-              <w:top w:val="single" w:sz="6" w:space="0" w:color="9AA5B1"/>
-              <w:left w:val="single" w:sz="6" w:space="0" w:color="9AA5B1"/>
-              <w:bottom w:val="single" w:sz="6" w:space="0" w:color="9AA5B1"/>
-              <w:right w:val="single" w:sz="6" w:space="0" w:color="9AA5B1"/>
-            </w:tcBorders>
-            <w:tcMar>
-              <w:top w:w="80" w:type="dxa"/>
-              <w:left w:w="80" w:type="dxa"/>
-              <w:bottom w:w="80" w:type="dxa"/>
-              <w:right w:w="80" w:type="dxa"/>
-            </w:tcMar>
-            <w:hideMark/>
-          </w:tcPr>
-          <w:p>
-            <w:pPr>
-              <w:rPr>
-                <w:rFonts w:ascii="Segoe UI" w:eastAsia="Times New Roman" w:hAnsi="Segoe UI" w:cs="Segoe UI"/>
-                <w:sz w:val="19"/>
-                <w:szCs w:val="19"/>
-              </w:rPr>
-            </w:pPr>
-            <w:r>
-              <w:rPr>
-                <w:rFonts w:ascii="Segoe UI" w:eastAsia="Times New Roman" w:hAnsi="Segoe UI" w:cs="Segoe UI"/>
-                <w:sz w:val="19"/>
-                <w:szCs w:val="19"/>
-              </w:rPr>
-              <w:t>FR-AUTH-04</w:t>
-            </w:r>
-          </w:p>
-        </w:tc>
-        <w:tc>
-          <w:tcPr>
-            <w:tcW w:w="0" w:type="auto"/>
-            <w:tcBorders>
-              <w:top w:val="single" w:sz="6" w:space="0" w:color="9AA5B1"/>
-              <w:left w:val="single" w:sz="6" w:space="0" w:color="9AA5B1"/>
-              <w:bottom w:val="single" w:sz="6" w:space="0" w:color="9AA5B1"/>
-              <w:right w:val="single" w:sz="6" w:space="0" w:color="9AA5B1"/>
-            </w:tcBorders>
-            <w:tcMar>
-              <w:top w:w="80" w:type="dxa"/>
-              <w:left w:w="80" w:type="dxa"/>
-              <w:bottom w:w="80" w:type="dxa"/>
-              <w:right w:w="80" w:type="dxa"/>
-            </w:tcMar>
-            <w:hideMark/>
-          </w:tcPr>
-          <w:p>
-            <w:pPr>
-              <w:rPr>
-                <w:rFonts w:ascii="Segoe UI" w:eastAsia="Times New Roman" w:hAnsi="Segoe UI" w:cs="Segoe UI"/>
-                <w:sz w:val="19"/>
-                <w:szCs w:val="19"/>
-              </w:rPr>
-            </w:pPr>
-            <w:r>
-              <w:rPr>
-                <w:rFonts w:ascii="Segoe UI" w:eastAsia="Times New Roman" w:hAnsi="Segoe UI" w:cs="Segoe UI"/>
-                <w:sz w:val="19"/>
-                <w:szCs w:val="19"/>
-              </w:rPr>
-              <w:t>Register leaving all five personal fields e</w:t>
-            </w:r>
-            <w:r>
-              <w:rPr>
-                <w:rFonts w:ascii="Segoe UI" w:eastAsia="Times New Roman" w:hAnsi="Segoe UI" w:cs="Segoe UI"/>
-                <w:sz w:val="19"/>
-                <w:szCs w:val="19"/>
-              </w:rPr>
-              <w:t>mpty.</w:t>
-            </w:r>
-          </w:p>
-        </w:tc>
-        <w:tc>
-          <w:tcPr>
-            <w:tcW w:w="0" w:type="auto"/>
-            <w:tcBorders>
-              <w:top w:val="single" w:sz="6" w:space="0" w:color="9AA5B1"/>
-              <w:left w:val="single" w:sz="6" w:space="0" w:color="9AA5B1"/>
-              <w:bottom w:val="single" w:sz="6" w:space="0" w:color="9AA5B1"/>
-              <w:right w:val="single" w:sz="6" w:space="0" w:color="9AA5B1"/>
-            </w:tcBorders>
-            <w:tcMar>
-              <w:top w:w="80" w:type="dxa"/>
-              <w:left w:w="80" w:type="dxa"/>
-              <w:bottom w:w="80" w:type="dxa"/>
-              <w:right w:w="80" w:type="dxa"/>
-            </w:tcMar>
-            <w:hideMark/>
-          </w:tcPr>
-          <w:p>
-            <w:pPr>
-              <w:rPr>
-                <w:rFonts w:ascii="Segoe UI" w:eastAsia="Times New Roman" w:hAnsi="Segoe UI" w:cs="Segoe UI"/>
-                <w:sz w:val="19"/>
-                <w:szCs w:val="19"/>
-              </w:rPr>
-            </w:pPr>
-            <w:r>
-              <w:rPr>
-                <w:rFonts w:ascii="Segoe UI" w:eastAsia="Times New Roman" w:hAnsi="Segoe UI" w:cs="Segoe UI"/>
-                <w:sz w:val="19"/>
-                <w:szCs w:val="19"/>
-              </w:rPr>
-              <w:t>Account created; My Page shows "—" for each.</w:t>
+              <w:t>TC-AUTH-04b</w:t>
+            </w:r>
+          </w:p>
+        </w:tc>
+        <w:tc>
+          <w:tcPr>
+            <w:tcW w:w="0" w:type="auto"/>
+            <w:tcBorders>
+              <w:top w:val="single" w:sz="6" w:space="0" w:color="9AA5B1"/>
+              <w:left w:val="single" w:sz="6" w:space="0" w:color="9AA5B1"/>
+              <w:bottom w:val="single" w:sz="6" w:space="0" w:color="9AA5B1"/>
+              <w:right w:val="single" w:sz="6" w:space="0" w:color="9AA5B1"/>
+            </w:tcBorders>
+            <w:tcMar>
+              <w:top w:w="80" w:type="dxa"/>
+              <w:left w:w="80" w:type="dxa"/>
+              <w:bottom w:w="80" w:type="dxa"/>
+              <w:right w:w="80" w:type="dxa"/>
+            </w:tcMar>
+            <w:hideMark/>
+          </w:tcPr>
+          <w:p>
+            <w:pPr>
+              <w:rPr>
+                <w:rFonts w:ascii="Segoe UI" w:eastAsia="Times New Roman" w:hAnsi="Segoe UI" w:cs="Segoe UI"/>
+                <w:sz w:val="19"/>
+                <w:szCs w:val="19"/>
+              </w:rPr>
+            </w:pPr>
+            <w:r>
+              <w:rPr>
+                <w:rFonts w:ascii="Segoe UI" w:eastAsia="Times New Roman" w:hAnsi="Segoe UI" w:cs="Segoe UI"/>
+                <w:sz w:val="19"/>
+                <w:szCs w:val="19"/>
+              </w:rPr>
+              <w:t>F</w:t>
+            </w:r>
+            <w:r>
+              <w:rPr>
+                <w:rFonts w:ascii="Segoe UI" w:eastAsia="Times New Roman" w:hAnsi="Segoe UI" w:cs="Segoe UI"/>
+                <w:sz w:val="19"/>
+                <w:szCs w:val="19"/>
+              </w:rPr>
+              <w:t>R-AUTH-03</w:t>
+            </w:r>
+          </w:p>
+        </w:tc>
+        <w:tc>
+          <w:tcPr>
+            <w:tcW w:w="0" w:type="auto"/>
+            <w:tcBorders>
+              <w:top w:val="single" w:sz="6" w:space="0" w:color="9AA5B1"/>
+              <w:left w:val="single" w:sz="6" w:space="0" w:color="9AA5B1"/>
+              <w:bottom w:val="single" w:sz="6" w:space="0" w:color="9AA5B1"/>
+              <w:right w:val="single" w:sz="6" w:space="0" w:color="9AA5B1"/>
+            </w:tcBorders>
+            <w:tcMar>
+              <w:top w:w="80" w:type="dxa"/>
+              <w:left w:w="80" w:type="dxa"/>
+              <w:bottom w:w="80" w:type="dxa"/>
+              <w:right w:w="80" w:type="dxa"/>
+            </w:tcMar>
+            <w:hideMark/>
+          </w:tcPr>
+          <w:p>
+            <w:pPr>
+              <w:rPr>
+                <w:rFonts w:ascii="Segoe UI" w:eastAsia="Times New Roman" w:hAnsi="Segoe UI" w:cs="Segoe UI"/>
+                <w:sz w:val="19"/>
+                <w:szCs w:val="19"/>
+              </w:rPr>
+            </w:pPr>
+            <w:r>
+              <w:rPr>
+                <w:rFonts w:ascii="Segoe UI" w:eastAsia="Times New Roman" w:hAnsi="Segoe UI" w:cs="Segoe UI"/>
+                <w:sz w:val="19"/>
+                <w:szCs w:val="19"/>
+              </w:rPr>
+              <w:t>Attempt face sign-in as an account that has no face on file.</w:t>
+            </w:r>
+          </w:p>
+        </w:tc>
+        <w:tc>
+          <w:tcPr>
+            <w:tcW w:w="0" w:type="auto"/>
+            <w:tcBorders>
+              <w:top w:val="single" w:sz="6" w:space="0" w:color="9AA5B1"/>
+              <w:left w:val="single" w:sz="6" w:space="0" w:color="9AA5B1"/>
+              <w:bottom w:val="single" w:sz="6" w:space="0" w:color="9AA5B1"/>
+              <w:right w:val="single" w:sz="6" w:space="0" w:color="9AA5B1"/>
+            </w:tcBorders>
+            <w:tcMar>
+              <w:top w:w="80" w:type="dxa"/>
+              <w:left w:w="80" w:type="dxa"/>
+              <w:bottom w:w="80" w:type="dxa"/>
+              <w:right w:w="80" w:type="dxa"/>
+            </w:tcMar>
+            <w:hideMark/>
+          </w:tcPr>
+          <w:p>
+            <w:pPr>
+              <w:rPr>
+                <w:rFonts w:ascii="Segoe UI" w:eastAsia="Times New Roman" w:hAnsi="Segoe UI" w:cs="Segoe UI"/>
+                <w:sz w:val="19"/>
+                <w:szCs w:val="19"/>
+              </w:rPr>
+            </w:pPr>
+            <w:r>
+              <w:rPr>
+                <w:rFonts w:ascii="Segoe UI" w:eastAsia="Times New Roman" w:hAnsi="Segoe UI" w:cs="Segoe UI"/>
+                <w:sz w:val="19"/>
+                <w:szCs w:val="19"/>
+              </w:rPr>
+              <w:t>Refused with the same single message any other failed face sign-in gives.</w:t>
             </w:r>
           </w:p>
         </w:tc>
@@ -1799,112 +1799,120 @@
                 <w:sz w:val="19"/>
                 <w:szCs w:val="19"/>
               </w:rPr>
-              <w:t>TC-AUTH-07</w:t>
-            </w:r>
-          </w:p>
-        </w:tc>
-        <w:tc>
-          <w:tcPr>
-            <w:tcW w:w="0" w:type="auto"/>
-            <w:tcBorders>
-              <w:top w:val="single" w:sz="6" w:space="0" w:color="9AA5B1"/>
-              <w:left w:val="single" w:sz="6" w:space="0" w:color="9AA5B1"/>
-              <w:bottom w:val="single" w:sz="6" w:space="0" w:color="9AA5B1"/>
-              <w:right w:val="single" w:sz="6" w:space="0" w:color="9AA5B1"/>
-            </w:tcBorders>
-            <w:tcMar>
-              <w:top w:w="80" w:type="dxa"/>
-              <w:left w:w="80" w:type="dxa"/>
-              <w:bottom w:w="80" w:type="dxa"/>
-              <w:right w:w="80" w:type="dxa"/>
-            </w:tcMar>
-            <w:hideMark/>
-          </w:tcPr>
-          <w:p>
-            <w:pPr>
-              <w:rPr>
-                <w:rFonts w:ascii="Segoe UI" w:eastAsia="Times New Roman" w:hAnsi="Segoe UI" w:cs="Segoe UI"/>
-                <w:sz w:val="19"/>
-                <w:szCs w:val="19"/>
-              </w:rPr>
-            </w:pPr>
-            <w:r>
-              <w:rPr>
-                <w:rFonts w:ascii="Segoe UI" w:eastAsia="Times New Roman" w:hAnsi="Segoe UI" w:cs="Segoe UI"/>
-                <w:sz w:val="19"/>
-                <w:szCs w:val="19"/>
-              </w:rPr>
-              <w:t>FR-AUTH-06</w:t>
-            </w:r>
-          </w:p>
-        </w:tc>
-        <w:tc>
-          <w:tcPr>
-            <w:tcW w:w="0" w:type="auto"/>
-            <w:tcBorders>
-              <w:top w:val="single" w:sz="6" w:space="0" w:color="9AA5B1"/>
-              <w:left w:val="single" w:sz="6" w:space="0" w:color="9AA5B1"/>
-              <w:bottom w:val="single" w:sz="6" w:space="0" w:color="9AA5B1"/>
-              <w:right w:val="single" w:sz="6" w:space="0" w:color="9AA5B1"/>
-            </w:tcBorders>
-            <w:tcMar>
-              <w:top w:w="80" w:type="dxa"/>
-              <w:left w:w="80" w:type="dxa"/>
-              <w:bottom w:w="80" w:type="dxa"/>
-              <w:right w:w="80" w:type="dxa"/>
-            </w:tcMar>
-            <w:hideMark/>
-          </w:tcPr>
-          <w:p>
-            <w:pPr>
-              <w:rPr>
-                <w:rFonts w:ascii="Segoe UI" w:eastAsia="Times New Roman" w:hAnsi="Segoe UI" w:cs="Segoe UI"/>
-                <w:sz w:val="19"/>
-                <w:szCs w:val="19"/>
-              </w:rPr>
-            </w:pPr>
-            <w:r>
-              <w:rPr>
-                <w:rFonts w:ascii="Segoe UI" w:eastAsia="Times New Roman" w:hAnsi="Segoe UI" w:cs="Segoe UI"/>
-                <w:sz w:val="19"/>
-                <w:szCs w:val="19"/>
-              </w:rPr>
-              <w:t>Set a birthday in the future through the API.</w:t>
-            </w:r>
-          </w:p>
-        </w:tc>
-        <w:tc>
-          <w:tcPr>
-            <w:tcW w:w="0" w:type="auto"/>
-            <w:tcBorders>
-              <w:top w:val="single" w:sz="6" w:space="0" w:color="9AA5B1"/>
-              <w:left w:val="single" w:sz="6" w:space="0" w:color="9AA5B1"/>
-              <w:bottom w:val="single" w:sz="6" w:space="0" w:color="9AA5B1"/>
-              <w:right w:val="single" w:sz="6" w:space="0" w:color="9AA5B1"/>
-            </w:tcBorders>
-            <w:tcMar>
-              <w:top w:w="80" w:type="dxa"/>
-              <w:left w:w="80" w:type="dxa"/>
-              <w:bottom w:w="80" w:type="dxa"/>
-              <w:right w:w="80" w:type="dxa"/>
-            </w:tcMar>
-            <w:hideMark/>
-          </w:tcPr>
-          <w:p>
-            <w:pPr>
-              <w:rPr>
-                <w:rFonts w:ascii="Segoe UI" w:eastAsia="Times New Roman" w:hAnsi="Segoe UI" w:cs="Segoe UI"/>
-                <w:sz w:val="19"/>
-                <w:szCs w:val="19"/>
-              </w:rPr>
-            </w:pPr>
-            <w:r>
-              <w:rPr>
-                <w:rFonts w:ascii="Segoe UI" w:eastAsia="Times New Roman" w:hAnsi="Segoe UI" w:cs="Segoe UI"/>
-                <w:sz w:val="19"/>
-                <w:szCs w:val="19"/>
-              </w:rPr>
-              <w:t>400 "Birthday cannot be in the future."</w:t>
+              <w:t>TC-AUTH-04c</w:t>
+            </w:r>
+          </w:p>
+        </w:tc>
+        <w:tc>
+          <w:tcPr>
+            <w:tcW w:w="0" w:type="auto"/>
+            <w:tcBorders>
+              <w:top w:val="single" w:sz="6" w:space="0" w:color="9AA5B1"/>
+              <w:left w:val="single" w:sz="6" w:space="0" w:color="9AA5B1"/>
+              <w:bottom w:val="single" w:sz="6" w:space="0" w:color="9AA5B1"/>
+              <w:right w:val="single" w:sz="6" w:space="0" w:color="9AA5B1"/>
+            </w:tcBorders>
+            <w:tcMar>
+              <w:top w:w="80" w:type="dxa"/>
+              <w:left w:w="80" w:type="dxa"/>
+              <w:bottom w:w="80" w:type="dxa"/>
+              <w:right w:w="80" w:type="dxa"/>
+            </w:tcMar>
+            <w:hideMark/>
+          </w:tcPr>
+          <w:p>
+            <w:pPr>
+              <w:rPr>
+                <w:rFonts w:ascii="Segoe UI" w:eastAsia="Times New Roman" w:hAnsi="Segoe UI" w:cs="Segoe UI"/>
+                <w:sz w:val="19"/>
+                <w:szCs w:val="19"/>
+              </w:rPr>
+            </w:pPr>
+            <w:r>
+              <w:rPr>
+                <w:rFonts w:ascii="Segoe UI" w:eastAsia="Times New Roman" w:hAnsi="Segoe UI" w:cs="Segoe UI"/>
+                <w:sz w:val="19"/>
+                <w:szCs w:val="19"/>
+              </w:rPr>
+              <w:t>FR-AUTH-03</w:t>
+            </w:r>
+          </w:p>
+        </w:tc>
+        <w:tc>
+          <w:tcPr>
+            <w:tcW w:w="0" w:type="auto"/>
+            <w:tcBorders>
+              <w:top w:val="single" w:sz="6" w:space="0" w:color="9AA5B1"/>
+              <w:left w:val="single" w:sz="6" w:space="0" w:color="9AA5B1"/>
+              <w:bottom w:val="single" w:sz="6" w:space="0" w:color="9AA5B1"/>
+              <w:right w:val="single" w:sz="6" w:space="0" w:color="9AA5B1"/>
+            </w:tcBorders>
+            <w:tcMar>
+              <w:top w:w="80" w:type="dxa"/>
+              <w:left w:w="80" w:type="dxa"/>
+              <w:bottom w:w="80" w:type="dxa"/>
+              <w:right w:w="80" w:type="dxa"/>
+            </w:tcMar>
+            <w:hideMark/>
+          </w:tcPr>
+          <w:p>
+            <w:pPr>
+              <w:rPr>
+                <w:rFonts w:ascii="Segoe UI" w:eastAsia="Times New Roman" w:hAnsi="Segoe UI" w:cs="Segoe UI"/>
+                <w:sz w:val="19"/>
+                <w:szCs w:val="19"/>
+              </w:rPr>
+            </w:pPr>
+            <w:r>
+              <w:rPr>
+                <w:rFonts w:ascii="Segoe UI" w:eastAsia="Times New Roman" w:hAnsi="Segoe UI" w:cs="Segoe UI"/>
+                <w:sz w:val="19"/>
+                <w:szCs w:val="19"/>
+              </w:rPr>
+              <w:t>Register offering a photo with no detectable face in it.</w:t>
+            </w:r>
+          </w:p>
+        </w:tc>
+        <w:tc>
+          <w:tcPr>
+            <w:tcW w:w="0" w:type="auto"/>
+            <w:tcBorders>
+              <w:top w:val="single" w:sz="6" w:space="0" w:color="9AA5B1"/>
+              <w:left w:val="single" w:sz="6" w:space="0" w:color="9AA5B1"/>
+              <w:bottom w:val="single" w:sz="6" w:space="0" w:color="9AA5B1"/>
+              <w:right w:val="single" w:sz="6" w:space="0" w:color="9AA5B1"/>
+            </w:tcBorders>
+            <w:tcMar>
+              <w:top w:w="80" w:type="dxa"/>
+              <w:left w:w="80" w:type="dxa"/>
+              <w:bottom w:w="80" w:type="dxa"/>
+              <w:right w:w="80" w:type="dxa"/>
+            </w:tcMar>
+            <w:hideMark/>
+          </w:tcPr>
+          <w:p>
+            <w:pPr>
+              <w:rPr>
+                <w:rFonts w:ascii="Segoe UI" w:eastAsia="Times New Roman" w:hAnsi="Segoe UI" w:cs="Segoe UI"/>
+                <w:sz w:val="19"/>
+                <w:szCs w:val="19"/>
+              </w:rPr>
+            </w:pPr>
+            <w:r>
+              <w:rPr>
+                <w:rFonts w:ascii="Segoe UI" w:eastAsia="Times New Roman" w:hAnsi="Segoe UI" w:cs="Segoe UI"/>
+                <w:sz w:val="19"/>
+                <w:szCs w:val="19"/>
+              </w:rPr>
+              <w:t xml:space="preserve">Rejected with a message about </w:t>
+            </w:r>
+            <w:r>
+              <w:rPr>
+                <w:rFonts w:ascii="Segoe UI" w:eastAsia="Times New Roman" w:hAnsi="Segoe UI" w:cs="Segoe UI"/>
+                <w:sz w:val="19"/>
+                <w:szCs w:val="19"/>
+              </w:rPr>
+              <w:t>the photo; the account is not created.</w:t>
             </w:r>
           </w:p>
         </w:tc>
@@ -1941,6 +1949,432 @@
                 <w:sz w:val="19"/>
                 <w:szCs w:val="19"/>
               </w:rPr>
+              <w:t>TC-AUTH-05</w:t>
+            </w:r>
+          </w:p>
+        </w:tc>
+        <w:tc>
+          <w:tcPr>
+            <w:tcW w:w="0" w:type="auto"/>
+            <w:tcBorders>
+              <w:top w:val="single" w:sz="6" w:space="0" w:color="9AA5B1"/>
+              <w:left w:val="single" w:sz="6" w:space="0" w:color="9AA5B1"/>
+              <w:bottom w:val="single" w:sz="6" w:space="0" w:color="9AA5B1"/>
+              <w:right w:val="single" w:sz="6" w:space="0" w:color="9AA5B1"/>
+            </w:tcBorders>
+            <w:tcMar>
+              <w:top w:w="80" w:type="dxa"/>
+              <w:left w:w="80" w:type="dxa"/>
+              <w:bottom w:w="80" w:type="dxa"/>
+              <w:right w:w="80" w:type="dxa"/>
+            </w:tcMar>
+            <w:hideMark/>
+          </w:tcPr>
+          <w:p>
+            <w:pPr>
+              <w:rPr>
+                <w:rFonts w:ascii="Segoe UI" w:eastAsia="Times New Roman" w:hAnsi="Segoe UI" w:cs="Segoe UI"/>
+                <w:sz w:val="19"/>
+                <w:szCs w:val="19"/>
+              </w:rPr>
+            </w:pPr>
+            <w:r>
+              <w:rPr>
+                <w:rFonts w:ascii="Segoe UI" w:eastAsia="Times New Roman" w:hAnsi="Segoe UI" w:cs="Segoe UI"/>
+                <w:sz w:val="19"/>
+                <w:szCs w:val="19"/>
+              </w:rPr>
+              <w:t>FR-AUTH-04</w:t>
+            </w:r>
+          </w:p>
+        </w:tc>
+        <w:tc>
+          <w:tcPr>
+            <w:tcW w:w="0" w:type="auto"/>
+            <w:tcBorders>
+              <w:top w:val="single" w:sz="6" w:space="0" w:color="9AA5B1"/>
+              <w:left w:val="single" w:sz="6" w:space="0" w:color="9AA5B1"/>
+              <w:bottom w:val="single" w:sz="6" w:space="0" w:color="9AA5B1"/>
+              <w:right w:val="single" w:sz="6" w:space="0" w:color="9AA5B1"/>
+            </w:tcBorders>
+            <w:tcMar>
+              <w:top w:w="80" w:type="dxa"/>
+              <w:left w:w="80" w:type="dxa"/>
+              <w:bottom w:w="80" w:type="dxa"/>
+              <w:right w:w="80" w:type="dxa"/>
+            </w:tcMar>
+            <w:hideMark/>
+          </w:tcPr>
+          <w:p>
+            <w:pPr>
+              <w:rPr>
+                <w:rFonts w:ascii="Segoe UI" w:eastAsia="Times New Roman" w:hAnsi="Segoe UI" w:cs="Segoe UI"/>
+                <w:sz w:val="19"/>
+                <w:szCs w:val="19"/>
+              </w:rPr>
+            </w:pPr>
+            <w:r>
+              <w:rPr>
+                <w:rFonts w:ascii="Segoe UI" w:eastAsia="Times New Roman" w:hAnsi="Segoe UI" w:cs="Segoe UI"/>
+                <w:sz w:val="19"/>
+                <w:szCs w:val="19"/>
+              </w:rPr>
+              <w:t>Register filling gender, birthday, phone, address and job.</w:t>
+            </w:r>
+          </w:p>
+        </w:tc>
+        <w:tc>
+          <w:tcPr>
+            <w:tcW w:w="0" w:type="auto"/>
+            <w:tcBorders>
+              <w:top w:val="single" w:sz="6" w:space="0" w:color="9AA5B1"/>
+              <w:left w:val="single" w:sz="6" w:space="0" w:color="9AA5B1"/>
+              <w:bottom w:val="single" w:sz="6" w:space="0" w:color="9AA5B1"/>
+              <w:right w:val="single" w:sz="6" w:space="0" w:color="9AA5B1"/>
+            </w:tcBorders>
+            <w:tcMar>
+              <w:top w:w="80" w:type="dxa"/>
+              <w:left w:w="80" w:type="dxa"/>
+              <w:bottom w:w="80" w:type="dxa"/>
+              <w:right w:w="80" w:type="dxa"/>
+            </w:tcMar>
+            <w:hideMark/>
+          </w:tcPr>
+          <w:p>
+            <w:pPr>
+              <w:rPr>
+                <w:rFonts w:ascii="Segoe UI" w:eastAsia="Times New Roman" w:hAnsi="Segoe UI" w:cs="Segoe UI"/>
+                <w:sz w:val="19"/>
+                <w:szCs w:val="19"/>
+              </w:rPr>
+            </w:pPr>
+            <w:r>
+              <w:rPr>
+                <w:rFonts w:ascii="Segoe UI" w:eastAsia="Times New Roman" w:hAnsi="Segoe UI" w:cs="Segoe UI"/>
+                <w:sz w:val="19"/>
+                <w:szCs w:val="19"/>
+              </w:rPr>
+              <w:t>Account created; the same values appear on My Page.</w:t>
+            </w:r>
+          </w:p>
+        </w:tc>
+      </w:tr>
+      <w:tr>
+        <w:tc>
+          <w:tcPr>
+            <w:tcW w:w="0" w:type="auto"/>
+            <w:tcBorders>
+              <w:top w:val="single" w:sz="6" w:space="0" w:color="9AA5B1"/>
+              <w:left w:val="single" w:sz="6" w:space="0" w:color="9AA5B1"/>
+              <w:bottom w:val="single" w:sz="6" w:space="0" w:color="9AA5B1"/>
+              <w:right w:val="single" w:sz="6" w:space="0" w:color="9AA5B1"/>
+            </w:tcBorders>
+            <w:tcMar>
+              <w:top w:w="80" w:type="dxa"/>
+              <w:left w:w="80" w:type="dxa"/>
+              <w:bottom w:w="80" w:type="dxa"/>
+              <w:right w:w="80" w:type="dxa"/>
+            </w:tcMar>
+            <w:hideMark/>
+          </w:tcPr>
+          <w:p>
+            <w:pPr>
+              <w:rPr>
+                <w:rFonts w:ascii="Segoe UI" w:eastAsia="Times New Roman" w:hAnsi="Segoe UI" w:cs="Segoe UI"/>
+                <w:sz w:val="19"/>
+                <w:szCs w:val="19"/>
+              </w:rPr>
+            </w:pPr>
+            <w:r>
+              <w:rPr>
+                <w:rFonts w:ascii="Segoe UI" w:eastAsia="Times New Roman" w:hAnsi="Segoe UI" w:cs="Segoe UI"/>
+                <w:sz w:val="19"/>
+                <w:szCs w:val="19"/>
+              </w:rPr>
+              <w:t>TC-AUTH-06</w:t>
+            </w:r>
+          </w:p>
+        </w:tc>
+        <w:tc>
+          <w:tcPr>
+            <w:tcW w:w="0" w:type="auto"/>
+            <w:tcBorders>
+              <w:top w:val="single" w:sz="6" w:space="0" w:color="9AA5B1"/>
+              <w:left w:val="single" w:sz="6" w:space="0" w:color="9AA5B1"/>
+              <w:bottom w:val="single" w:sz="6" w:space="0" w:color="9AA5B1"/>
+              <w:right w:val="single" w:sz="6" w:space="0" w:color="9AA5B1"/>
+            </w:tcBorders>
+            <w:tcMar>
+              <w:top w:w="80" w:type="dxa"/>
+              <w:left w:w="80" w:type="dxa"/>
+              <w:bottom w:w="80" w:type="dxa"/>
+              <w:right w:w="80" w:type="dxa"/>
+            </w:tcMar>
+            <w:hideMark/>
+          </w:tcPr>
+          <w:p>
+            <w:pPr>
+              <w:rPr>
+                <w:rFonts w:ascii="Segoe UI" w:eastAsia="Times New Roman" w:hAnsi="Segoe UI" w:cs="Segoe UI"/>
+                <w:sz w:val="19"/>
+                <w:szCs w:val="19"/>
+              </w:rPr>
+            </w:pPr>
+            <w:r>
+              <w:rPr>
+                <w:rFonts w:ascii="Segoe UI" w:eastAsia="Times New Roman" w:hAnsi="Segoe UI" w:cs="Segoe UI"/>
+                <w:sz w:val="19"/>
+                <w:szCs w:val="19"/>
+              </w:rPr>
+              <w:t>FR-AUTH-04</w:t>
+            </w:r>
+          </w:p>
+        </w:tc>
+        <w:tc>
+          <w:tcPr>
+            <w:tcW w:w="0" w:type="auto"/>
+            <w:tcBorders>
+              <w:top w:val="single" w:sz="6" w:space="0" w:color="9AA5B1"/>
+              <w:left w:val="single" w:sz="6" w:space="0" w:color="9AA5B1"/>
+              <w:bottom w:val="single" w:sz="6" w:space="0" w:color="9AA5B1"/>
+              <w:right w:val="single" w:sz="6" w:space="0" w:color="9AA5B1"/>
+            </w:tcBorders>
+            <w:tcMar>
+              <w:top w:w="80" w:type="dxa"/>
+              <w:left w:w="80" w:type="dxa"/>
+              <w:bottom w:w="80" w:type="dxa"/>
+              <w:right w:w="80" w:type="dxa"/>
+            </w:tcMar>
+            <w:hideMark/>
+          </w:tcPr>
+          <w:p>
+            <w:pPr>
+              <w:rPr>
+                <w:rFonts w:ascii="Segoe UI" w:eastAsia="Times New Roman" w:hAnsi="Segoe UI" w:cs="Segoe UI"/>
+                <w:sz w:val="19"/>
+                <w:szCs w:val="19"/>
+              </w:rPr>
+            </w:pPr>
+            <w:r>
+              <w:rPr>
+                <w:rFonts w:ascii="Segoe UI" w:eastAsia="Times New Roman" w:hAnsi="Segoe UI" w:cs="Segoe UI"/>
+                <w:sz w:val="19"/>
+                <w:szCs w:val="19"/>
+              </w:rPr>
+              <w:t>Register leaving all five personal fields empty.</w:t>
+            </w:r>
+          </w:p>
+        </w:tc>
+        <w:tc>
+          <w:tcPr>
+            <w:tcW w:w="0" w:type="auto"/>
+            <w:tcBorders>
+              <w:top w:val="single" w:sz="6" w:space="0" w:color="9AA5B1"/>
+              <w:left w:val="single" w:sz="6" w:space="0" w:color="9AA5B1"/>
+              <w:bottom w:val="single" w:sz="6" w:space="0" w:color="9AA5B1"/>
+              <w:right w:val="single" w:sz="6" w:space="0" w:color="9AA5B1"/>
+            </w:tcBorders>
+            <w:tcMar>
+              <w:top w:w="80" w:type="dxa"/>
+              <w:left w:w="80" w:type="dxa"/>
+              <w:bottom w:w="80" w:type="dxa"/>
+              <w:right w:w="80" w:type="dxa"/>
+            </w:tcMar>
+            <w:hideMark/>
+          </w:tcPr>
+          <w:p>
+            <w:pPr>
+              <w:rPr>
+                <w:rFonts w:ascii="Segoe UI" w:eastAsia="Times New Roman" w:hAnsi="Segoe UI" w:cs="Segoe UI"/>
+                <w:sz w:val="19"/>
+                <w:szCs w:val="19"/>
+              </w:rPr>
+            </w:pPr>
+            <w:r>
+              <w:rPr>
+                <w:rFonts w:ascii="Segoe UI" w:eastAsia="Times New Roman" w:hAnsi="Segoe UI" w:cs="Segoe UI"/>
+                <w:sz w:val="19"/>
+                <w:szCs w:val="19"/>
+              </w:rPr>
+              <w:t>Account created; My Page shows "—" for each.</w:t>
+            </w:r>
+          </w:p>
+        </w:tc>
+      </w:tr>
+      <w:tr>
+        <w:tc>
+          <w:tcPr>
+            <w:tcW w:w="0" w:type="auto"/>
+            <w:tcBorders>
+              <w:top w:val="single" w:sz="6" w:space="0" w:color="9AA5B1"/>
+              <w:left w:val="single" w:sz="6" w:space="0" w:color="9AA5B1"/>
+              <w:bottom w:val="single" w:sz="6" w:space="0" w:color="9AA5B1"/>
+              <w:right w:val="single" w:sz="6" w:space="0" w:color="9AA5B1"/>
+            </w:tcBorders>
+            <w:tcMar>
+              <w:top w:w="80" w:type="dxa"/>
+              <w:left w:w="80" w:type="dxa"/>
+              <w:bottom w:w="80" w:type="dxa"/>
+              <w:right w:w="80" w:type="dxa"/>
+            </w:tcMar>
+            <w:hideMark/>
+          </w:tcPr>
+          <w:p>
+            <w:pPr>
+              <w:rPr>
+                <w:rFonts w:ascii="Segoe UI" w:eastAsia="Times New Roman" w:hAnsi="Segoe UI" w:cs="Segoe UI"/>
+                <w:sz w:val="19"/>
+                <w:szCs w:val="19"/>
+              </w:rPr>
+            </w:pPr>
+            <w:r>
+              <w:rPr>
+                <w:rFonts w:ascii="Segoe UI" w:eastAsia="Times New Roman" w:hAnsi="Segoe UI" w:cs="Segoe UI"/>
+                <w:sz w:val="19"/>
+                <w:szCs w:val="19"/>
+              </w:rPr>
+              <w:t>TC-AUTH-07</w:t>
+            </w:r>
+          </w:p>
+        </w:tc>
+        <w:tc>
+          <w:tcPr>
+            <w:tcW w:w="0" w:type="auto"/>
+            <w:tcBorders>
+              <w:top w:val="single" w:sz="6" w:space="0" w:color="9AA5B1"/>
+              <w:left w:val="single" w:sz="6" w:space="0" w:color="9AA5B1"/>
+              <w:bottom w:val="single" w:sz="6" w:space="0" w:color="9AA5B1"/>
+              <w:right w:val="single" w:sz="6" w:space="0" w:color="9AA5B1"/>
+            </w:tcBorders>
+            <w:tcMar>
+              <w:top w:w="80" w:type="dxa"/>
+              <w:left w:w="80" w:type="dxa"/>
+              <w:bottom w:w="80" w:type="dxa"/>
+              <w:right w:w="80" w:type="dxa"/>
+            </w:tcMar>
+            <w:hideMark/>
+          </w:tcPr>
+          <w:p>
+            <w:pPr>
+              <w:rPr>
+                <w:rFonts w:ascii="Segoe UI" w:eastAsia="Times New Roman" w:hAnsi="Segoe UI" w:cs="Segoe UI"/>
+                <w:sz w:val="19"/>
+                <w:szCs w:val="19"/>
+              </w:rPr>
+            </w:pPr>
+            <w:r>
+              <w:rPr>
+                <w:rFonts w:ascii="Segoe UI" w:eastAsia="Times New Roman" w:hAnsi="Segoe UI" w:cs="Segoe UI"/>
+                <w:sz w:val="19"/>
+                <w:szCs w:val="19"/>
+              </w:rPr>
+              <w:t>FR-AUTH-06</w:t>
+            </w:r>
+          </w:p>
+        </w:tc>
+        <w:tc>
+          <w:tcPr>
+            <w:tcW w:w="0" w:type="auto"/>
+            <w:tcBorders>
+              <w:top w:val="single" w:sz="6" w:space="0" w:color="9AA5B1"/>
+              <w:left w:val="single" w:sz="6" w:space="0" w:color="9AA5B1"/>
+              <w:bottom w:val="single" w:sz="6" w:space="0" w:color="9AA5B1"/>
+              <w:right w:val="single" w:sz="6" w:space="0" w:color="9AA5B1"/>
+            </w:tcBorders>
+            <w:tcMar>
+              <w:top w:w="80" w:type="dxa"/>
+              <w:left w:w="80" w:type="dxa"/>
+              <w:bottom w:w="80" w:type="dxa"/>
+              <w:right w:w="80" w:type="dxa"/>
+            </w:tcMar>
+            <w:hideMark/>
+          </w:tcPr>
+          <w:p>
+            <w:pPr>
+              <w:rPr>
+                <w:rFonts w:ascii="Segoe UI" w:eastAsia="Times New Roman" w:hAnsi="Segoe UI" w:cs="Segoe UI"/>
+                <w:sz w:val="19"/>
+                <w:szCs w:val="19"/>
+              </w:rPr>
+            </w:pPr>
+            <w:r>
+              <w:rPr>
+                <w:rFonts w:ascii="Segoe UI" w:eastAsia="Times New Roman" w:hAnsi="Segoe UI" w:cs="Segoe UI"/>
+                <w:sz w:val="19"/>
+                <w:szCs w:val="19"/>
+              </w:rPr>
+              <w:t>Set a birthday in the future through the API.</w:t>
+            </w:r>
+          </w:p>
+        </w:tc>
+        <w:tc>
+          <w:tcPr>
+            <w:tcW w:w="0" w:type="auto"/>
+            <w:tcBorders>
+              <w:top w:val="single" w:sz="6" w:space="0" w:color="9AA5B1"/>
+              <w:left w:val="single" w:sz="6" w:space="0" w:color="9AA5B1"/>
+              <w:bottom w:val="single" w:sz="6" w:space="0" w:color="9AA5B1"/>
+              <w:right w:val="single" w:sz="6" w:space="0" w:color="9AA5B1"/>
+            </w:tcBorders>
+            <w:tcMar>
+              <w:top w:w="80" w:type="dxa"/>
+              <w:left w:w="80" w:type="dxa"/>
+              <w:bottom w:w="80" w:type="dxa"/>
+              <w:right w:w="80" w:type="dxa"/>
+            </w:tcMar>
+            <w:hideMark/>
+          </w:tcPr>
+          <w:p>
+            <w:pPr>
+              <w:rPr>
+                <w:rFonts w:ascii="Segoe UI" w:eastAsia="Times New Roman" w:hAnsi="Segoe UI" w:cs="Segoe UI"/>
+                <w:sz w:val="19"/>
+                <w:szCs w:val="19"/>
+              </w:rPr>
+            </w:pPr>
+            <w:r>
+              <w:rPr>
+                <w:rFonts w:ascii="Segoe UI" w:eastAsia="Times New Roman" w:hAnsi="Segoe UI" w:cs="Segoe UI"/>
+                <w:sz w:val="19"/>
+                <w:szCs w:val="19"/>
+              </w:rPr>
+              <w:t>400 "Birthday cannot be in the future."</w:t>
+            </w:r>
+          </w:p>
+        </w:tc>
+      </w:tr>
+      <w:tr>
+        <w:tc>
+          <w:tcPr>
+            <w:tcW w:w="0" w:type="auto"/>
+            <w:tcBorders>
+              <w:top w:val="single" w:sz="6" w:space="0" w:color="9AA5B1"/>
+              <w:left w:val="single" w:sz="6" w:space="0" w:color="9AA5B1"/>
+              <w:bottom w:val="single" w:sz="6" w:space="0" w:color="9AA5B1"/>
+              <w:right w:val="single" w:sz="6" w:space="0" w:color="9AA5B1"/>
+            </w:tcBorders>
+            <w:tcMar>
+              <w:top w:w="80" w:type="dxa"/>
+              <w:left w:w="80" w:type="dxa"/>
+              <w:bottom w:w="80" w:type="dxa"/>
+              <w:right w:w="80" w:type="dxa"/>
+            </w:tcMar>
+            <w:hideMark/>
+          </w:tcPr>
+          <w:p>
+            <w:pPr>
+              <w:rPr>
+                <w:rFonts w:ascii="Segoe UI" w:eastAsia="Times New Roman" w:hAnsi="Segoe UI" w:cs="Segoe UI"/>
+                <w:sz w:val="19"/>
+                <w:szCs w:val="19"/>
+              </w:rPr>
+            </w:pPr>
+            <w:r>
+              <w:rPr>
+                <w:rFonts w:ascii="Segoe UI" w:eastAsia="Times New Roman" w:hAnsi="Segoe UI" w:cs="Segoe UI"/>
+                <w:sz w:val="19"/>
+                <w:szCs w:val="19"/>
+              </w:rPr>
               <w:t>TC-AUTH-08</w:t>
             </w:r>
           </w:p>
@@ -2061,7 +2495,15 @@
                 <w:sz w:val="19"/>
                 <w:szCs w:val="19"/>
               </w:rPr>
-              <w:t>400 "That birthday is not a real date."</w:t>
+              <w:t>400 "That birthday is not a real date</w:t>
+            </w:r>
+            <w:r>
+              <w:rPr>
+                <w:rFonts w:ascii="Segoe UI" w:eastAsia="Times New Roman" w:hAnsi="Segoe UI" w:cs="Segoe UI"/>
+                <w:sz w:val="19"/>
+                <w:szCs w:val="19"/>
+              </w:rPr>
+              <w:t>."</w:t>
             </w:r>
           </w:p>
         </w:tc>
@@ -2310,7 +2752,15 @@
                 <w:sz w:val="19"/>
                 <w:szCs w:val="19"/>
               </w:rPr>
-              <w:t>Register and inspect the new account.</w:t>
+              <w:t>Register and inspect the n</w:t>
+            </w:r>
+            <w:r>
+              <w:rPr>
+                <w:rFonts w:ascii="Segoe UI" w:eastAsia="Times New Roman" w:hAnsi="Segoe UI" w:cs="Segoe UI"/>
+                <w:sz w:val="19"/>
+                <w:szCs w:val="19"/>
+              </w:rPr>
+              <w:t>ew account.</w:t>
             </w:r>
           </w:p>
         </w:tc>
@@ -2527,7 +2977,130 @@
                 <w:sz w:val="19"/>
                 <w:szCs w:val="19"/>
               </w:rPr>
-              <w:t>Regression gua</w:t>
+              <w:t>Regression guard:</w:t>
+            </w:r>
+            <w:r>
+              <w:rPr>
+                <w:rFonts w:ascii="Segoe UI" w:eastAsia="Times New Roman" w:hAnsi="Segoe UI" w:cs="Segoe UI"/>
+                <w:sz w:val="19"/>
+                <w:szCs w:val="19"/>
+              </w:rPr>
+              <w:t xml:space="preserve"> </w:t>
+            </w:r>
+            <w:r>
+              <w:rPr>
+                <w:rFonts w:ascii="Segoe UI" w:eastAsia="Times New Roman" w:hAnsi="Segoe UI" w:cs="Segoe UI"/>
+                <w:sz w:val="19"/>
+                <w:szCs w:val="19"/>
+              </w:rPr>
+              <w:t>the previous build demanded a face as well, which made method 1 impossible for anyone enrolled.</w:t>
+            </w:r>
+          </w:p>
+        </w:tc>
+      </w:tr>
+      <w:tr>
+        <w:tc>
+          <w:tcPr>
+            <w:tcW w:w="0" w:type="auto"/>
+            <w:tcBorders>
+              <w:top w:val="single" w:sz="6" w:space="0" w:color="9AA5B1"/>
+              <w:left w:val="single" w:sz="6" w:space="0" w:color="9AA5B1"/>
+              <w:bottom w:val="single" w:sz="6" w:space="0" w:color="9AA5B1"/>
+              <w:right w:val="single" w:sz="6" w:space="0" w:color="9AA5B1"/>
+            </w:tcBorders>
+            <w:tcMar>
+              <w:top w:w="80" w:type="dxa"/>
+              <w:left w:w="80" w:type="dxa"/>
+              <w:bottom w:w="80" w:type="dxa"/>
+              <w:right w:w="80" w:type="dxa"/>
+            </w:tcMar>
+            <w:hideMark/>
+          </w:tcPr>
+          <w:p>
+            <w:pPr>
+              <w:rPr>
+                <w:rFonts w:ascii="Segoe UI" w:eastAsia="Times New Roman" w:hAnsi="Segoe UI" w:cs="Segoe UI"/>
+                <w:sz w:val="19"/>
+                <w:szCs w:val="19"/>
+              </w:rPr>
+            </w:pPr>
+            <w:r>
+              <w:rPr>
+                <w:rFonts w:ascii="Segoe UI" w:eastAsia="Times New Roman" w:hAnsi="Segoe UI" w:cs="Segoe UI"/>
+                <w:sz w:val="19"/>
+                <w:szCs w:val="19"/>
+              </w:rPr>
+              <w:t>TC-AUTH-12</w:t>
+            </w:r>
+          </w:p>
+        </w:tc>
+        <w:tc>
+          <w:tcPr>
+            <w:tcW w:w="0" w:type="auto"/>
+            <w:tcBorders>
+              <w:top w:val="single" w:sz="6" w:space="0" w:color="9AA5B1"/>
+              <w:left w:val="single" w:sz="6" w:space="0" w:color="9AA5B1"/>
+              <w:bottom w:val="single" w:sz="6" w:space="0" w:color="9AA5B1"/>
+              <w:right w:val="single" w:sz="6" w:space="0" w:color="9AA5B1"/>
+            </w:tcBorders>
+            <w:tcMar>
+              <w:top w:w="80" w:type="dxa"/>
+              <w:left w:w="80" w:type="dxa"/>
+              <w:bottom w:w="80" w:type="dxa"/>
+              <w:right w:w="80" w:type="dxa"/>
+            </w:tcMar>
+            <w:hideMark/>
+          </w:tcPr>
+          <w:p>
+            <w:pPr>
+              <w:rPr>
+                <w:rFonts w:ascii="Segoe UI" w:eastAsia="Times New Roman" w:hAnsi="Segoe UI" w:cs="Segoe UI"/>
+                <w:sz w:val="19"/>
+                <w:szCs w:val="19"/>
+              </w:rPr>
+            </w:pPr>
+            <w:r>
+              <w:rPr>
+                <w:rFonts w:ascii="Segoe UI" w:eastAsia="Times New Roman" w:hAnsi="Segoe UI" w:cs="Segoe UI"/>
+                <w:sz w:val="19"/>
+                <w:szCs w:val="19"/>
+              </w:rPr>
+              <w:t>FR-AUTH-05, FR-AUTH-05a</w:t>
+            </w:r>
+          </w:p>
+        </w:tc>
+        <w:tc>
+          <w:tcPr>
+            <w:tcW w:w="0" w:type="auto"/>
+            <w:tcBorders>
+              <w:top w:val="single" w:sz="6" w:space="0" w:color="9AA5B1"/>
+              <w:left w:val="single" w:sz="6" w:space="0" w:color="9AA5B1"/>
+              <w:bottom w:val="single" w:sz="6" w:space="0" w:color="9AA5B1"/>
+              <w:right w:val="single" w:sz="6" w:space="0" w:color="9AA5B1"/>
+            </w:tcBorders>
+            <w:tcMar>
+              <w:top w:w="80" w:type="dxa"/>
+              <w:left w:w="80" w:type="dxa"/>
+              <w:bottom w:w="80" w:type="dxa"/>
+              <w:right w:w="80" w:type="dxa"/>
+            </w:tcMar>
+            <w:hideMark/>
+          </w:tcPr>
+          <w:p>
+            <w:pPr>
+              <w:rPr>
+                <w:rFonts w:ascii="Segoe UI" w:eastAsia="Times New Roman" w:hAnsi="Segoe UI" w:cs="Segoe UI"/>
+                <w:sz w:val="19"/>
+                <w:szCs w:val="19"/>
+              </w:rPr>
+            </w:pPr>
+            <w:r>
+              <w:rPr>
+                <w:rFonts w:ascii="Segoe UI" w:eastAsia="Times New Roman" w:hAnsi="Segoe UI" w:cs="Segoe UI"/>
+                <w:sz w:val="19"/>
+                <w:szCs w:val="19"/>
+              </w:rPr>
+              <w:t xml:space="preserve">On the login screen press </w:t>
             </w:r>
             <w:r>
               <w:rPr>
@@ -2537,15 +3110,58 @@
                 <w:sz w:val="19"/>
                 <w:szCs w:val="19"/>
               </w:rPr>
-              <w:t>rd:</w:t>
-            </w:r>
-            <w:r>
-              <w:rPr>
-                <w:rFonts w:ascii="Segoe UI" w:eastAsia="Times New Roman" w:hAnsi="Segoe UI" w:cs="Segoe UI"/>
-                <w:sz w:val="19"/>
-                <w:szCs w:val="19"/>
-              </w:rPr>
-              <w:t xml:space="preserve"> the previous build demanded a face as well, which made method 1 impossible for anyone enrolled.</w:t>
+              <w:t>Login with Face</w:t>
+            </w:r>
+            <w:r>
+              <w:rPr>
+                <w:rFonts w:ascii="Segoe UI" w:eastAsia="Times New Roman" w:hAnsi="Segoe UI" w:cs="Segoe UI"/>
+                <w:sz w:val="19"/>
+                <w:szCs w:val="19"/>
+              </w:rPr>
+              <w:t xml:space="preserve"> with both fields empty, and present the enrolled face.</w:t>
+            </w:r>
+          </w:p>
+        </w:tc>
+        <w:tc>
+          <w:tcPr>
+            <w:tcW w:w="0" w:type="auto"/>
+            <w:tcBorders>
+              <w:top w:val="single" w:sz="6" w:space="0" w:color="9AA5B1"/>
+              <w:left w:val="single" w:sz="6" w:space="0" w:color="9AA5B1"/>
+              <w:bottom w:val="single" w:sz="6" w:space="0" w:color="9AA5B1"/>
+              <w:right w:val="single" w:sz="6" w:space="0" w:color="9AA5B1"/>
+            </w:tcBorders>
+            <w:tcMar>
+              <w:top w:w="80" w:type="dxa"/>
+              <w:left w:w="80" w:type="dxa"/>
+              <w:bottom w:w="80" w:type="dxa"/>
+              <w:right w:w="80" w:type="dxa"/>
+            </w:tcMar>
+            <w:hideMark/>
+          </w:tcPr>
+          <w:p>
+            <w:pPr>
+              <w:rPr>
+                <w:rFonts w:ascii="Segoe UI" w:eastAsia="Times New Roman" w:hAnsi="Segoe UI" w:cs="Segoe UI"/>
+                <w:sz w:val="19"/>
+                <w:szCs w:val="19"/>
+              </w:rPr>
+            </w:pPr>
+            <w:r>
+              <w:rPr>
+                <w:rFonts w:ascii="Segoe UI" w:eastAsia="Times New Roman" w:hAnsi="Segoe UI" w:cs="Segoe UI"/>
+                <w:sz w:val="19"/>
+                <w:szCs w:val="19"/>
+              </w:rPr>
+              <w:t>The camera opens without co</w:t>
+            </w:r>
+            <w:r>
+              <w:rPr>
+                <w:rFonts w:ascii="Segoe UI" w:eastAsia="Times New Roman" w:hAnsi="Segoe UI" w:cs="Segoe UI"/>
+                <w:sz w:val="19"/>
+                <w:szCs w:val="19"/>
+              </w:rPr>
+              <w:t>mplaining about the empty fields, and the correct account is signed in.</w:t>
             </w:r>
           </w:p>
         </w:tc>
@@ -2582,77 +3198,1154 @@
                 <w:sz w:val="19"/>
                 <w:szCs w:val="19"/>
               </w:rPr>
-              <w:t>TC-AUTH-12</w:t>
-            </w:r>
-          </w:p>
-        </w:tc>
-        <w:tc>
-          <w:tcPr>
-            <w:tcW w:w="0" w:type="auto"/>
-            <w:tcBorders>
-              <w:top w:val="single" w:sz="6" w:space="0" w:color="9AA5B1"/>
-              <w:left w:val="single" w:sz="6" w:space="0" w:color="9AA5B1"/>
-              <w:bottom w:val="single" w:sz="6" w:space="0" w:color="9AA5B1"/>
-              <w:right w:val="single" w:sz="6" w:space="0" w:color="9AA5B1"/>
-            </w:tcBorders>
-            <w:tcMar>
-              <w:top w:w="80" w:type="dxa"/>
-              <w:left w:w="80" w:type="dxa"/>
-              <w:bottom w:w="80" w:type="dxa"/>
-              <w:right w:w="80" w:type="dxa"/>
-            </w:tcMar>
-            <w:hideMark/>
-          </w:tcPr>
-          <w:p>
-            <w:pPr>
-              <w:rPr>
-                <w:rFonts w:ascii="Segoe UI" w:eastAsia="Times New Roman" w:hAnsi="Segoe UI" w:cs="Segoe UI"/>
-                <w:sz w:val="19"/>
-                <w:szCs w:val="19"/>
-              </w:rPr>
-            </w:pPr>
-            <w:r>
-              <w:rPr>
-                <w:rFonts w:ascii="Segoe UI" w:eastAsia="Times New Roman" w:hAnsi="Segoe UI" w:cs="Segoe UI"/>
-                <w:sz w:val="19"/>
-                <w:szCs w:val="19"/>
-              </w:rPr>
-              <w:t>FR-AUTH-05, FR-AUTH-05a</w:t>
-            </w:r>
-          </w:p>
-        </w:tc>
-        <w:tc>
-          <w:tcPr>
-            <w:tcW w:w="0" w:type="auto"/>
-            <w:tcBorders>
-              <w:top w:val="single" w:sz="6" w:space="0" w:color="9AA5B1"/>
-              <w:left w:val="single" w:sz="6" w:space="0" w:color="9AA5B1"/>
-              <w:bottom w:val="single" w:sz="6" w:space="0" w:color="9AA5B1"/>
-              <w:right w:val="single" w:sz="6" w:space="0" w:color="9AA5B1"/>
-            </w:tcBorders>
-            <w:tcMar>
-              <w:top w:w="80" w:type="dxa"/>
-              <w:left w:w="80" w:type="dxa"/>
-              <w:bottom w:w="80" w:type="dxa"/>
-              <w:right w:w="80" w:type="dxa"/>
-            </w:tcMar>
-            <w:hideMark/>
-          </w:tcPr>
-          <w:p>
-            <w:pPr>
-              <w:rPr>
-                <w:rFonts w:ascii="Segoe UI" w:eastAsia="Times New Roman" w:hAnsi="Segoe UI" w:cs="Segoe UI"/>
-                <w:sz w:val="19"/>
-                <w:szCs w:val="19"/>
-              </w:rPr>
-            </w:pPr>
-            <w:r>
-              <w:rPr>
-                <w:rFonts w:ascii="Segoe UI" w:eastAsia="Times New Roman" w:hAnsi="Segoe UI" w:cs="Segoe UI"/>
-                <w:sz w:val="19"/>
-                <w:szCs w:val="19"/>
-              </w:rPr>
-              <w:t xml:space="preserve">On the login screen press </w:t>
+              <w:t>TC-AUTH-13</w:t>
+            </w:r>
+          </w:p>
+        </w:tc>
+        <w:tc>
+          <w:tcPr>
+            <w:tcW w:w="0" w:type="auto"/>
+            <w:tcBorders>
+              <w:top w:val="single" w:sz="6" w:space="0" w:color="9AA5B1"/>
+              <w:left w:val="single" w:sz="6" w:space="0" w:color="9AA5B1"/>
+              <w:bottom w:val="single" w:sz="6" w:space="0" w:color="9AA5B1"/>
+              <w:right w:val="single" w:sz="6" w:space="0" w:color="9AA5B1"/>
+            </w:tcBorders>
+            <w:tcMar>
+              <w:top w:w="80" w:type="dxa"/>
+              <w:left w:w="80" w:type="dxa"/>
+              <w:bottom w:w="80" w:type="dxa"/>
+              <w:right w:w="80" w:type="dxa"/>
+            </w:tcMar>
+            <w:hideMark/>
+          </w:tcPr>
+          <w:p>
+            <w:pPr>
+              <w:rPr>
+                <w:rFonts w:ascii="Segoe UI" w:eastAsia="Times New Roman" w:hAnsi="Segoe UI" w:cs="Segoe UI"/>
+                <w:sz w:val="19"/>
+                <w:szCs w:val="19"/>
+              </w:rPr>
+            </w:pPr>
+            <w:r>
+              <w:rPr>
+                <w:rFonts w:ascii="Segoe UI" w:eastAsia="Times New Roman" w:hAnsi="Segoe UI" w:cs="Segoe UI"/>
+                <w:sz w:val="19"/>
+                <w:szCs w:val="19"/>
+              </w:rPr>
+              <w:t>FR-AUTH-05a</w:t>
+            </w:r>
+          </w:p>
+        </w:tc>
+        <w:tc>
+          <w:tcPr>
+            <w:tcW w:w="0" w:type="auto"/>
+            <w:tcBorders>
+              <w:top w:val="single" w:sz="6" w:space="0" w:color="9AA5B1"/>
+              <w:left w:val="single" w:sz="6" w:space="0" w:color="9AA5B1"/>
+              <w:bottom w:val="single" w:sz="6" w:space="0" w:color="9AA5B1"/>
+              <w:right w:val="single" w:sz="6" w:space="0" w:color="9AA5B1"/>
+            </w:tcBorders>
+            <w:tcMar>
+              <w:top w:w="80" w:type="dxa"/>
+              <w:left w:w="80" w:type="dxa"/>
+              <w:bottom w:w="80" w:type="dxa"/>
+              <w:right w:w="80" w:type="dxa"/>
+            </w:tcMar>
+            <w:hideMark/>
+          </w:tcPr>
+          <w:p>
+            <w:pPr>
+              <w:rPr>
+                <w:rFonts w:ascii="Segoe UI" w:eastAsia="Times New Roman" w:hAnsi="Segoe UI" w:cs="Segoe UI"/>
+                <w:sz w:val="19"/>
+                <w:szCs w:val="19"/>
+              </w:rPr>
+            </w:pPr>
+            <w:r>
+              <w:rPr>
+                <w:rFonts w:ascii="Segoe UI" w:eastAsia="Times New Roman" w:hAnsi="Segoe UI" w:cs="Segoe UI"/>
+                <w:sz w:val="19"/>
+                <w:szCs w:val="19"/>
+              </w:rPr>
+              <w:t>Present a face belonging to nobody enrolled.</w:t>
+            </w:r>
+          </w:p>
+        </w:tc>
+        <w:tc>
+          <w:tcPr>
+            <w:tcW w:w="0" w:type="auto"/>
+            <w:tcBorders>
+              <w:top w:val="single" w:sz="6" w:space="0" w:color="9AA5B1"/>
+              <w:left w:val="single" w:sz="6" w:space="0" w:color="9AA5B1"/>
+              <w:bottom w:val="single" w:sz="6" w:space="0" w:color="9AA5B1"/>
+              <w:right w:val="single" w:sz="6" w:space="0" w:color="9AA5B1"/>
+            </w:tcBorders>
+            <w:tcMar>
+              <w:top w:w="80" w:type="dxa"/>
+              <w:left w:w="80" w:type="dxa"/>
+              <w:bottom w:w="80" w:type="dxa"/>
+              <w:right w:w="80" w:type="dxa"/>
+            </w:tcMar>
+            <w:hideMark/>
+          </w:tcPr>
+          <w:p>
+            <w:pPr>
+              <w:rPr>
+                <w:rFonts w:ascii="Segoe UI" w:eastAsia="Times New Roman" w:hAnsi="Segoe UI" w:cs="Segoe UI"/>
+                <w:sz w:val="19"/>
+                <w:szCs w:val="19"/>
+              </w:rPr>
+            </w:pPr>
+            <w:r>
+              <w:rPr>
+                <w:rFonts w:ascii="Segoe UI" w:eastAsia="Times New Roman" w:hAnsi="Segoe UI" w:cs="Segoe UI"/>
+                <w:sz w:val="19"/>
+                <w:szCs w:val="19"/>
+              </w:rPr>
+              <w:t>Refused with "That face was not recognised…"; no account is signed in.</w:t>
+            </w:r>
+          </w:p>
+        </w:tc>
+      </w:tr>
+      <w:tr>
+        <w:tc>
+          <w:tcPr>
+            <w:tcW w:w="0" w:type="auto"/>
+            <w:tcBorders>
+              <w:top w:val="single" w:sz="6" w:space="0" w:color="9AA5B1"/>
+              <w:left w:val="single" w:sz="6" w:space="0" w:color="9AA5B1"/>
+              <w:bottom w:val="single" w:sz="6" w:space="0" w:color="9AA5B1"/>
+              <w:right w:val="single" w:sz="6" w:space="0" w:color="9AA5B1"/>
+            </w:tcBorders>
+            <w:tcMar>
+              <w:top w:w="80" w:type="dxa"/>
+              <w:left w:w="80" w:type="dxa"/>
+              <w:bottom w:w="80" w:type="dxa"/>
+              <w:right w:w="80" w:type="dxa"/>
+            </w:tcMar>
+            <w:hideMark/>
+          </w:tcPr>
+          <w:p>
+            <w:pPr>
+              <w:rPr>
+                <w:rFonts w:ascii="Segoe UI" w:eastAsia="Times New Roman" w:hAnsi="Segoe UI" w:cs="Segoe UI"/>
+                <w:sz w:val="19"/>
+                <w:szCs w:val="19"/>
+              </w:rPr>
+            </w:pPr>
+            <w:r>
+              <w:rPr>
+                <w:rFonts w:ascii="Segoe UI" w:eastAsia="Times New Roman" w:hAnsi="Segoe UI" w:cs="Segoe UI"/>
+                <w:sz w:val="19"/>
+                <w:szCs w:val="19"/>
+              </w:rPr>
+              <w:t>TC-AUTH-14</w:t>
+            </w:r>
+          </w:p>
+        </w:tc>
+        <w:tc>
+          <w:tcPr>
+            <w:tcW w:w="0" w:type="auto"/>
+            <w:tcBorders>
+              <w:top w:val="single" w:sz="6" w:space="0" w:color="9AA5B1"/>
+              <w:left w:val="single" w:sz="6" w:space="0" w:color="9AA5B1"/>
+              <w:bottom w:val="single" w:sz="6" w:space="0" w:color="9AA5B1"/>
+              <w:right w:val="single" w:sz="6" w:space="0" w:color="9AA5B1"/>
+            </w:tcBorders>
+            <w:tcMar>
+              <w:top w:w="80" w:type="dxa"/>
+              <w:left w:w="80" w:type="dxa"/>
+              <w:bottom w:w="80" w:type="dxa"/>
+              <w:right w:w="80" w:type="dxa"/>
+            </w:tcMar>
+            <w:hideMark/>
+          </w:tcPr>
+          <w:p>
+            <w:pPr>
+              <w:rPr>
+                <w:rFonts w:ascii="Segoe UI" w:eastAsia="Times New Roman" w:hAnsi="Segoe UI" w:cs="Segoe UI"/>
+                <w:sz w:val="19"/>
+                <w:szCs w:val="19"/>
+              </w:rPr>
+            </w:pPr>
+            <w:r>
+              <w:rPr>
+                <w:rFonts w:ascii="Segoe UI" w:eastAsia="Times New Roman" w:hAnsi="Segoe UI" w:cs="Segoe UI"/>
+                <w:sz w:val="19"/>
+                <w:szCs w:val="19"/>
+              </w:rPr>
+              <w:t>FR-AUTH-05a</w:t>
+            </w:r>
+          </w:p>
+        </w:tc>
+        <w:tc>
+          <w:tcPr>
+            <w:tcW w:w="0" w:type="auto"/>
+            <w:tcBorders>
+              <w:top w:val="single" w:sz="6" w:space="0" w:color="9AA5B1"/>
+              <w:left w:val="single" w:sz="6" w:space="0" w:color="9AA5B1"/>
+              <w:bottom w:val="single" w:sz="6" w:space="0" w:color="9AA5B1"/>
+              <w:right w:val="single" w:sz="6" w:space="0" w:color="9AA5B1"/>
+            </w:tcBorders>
+            <w:tcMar>
+              <w:top w:w="80" w:type="dxa"/>
+              <w:left w:w="80" w:type="dxa"/>
+              <w:bottom w:w="80" w:type="dxa"/>
+              <w:right w:w="80" w:type="dxa"/>
+            </w:tcMar>
+            <w:hideMark/>
+          </w:tcPr>
+          <w:p>
+            <w:pPr>
+              <w:rPr>
+                <w:rFonts w:ascii="Segoe UI" w:eastAsia="Times New Roman" w:hAnsi="Segoe UI" w:cs="Segoe UI"/>
+                <w:sz w:val="19"/>
+                <w:szCs w:val="19"/>
+              </w:rPr>
+            </w:pPr>
+            <w:r>
+              <w:rPr>
+                <w:rFonts w:ascii="Segoe UI" w:eastAsia="Times New Roman" w:hAnsi="Segoe UI" w:cs="Segoe UI"/>
+                <w:sz w:val="19"/>
+                <w:szCs w:val="19"/>
+              </w:rPr>
+              <w:t>Enrol two accounts w</w:t>
+            </w:r>
+            <w:r>
+              <w:rPr>
+                <w:rFonts w:ascii="Segoe UI" w:eastAsia="Times New Roman" w:hAnsi="Segoe UI" w:cs="Segoe UI"/>
+                <w:sz w:val="19"/>
+                <w:szCs w:val="19"/>
+              </w:rPr>
+              <w:t xml:space="preserve">ith very similar faces (or set </w:t>
+            </w:r>
+            <w:r>
+              <w:rPr>
+                <w:rStyle w:val="c1"/>
+                <w:rFonts w:eastAsia="Times New Roman" w:cs="Segoe UI"/>
+              </w:rPr>
+              <w:t>FACE_MATCH_MARGIN=0.5</w:t>
+            </w:r>
+            <w:r>
+              <w:rPr>
+                <w:rFonts w:ascii="Segoe UI" w:eastAsia="Times New Roman" w:hAnsi="Segoe UI" w:cs="Segoe UI"/>
+                <w:sz w:val="19"/>
+                <w:szCs w:val="19"/>
+              </w:rPr>
+              <w:t xml:space="preserve"> to force it) and present one of them.</w:t>
+            </w:r>
+          </w:p>
+        </w:tc>
+        <w:tc>
+          <w:tcPr>
+            <w:tcW w:w="0" w:type="auto"/>
+            <w:tcBorders>
+              <w:top w:val="single" w:sz="6" w:space="0" w:color="9AA5B1"/>
+              <w:left w:val="single" w:sz="6" w:space="0" w:color="9AA5B1"/>
+              <w:bottom w:val="single" w:sz="6" w:space="0" w:color="9AA5B1"/>
+              <w:right w:val="single" w:sz="6" w:space="0" w:color="9AA5B1"/>
+            </w:tcBorders>
+            <w:tcMar>
+              <w:top w:w="80" w:type="dxa"/>
+              <w:left w:w="80" w:type="dxa"/>
+              <w:bottom w:w="80" w:type="dxa"/>
+              <w:right w:w="80" w:type="dxa"/>
+            </w:tcMar>
+            <w:hideMark/>
+          </w:tcPr>
+          <w:p>
+            <w:pPr>
+              <w:rPr>
+                <w:rFonts w:ascii="Segoe UI" w:eastAsia="Times New Roman" w:hAnsi="Segoe UI" w:cs="Segoe UI"/>
+                <w:sz w:val="19"/>
+                <w:szCs w:val="19"/>
+              </w:rPr>
+            </w:pPr>
+            <w:r>
+              <w:rPr>
+                <w:rFonts w:ascii="Segoe UI" w:eastAsia="Times New Roman" w:hAnsi="Segoe UI" w:cs="Segoe UI"/>
+                <w:sz w:val="19"/>
+                <w:szCs w:val="19"/>
+              </w:rPr>
+              <w:t>Refused rather than guessing. The server logs which two were too close; the browser is told only that it was not recognised.</w:t>
+            </w:r>
+          </w:p>
+        </w:tc>
+      </w:tr>
+      <w:tr>
+        <w:tc>
+          <w:tcPr>
+            <w:tcW w:w="0" w:type="auto"/>
+            <w:tcBorders>
+              <w:top w:val="single" w:sz="6" w:space="0" w:color="9AA5B1"/>
+              <w:left w:val="single" w:sz="6" w:space="0" w:color="9AA5B1"/>
+              <w:bottom w:val="single" w:sz="6" w:space="0" w:color="9AA5B1"/>
+              <w:right w:val="single" w:sz="6" w:space="0" w:color="9AA5B1"/>
+            </w:tcBorders>
+            <w:tcMar>
+              <w:top w:w="80" w:type="dxa"/>
+              <w:left w:w="80" w:type="dxa"/>
+              <w:bottom w:w="80" w:type="dxa"/>
+              <w:right w:w="80" w:type="dxa"/>
+            </w:tcMar>
+            <w:hideMark/>
+          </w:tcPr>
+          <w:p>
+            <w:pPr>
+              <w:rPr>
+                <w:rFonts w:ascii="Segoe UI" w:eastAsia="Times New Roman" w:hAnsi="Segoe UI" w:cs="Segoe UI"/>
+                <w:sz w:val="19"/>
+                <w:szCs w:val="19"/>
+              </w:rPr>
+            </w:pPr>
+            <w:r>
+              <w:rPr>
+                <w:rFonts w:ascii="Segoe UI" w:eastAsia="Times New Roman" w:hAnsi="Segoe UI" w:cs="Segoe UI"/>
+                <w:sz w:val="19"/>
+                <w:szCs w:val="19"/>
+              </w:rPr>
+              <w:lastRenderedPageBreak/>
+              <w:t>TC-AUTH-15</w:t>
+            </w:r>
+          </w:p>
+        </w:tc>
+        <w:tc>
+          <w:tcPr>
+            <w:tcW w:w="0" w:type="auto"/>
+            <w:tcBorders>
+              <w:top w:val="single" w:sz="6" w:space="0" w:color="9AA5B1"/>
+              <w:left w:val="single" w:sz="6" w:space="0" w:color="9AA5B1"/>
+              <w:bottom w:val="single" w:sz="6" w:space="0" w:color="9AA5B1"/>
+              <w:right w:val="single" w:sz="6" w:space="0" w:color="9AA5B1"/>
+            </w:tcBorders>
+            <w:tcMar>
+              <w:top w:w="80" w:type="dxa"/>
+              <w:left w:w="80" w:type="dxa"/>
+              <w:bottom w:w="80" w:type="dxa"/>
+              <w:right w:w="80" w:type="dxa"/>
+            </w:tcMar>
+            <w:hideMark/>
+          </w:tcPr>
+          <w:p>
+            <w:pPr>
+              <w:rPr>
+                <w:rFonts w:ascii="Segoe UI" w:eastAsia="Times New Roman" w:hAnsi="Segoe UI" w:cs="Segoe UI"/>
+                <w:sz w:val="19"/>
+                <w:szCs w:val="19"/>
+              </w:rPr>
+            </w:pPr>
+            <w:r>
+              <w:rPr>
+                <w:rFonts w:ascii="Segoe UI" w:eastAsia="Times New Roman" w:hAnsi="Segoe UI" w:cs="Segoe UI"/>
+                <w:sz w:val="19"/>
+                <w:szCs w:val="19"/>
+              </w:rPr>
+              <w:t>FR-AUTH-05b</w:t>
+            </w:r>
+          </w:p>
+        </w:tc>
+        <w:tc>
+          <w:tcPr>
+            <w:tcW w:w="0" w:type="auto"/>
+            <w:tcBorders>
+              <w:top w:val="single" w:sz="6" w:space="0" w:color="9AA5B1"/>
+              <w:left w:val="single" w:sz="6" w:space="0" w:color="9AA5B1"/>
+              <w:bottom w:val="single" w:sz="6" w:space="0" w:color="9AA5B1"/>
+              <w:right w:val="single" w:sz="6" w:space="0" w:color="9AA5B1"/>
+            </w:tcBorders>
+            <w:tcMar>
+              <w:top w:w="80" w:type="dxa"/>
+              <w:left w:w="80" w:type="dxa"/>
+              <w:bottom w:w="80" w:type="dxa"/>
+              <w:right w:w="80" w:type="dxa"/>
+            </w:tcMar>
+            <w:hideMark/>
+          </w:tcPr>
+          <w:p>
+            <w:pPr>
+              <w:rPr>
+                <w:rFonts w:ascii="Segoe UI" w:eastAsia="Times New Roman" w:hAnsi="Segoe UI" w:cs="Segoe UI"/>
+                <w:sz w:val="19"/>
+                <w:szCs w:val="19"/>
+              </w:rPr>
+            </w:pPr>
+            <w:r>
+              <w:rPr>
+                <w:rFonts w:ascii="Segoe UI" w:eastAsia="Times New Roman" w:hAnsi="Segoe UI" w:cs="Segoe UI"/>
+                <w:sz w:val="19"/>
+                <w:szCs w:val="19"/>
+              </w:rPr>
+              <w:t>Compare the mess</w:t>
+            </w:r>
+            <w:r>
+              <w:rPr>
+                <w:rFonts w:ascii="Segoe UI" w:eastAsia="Times New Roman" w:hAnsi="Segoe UI" w:cs="Segoe UI"/>
+                <w:sz w:val="19"/>
+                <w:szCs w:val="19"/>
+              </w:rPr>
+              <w:t>age from TC-AUTH-13 with the one from TC-AUTH-14.</w:t>
+            </w:r>
+          </w:p>
+        </w:tc>
+        <w:tc>
+          <w:tcPr>
+            <w:tcW w:w="0" w:type="auto"/>
+            <w:tcBorders>
+              <w:top w:val="single" w:sz="6" w:space="0" w:color="9AA5B1"/>
+              <w:left w:val="single" w:sz="6" w:space="0" w:color="9AA5B1"/>
+              <w:bottom w:val="single" w:sz="6" w:space="0" w:color="9AA5B1"/>
+              <w:right w:val="single" w:sz="6" w:space="0" w:color="9AA5B1"/>
+            </w:tcBorders>
+            <w:tcMar>
+              <w:top w:w="80" w:type="dxa"/>
+              <w:left w:w="80" w:type="dxa"/>
+              <w:bottom w:w="80" w:type="dxa"/>
+              <w:right w:w="80" w:type="dxa"/>
+            </w:tcMar>
+            <w:hideMark/>
+          </w:tcPr>
+          <w:p>
+            <w:pPr>
+              <w:rPr>
+                <w:rFonts w:ascii="Segoe UI" w:eastAsia="Times New Roman" w:hAnsi="Segoe UI" w:cs="Segoe UI"/>
+                <w:sz w:val="19"/>
+                <w:szCs w:val="19"/>
+              </w:rPr>
+            </w:pPr>
+            <w:r>
+              <w:rPr>
+                <w:rFonts w:ascii="Segoe UI" w:eastAsia="Times New Roman" w:hAnsi="Segoe UI" w:cs="Segoe UI"/>
+                <w:sz w:val="19"/>
+                <w:szCs w:val="19"/>
+              </w:rPr>
+              <w:t>Identical. Nothing distinguishes "no match" from "ambiguous match" to the person at the screen.</w:t>
+            </w:r>
+          </w:p>
+        </w:tc>
+      </w:tr>
+      <w:tr>
+        <w:tc>
+          <w:tcPr>
+            <w:tcW w:w="0" w:type="auto"/>
+            <w:tcBorders>
+              <w:top w:val="single" w:sz="6" w:space="0" w:color="9AA5B1"/>
+              <w:left w:val="single" w:sz="6" w:space="0" w:color="9AA5B1"/>
+              <w:bottom w:val="single" w:sz="6" w:space="0" w:color="9AA5B1"/>
+              <w:right w:val="single" w:sz="6" w:space="0" w:color="9AA5B1"/>
+            </w:tcBorders>
+            <w:tcMar>
+              <w:top w:w="80" w:type="dxa"/>
+              <w:left w:w="80" w:type="dxa"/>
+              <w:bottom w:w="80" w:type="dxa"/>
+              <w:right w:w="80" w:type="dxa"/>
+            </w:tcMar>
+            <w:hideMark/>
+          </w:tcPr>
+          <w:p>
+            <w:pPr>
+              <w:rPr>
+                <w:rFonts w:ascii="Segoe UI" w:eastAsia="Times New Roman" w:hAnsi="Segoe UI" w:cs="Segoe UI"/>
+                <w:sz w:val="19"/>
+                <w:szCs w:val="19"/>
+              </w:rPr>
+            </w:pPr>
+            <w:r>
+              <w:rPr>
+                <w:rFonts w:ascii="Segoe UI" w:eastAsia="Times New Roman" w:hAnsi="Segoe UI" w:cs="Segoe UI"/>
+                <w:sz w:val="19"/>
+                <w:szCs w:val="19"/>
+              </w:rPr>
+              <w:t>TC-AUTH-16</w:t>
+            </w:r>
+          </w:p>
+        </w:tc>
+        <w:tc>
+          <w:tcPr>
+            <w:tcW w:w="0" w:type="auto"/>
+            <w:tcBorders>
+              <w:top w:val="single" w:sz="6" w:space="0" w:color="9AA5B1"/>
+              <w:left w:val="single" w:sz="6" w:space="0" w:color="9AA5B1"/>
+              <w:bottom w:val="single" w:sz="6" w:space="0" w:color="9AA5B1"/>
+              <w:right w:val="single" w:sz="6" w:space="0" w:color="9AA5B1"/>
+            </w:tcBorders>
+            <w:tcMar>
+              <w:top w:w="80" w:type="dxa"/>
+              <w:left w:w="80" w:type="dxa"/>
+              <w:bottom w:w="80" w:type="dxa"/>
+              <w:right w:w="80" w:type="dxa"/>
+            </w:tcMar>
+            <w:hideMark/>
+          </w:tcPr>
+          <w:p>
+            <w:pPr>
+              <w:rPr>
+                <w:rFonts w:ascii="Segoe UI" w:eastAsia="Times New Roman" w:hAnsi="Segoe UI" w:cs="Segoe UI"/>
+                <w:sz w:val="19"/>
+                <w:szCs w:val="19"/>
+              </w:rPr>
+            </w:pPr>
+            <w:r>
+              <w:rPr>
+                <w:rFonts w:ascii="Segoe UI" w:eastAsia="Times New Roman" w:hAnsi="Segoe UI" w:cs="Segoe UI"/>
+                <w:sz w:val="19"/>
+                <w:szCs w:val="19"/>
+              </w:rPr>
+              <w:t>FR-AUTH-10</w:t>
+            </w:r>
+          </w:p>
+        </w:tc>
+        <w:tc>
+          <w:tcPr>
+            <w:tcW w:w="0" w:type="auto"/>
+            <w:tcBorders>
+              <w:top w:val="single" w:sz="6" w:space="0" w:color="9AA5B1"/>
+              <w:left w:val="single" w:sz="6" w:space="0" w:color="9AA5B1"/>
+              <w:bottom w:val="single" w:sz="6" w:space="0" w:color="9AA5B1"/>
+              <w:right w:val="single" w:sz="6" w:space="0" w:color="9AA5B1"/>
+            </w:tcBorders>
+            <w:tcMar>
+              <w:top w:w="80" w:type="dxa"/>
+              <w:left w:w="80" w:type="dxa"/>
+              <w:bottom w:w="80" w:type="dxa"/>
+              <w:right w:w="80" w:type="dxa"/>
+            </w:tcMar>
+            <w:hideMark/>
+          </w:tcPr>
+          <w:p>
+            <w:pPr>
+              <w:rPr>
+                <w:rFonts w:ascii="Segoe UI" w:eastAsia="Times New Roman" w:hAnsi="Segoe UI" w:cs="Segoe UI"/>
+                <w:sz w:val="19"/>
+                <w:szCs w:val="19"/>
+              </w:rPr>
+            </w:pPr>
+            <w:r>
+              <w:rPr>
+                <w:rFonts w:ascii="Segoe UI" w:eastAsia="Times New Roman" w:hAnsi="Segoe UI" w:cs="Segoe UI"/>
+                <w:sz w:val="19"/>
+                <w:szCs w:val="19"/>
+              </w:rPr>
+              <w:t>Deny an account, then try both sign-in methods.</w:t>
+            </w:r>
+          </w:p>
+        </w:tc>
+        <w:tc>
+          <w:tcPr>
+            <w:tcW w:w="0" w:type="auto"/>
+            <w:tcBorders>
+              <w:top w:val="single" w:sz="6" w:space="0" w:color="9AA5B1"/>
+              <w:left w:val="single" w:sz="6" w:space="0" w:color="9AA5B1"/>
+              <w:bottom w:val="single" w:sz="6" w:space="0" w:color="9AA5B1"/>
+              <w:right w:val="single" w:sz="6" w:space="0" w:color="9AA5B1"/>
+            </w:tcBorders>
+            <w:tcMar>
+              <w:top w:w="80" w:type="dxa"/>
+              <w:left w:w="80" w:type="dxa"/>
+              <w:bottom w:w="80" w:type="dxa"/>
+              <w:right w:w="80" w:type="dxa"/>
+            </w:tcMar>
+            <w:hideMark/>
+          </w:tcPr>
+          <w:p>
+            <w:pPr>
+              <w:rPr>
+                <w:rFonts w:ascii="Segoe UI" w:eastAsia="Times New Roman" w:hAnsi="Segoe UI" w:cs="Segoe UI"/>
+                <w:sz w:val="19"/>
+                <w:szCs w:val="19"/>
+              </w:rPr>
+            </w:pPr>
+            <w:r>
+              <w:rPr>
+                <w:rFonts w:ascii="Segoe UI" w:eastAsia="Times New Roman" w:hAnsi="Segoe UI" w:cs="Segoe UI"/>
+                <w:sz w:val="19"/>
+                <w:szCs w:val="19"/>
+              </w:rPr>
+              <w:t>Both refused with the denied message, not the pending one.</w:t>
+            </w:r>
+          </w:p>
+        </w:tc>
+      </w:tr>
+      <w:tr>
+        <w:tc>
+          <w:tcPr>
+            <w:tcW w:w="0" w:type="auto"/>
+            <w:tcBorders>
+              <w:top w:val="single" w:sz="6" w:space="0" w:color="9AA5B1"/>
+              <w:left w:val="single" w:sz="6" w:space="0" w:color="9AA5B1"/>
+              <w:bottom w:val="single" w:sz="6" w:space="0" w:color="9AA5B1"/>
+              <w:right w:val="single" w:sz="6" w:space="0" w:color="9AA5B1"/>
+            </w:tcBorders>
+            <w:tcMar>
+              <w:top w:w="80" w:type="dxa"/>
+              <w:left w:w="80" w:type="dxa"/>
+              <w:bottom w:w="80" w:type="dxa"/>
+              <w:right w:w="80" w:type="dxa"/>
+            </w:tcMar>
+            <w:hideMark/>
+          </w:tcPr>
+          <w:p>
+            <w:pPr>
+              <w:rPr>
+                <w:rFonts w:ascii="Segoe UI" w:eastAsia="Times New Roman" w:hAnsi="Segoe UI" w:cs="Segoe UI"/>
+                <w:sz w:val="19"/>
+                <w:szCs w:val="19"/>
+              </w:rPr>
+            </w:pPr>
+            <w:r>
+              <w:rPr>
+                <w:rFonts w:ascii="Segoe UI" w:eastAsia="Times New Roman" w:hAnsi="Segoe UI" w:cs="Segoe UI"/>
+                <w:sz w:val="19"/>
+                <w:szCs w:val="19"/>
+              </w:rPr>
+              <w:t>TC-AUTH-17</w:t>
+            </w:r>
+          </w:p>
+        </w:tc>
+        <w:tc>
+          <w:tcPr>
+            <w:tcW w:w="0" w:type="auto"/>
+            <w:tcBorders>
+              <w:top w:val="single" w:sz="6" w:space="0" w:color="9AA5B1"/>
+              <w:left w:val="single" w:sz="6" w:space="0" w:color="9AA5B1"/>
+              <w:bottom w:val="single" w:sz="6" w:space="0" w:color="9AA5B1"/>
+              <w:right w:val="single" w:sz="6" w:space="0" w:color="9AA5B1"/>
+            </w:tcBorders>
+            <w:tcMar>
+              <w:top w:w="80" w:type="dxa"/>
+              <w:left w:w="80" w:type="dxa"/>
+              <w:bottom w:w="80" w:type="dxa"/>
+              <w:right w:w="80" w:type="dxa"/>
+            </w:tcMar>
+            <w:hideMark/>
+          </w:tcPr>
+          <w:p>
+            <w:pPr>
+              <w:rPr>
+                <w:rFonts w:ascii="Segoe UI" w:eastAsia="Times New Roman" w:hAnsi="Segoe UI" w:cs="Segoe UI"/>
+                <w:sz w:val="19"/>
+                <w:szCs w:val="19"/>
+              </w:rPr>
+            </w:pPr>
+            <w:r>
+              <w:rPr>
+                <w:rFonts w:ascii="Segoe UI" w:eastAsia="Times New Roman" w:hAnsi="Segoe UI" w:cs="Segoe UI"/>
+                <w:sz w:val="19"/>
+                <w:szCs w:val="19"/>
+              </w:rPr>
+              <w:t>FR-AUTH-05a</w:t>
+            </w:r>
+          </w:p>
+        </w:tc>
+        <w:tc>
+          <w:tcPr>
+            <w:tcW w:w="0" w:type="auto"/>
+            <w:tcBorders>
+              <w:top w:val="single" w:sz="6" w:space="0" w:color="9AA5B1"/>
+              <w:left w:val="single" w:sz="6" w:space="0" w:color="9AA5B1"/>
+              <w:bottom w:val="single" w:sz="6" w:space="0" w:color="9AA5B1"/>
+              <w:right w:val="single" w:sz="6" w:space="0" w:color="9AA5B1"/>
+            </w:tcBorders>
+            <w:tcMar>
+              <w:top w:w="80" w:type="dxa"/>
+              <w:left w:w="80" w:type="dxa"/>
+              <w:bottom w:w="80" w:type="dxa"/>
+              <w:right w:w="80" w:type="dxa"/>
+            </w:tcMar>
+            <w:hideMark/>
+          </w:tcPr>
+          <w:p>
+            <w:pPr>
+              <w:rPr>
+                <w:rFonts w:ascii="Segoe UI" w:eastAsia="Times New Roman" w:hAnsi="Segoe UI" w:cs="Segoe UI"/>
+                <w:sz w:val="19"/>
+                <w:szCs w:val="19"/>
+              </w:rPr>
+            </w:pPr>
+            <w:r>
+              <w:rPr>
+                <w:rFonts w:ascii="Segoe UI" w:eastAsia="Times New Roman" w:hAnsi="Segoe UI" w:cs="Segoe UI"/>
+                <w:sz w:val="19"/>
+                <w:szCs w:val="19"/>
+              </w:rPr>
+              <w:t>Deny an account that has a face enrolled, then present that face.</w:t>
+            </w:r>
+          </w:p>
+        </w:tc>
+        <w:tc>
+          <w:tcPr>
+            <w:tcW w:w="0" w:type="auto"/>
+            <w:tcBorders>
+              <w:top w:val="single" w:sz="6" w:space="0" w:color="9AA5B1"/>
+              <w:left w:val="single" w:sz="6" w:space="0" w:color="9AA5B1"/>
+              <w:bottom w:val="single" w:sz="6" w:space="0" w:color="9AA5B1"/>
+              <w:right w:val="single" w:sz="6" w:space="0" w:color="9AA5B1"/>
+            </w:tcBorders>
+            <w:tcMar>
+              <w:top w:w="80" w:type="dxa"/>
+              <w:left w:w="80" w:type="dxa"/>
+              <w:bottom w:w="80" w:type="dxa"/>
+              <w:right w:w="80" w:type="dxa"/>
+            </w:tcMar>
+            <w:hideMark/>
+          </w:tcPr>
+          <w:p>
+            <w:pPr>
+              <w:rPr>
+                <w:rFonts w:ascii="Segoe UI" w:eastAsia="Times New Roman" w:hAnsi="Segoe UI" w:cs="Segoe UI"/>
+                <w:sz w:val="19"/>
+                <w:szCs w:val="19"/>
+              </w:rPr>
+            </w:pPr>
+            <w:r>
+              <w:rPr>
+                <w:rFonts w:ascii="Segoe UI" w:eastAsia="Times New Roman" w:hAnsi="Segoe UI" w:cs="Segoe UI"/>
+                <w:sz w:val="19"/>
+                <w:szCs w:val="19"/>
+              </w:rPr>
+              <w:t>Not recognised — denied accounts are not candidates for identification at all.</w:t>
+            </w:r>
+          </w:p>
+        </w:tc>
+      </w:tr>
+      <w:tr>
+        <w:tc>
+          <w:tcPr>
+            <w:tcW w:w="0" w:type="auto"/>
+            <w:tcBorders>
+              <w:top w:val="single" w:sz="6" w:space="0" w:color="9AA5B1"/>
+              <w:left w:val="single" w:sz="6" w:space="0" w:color="9AA5B1"/>
+              <w:bottom w:val="single" w:sz="6" w:space="0" w:color="9AA5B1"/>
+              <w:right w:val="single" w:sz="6" w:space="0" w:color="9AA5B1"/>
+            </w:tcBorders>
+            <w:tcMar>
+              <w:top w:w="80" w:type="dxa"/>
+              <w:left w:w="80" w:type="dxa"/>
+              <w:bottom w:w="80" w:type="dxa"/>
+              <w:right w:w="80" w:type="dxa"/>
+            </w:tcMar>
+            <w:hideMark/>
+          </w:tcPr>
+          <w:p>
+            <w:pPr>
+              <w:rPr>
+                <w:rFonts w:ascii="Segoe UI" w:eastAsia="Times New Roman" w:hAnsi="Segoe UI" w:cs="Segoe UI"/>
+                <w:sz w:val="19"/>
+                <w:szCs w:val="19"/>
+              </w:rPr>
+            </w:pPr>
+            <w:r>
+              <w:rPr>
+                <w:rFonts w:ascii="Segoe UI" w:eastAsia="Times New Roman" w:hAnsi="Segoe UI" w:cs="Segoe UI"/>
+                <w:sz w:val="19"/>
+                <w:szCs w:val="19"/>
+              </w:rPr>
+              <w:t>TC-AUTH-18</w:t>
+            </w:r>
+          </w:p>
+        </w:tc>
+        <w:tc>
+          <w:tcPr>
+            <w:tcW w:w="0" w:type="auto"/>
+            <w:tcBorders>
+              <w:top w:val="single" w:sz="6" w:space="0" w:color="9AA5B1"/>
+              <w:left w:val="single" w:sz="6" w:space="0" w:color="9AA5B1"/>
+              <w:bottom w:val="single" w:sz="6" w:space="0" w:color="9AA5B1"/>
+              <w:right w:val="single" w:sz="6" w:space="0" w:color="9AA5B1"/>
+            </w:tcBorders>
+            <w:tcMar>
+              <w:top w:w="80" w:type="dxa"/>
+              <w:left w:w="80" w:type="dxa"/>
+              <w:bottom w:w="80" w:type="dxa"/>
+              <w:right w:w="80" w:type="dxa"/>
+            </w:tcMar>
+            <w:hideMark/>
+          </w:tcPr>
+          <w:p>
+            <w:pPr>
+              <w:rPr>
+                <w:rFonts w:ascii="Segoe UI" w:eastAsia="Times New Roman" w:hAnsi="Segoe UI" w:cs="Segoe UI"/>
+                <w:sz w:val="19"/>
+                <w:szCs w:val="19"/>
+              </w:rPr>
+            </w:pPr>
+            <w:r>
+              <w:rPr>
+                <w:rFonts w:ascii="Segoe UI" w:eastAsia="Times New Roman" w:hAnsi="Segoe UI" w:cs="Segoe UI"/>
+                <w:sz w:val="19"/>
+                <w:szCs w:val="19"/>
+              </w:rPr>
+              <w:t>FR-AUTH-11</w:t>
+            </w:r>
+          </w:p>
+        </w:tc>
+        <w:tc>
+          <w:tcPr>
+            <w:tcW w:w="0" w:type="auto"/>
+            <w:tcBorders>
+              <w:top w:val="single" w:sz="6" w:space="0" w:color="9AA5B1"/>
+              <w:left w:val="single" w:sz="6" w:space="0" w:color="9AA5B1"/>
+              <w:bottom w:val="single" w:sz="6" w:space="0" w:color="9AA5B1"/>
+              <w:right w:val="single" w:sz="6" w:space="0" w:color="9AA5B1"/>
+            </w:tcBorders>
+            <w:tcMar>
+              <w:top w:w="80" w:type="dxa"/>
+              <w:left w:w="80" w:type="dxa"/>
+              <w:bottom w:w="80" w:type="dxa"/>
+              <w:right w:w="80" w:type="dxa"/>
+            </w:tcMar>
+            <w:hideMark/>
+          </w:tcPr>
+          <w:p>
+            <w:pPr>
+              <w:rPr>
+                <w:rFonts w:ascii="Segoe UI" w:eastAsia="Times New Roman" w:hAnsi="Segoe UI" w:cs="Segoe UI"/>
+                <w:sz w:val="19"/>
+                <w:szCs w:val="19"/>
+              </w:rPr>
+            </w:pPr>
+            <w:r>
+              <w:rPr>
+                <w:rFonts w:ascii="Segoe UI" w:eastAsia="Times New Roman" w:hAnsi="Segoe UI" w:cs="Segoe UI"/>
+                <w:sz w:val="19"/>
+                <w:szCs w:val="19"/>
+              </w:rPr>
+              <w:t>While</w:t>
+            </w:r>
+            <w:r>
+              <w:rPr>
+                <w:rFonts w:ascii="Segoe UI" w:eastAsia="Times New Roman" w:hAnsi="Segoe UI" w:cs="Segoe UI"/>
+                <w:sz w:val="19"/>
+                <w:szCs w:val="19"/>
+              </w:rPr>
+              <w:t xml:space="preserve"> USER1 is using the application, have ADMIN deny their account. Have USER1 click anything.</w:t>
+            </w:r>
+          </w:p>
+        </w:tc>
+        <w:tc>
+          <w:tcPr>
+            <w:tcW w:w="0" w:type="auto"/>
+            <w:tcBorders>
+              <w:top w:val="single" w:sz="6" w:space="0" w:color="9AA5B1"/>
+              <w:left w:val="single" w:sz="6" w:space="0" w:color="9AA5B1"/>
+              <w:bottom w:val="single" w:sz="6" w:space="0" w:color="9AA5B1"/>
+              <w:right w:val="single" w:sz="6" w:space="0" w:color="9AA5B1"/>
+            </w:tcBorders>
+            <w:tcMar>
+              <w:top w:w="80" w:type="dxa"/>
+              <w:left w:w="80" w:type="dxa"/>
+              <w:bottom w:w="80" w:type="dxa"/>
+              <w:right w:w="80" w:type="dxa"/>
+            </w:tcMar>
+            <w:hideMark/>
+          </w:tcPr>
+          <w:p>
+            <w:pPr>
+              <w:rPr>
+                <w:rFonts w:ascii="Segoe UI" w:eastAsia="Times New Roman" w:hAnsi="Segoe UI" w:cs="Segoe UI"/>
+                <w:sz w:val="19"/>
+                <w:szCs w:val="19"/>
+              </w:rPr>
+            </w:pPr>
+            <w:r>
+              <w:rPr>
+                <w:rFonts w:ascii="Segoe UI" w:eastAsia="Times New Roman" w:hAnsi="Segoe UI" w:cs="Segoe UI"/>
+                <w:sz w:val="19"/>
+                <w:szCs w:val="19"/>
+              </w:rPr>
+              <w:t>USER1 is signed out with the reason shown, without waiting for the token to expire.</w:t>
+            </w:r>
+          </w:p>
+        </w:tc>
+      </w:tr>
+      <w:tr>
+        <w:tc>
+          <w:tcPr>
+            <w:tcW w:w="0" w:type="auto"/>
+            <w:tcBorders>
+              <w:top w:val="single" w:sz="6" w:space="0" w:color="9AA5B1"/>
+              <w:left w:val="single" w:sz="6" w:space="0" w:color="9AA5B1"/>
+              <w:bottom w:val="single" w:sz="6" w:space="0" w:color="9AA5B1"/>
+              <w:right w:val="single" w:sz="6" w:space="0" w:color="9AA5B1"/>
+            </w:tcBorders>
+            <w:tcMar>
+              <w:top w:w="80" w:type="dxa"/>
+              <w:left w:w="80" w:type="dxa"/>
+              <w:bottom w:w="80" w:type="dxa"/>
+              <w:right w:w="80" w:type="dxa"/>
+            </w:tcMar>
+            <w:hideMark/>
+          </w:tcPr>
+          <w:p>
+            <w:pPr>
+              <w:rPr>
+                <w:rFonts w:ascii="Segoe UI" w:eastAsia="Times New Roman" w:hAnsi="Segoe UI" w:cs="Segoe UI"/>
+                <w:sz w:val="19"/>
+                <w:szCs w:val="19"/>
+              </w:rPr>
+            </w:pPr>
+            <w:r>
+              <w:rPr>
+                <w:rFonts w:ascii="Segoe UI" w:eastAsia="Times New Roman" w:hAnsi="Segoe UI" w:cs="Segoe UI"/>
+                <w:sz w:val="19"/>
+                <w:szCs w:val="19"/>
+              </w:rPr>
+              <w:t>TC-AUTH-19</w:t>
+            </w:r>
+          </w:p>
+        </w:tc>
+        <w:tc>
+          <w:tcPr>
+            <w:tcW w:w="0" w:type="auto"/>
+            <w:tcBorders>
+              <w:top w:val="single" w:sz="6" w:space="0" w:color="9AA5B1"/>
+              <w:left w:val="single" w:sz="6" w:space="0" w:color="9AA5B1"/>
+              <w:bottom w:val="single" w:sz="6" w:space="0" w:color="9AA5B1"/>
+              <w:right w:val="single" w:sz="6" w:space="0" w:color="9AA5B1"/>
+            </w:tcBorders>
+            <w:tcMar>
+              <w:top w:w="80" w:type="dxa"/>
+              <w:left w:w="80" w:type="dxa"/>
+              <w:bottom w:w="80" w:type="dxa"/>
+              <w:right w:w="80" w:type="dxa"/>
+            </w:tcMar>
+            <w:hideMark/>
+          </w:tcPr>
+          <w:p>
+            <w:pPr>
+              <w:rPr>
+                <w:rFonts w:ascii="Segoe UI" w:eastAsia="Times New Roman" w:hAnsi="Segoe UI" w:cs="Segoe UI"/>
+                <w:sz w:val="19"/>
+                <w:szCs w:val="19"/>
+              </w:rPr>
+            </w:pPr>
+            <w:r>
+              <w:rPr>
+                <w:rFonts w:ascii="Segoe UI" w:eastAsia="Times New Roman" w:hAnsi="Segoe UI" w:cs="Segoe UI"/>
+                <w:sz w:val="19"/>
+                <w:szCs w:val="19"/>
+              </w:rPr>
+              <w:t>FR-AUTH-11</w:t>
+            </w:r>
+          </w:p>
+        </w:tc>
+        <w:tc>
+          <w:tcPr>
+            <w:tcW w:w="0" w:type="auto"/>
+            <w:tcBorders>
+              <w:top w:val="single" w:sz="6" w:space="0" w:color="9AA5B1"/>
+              <w:left w:val="single" w:sz="6" w:space="0" w:color="9AA5B1"/>
+              <w:bottom w:val="single" w:sz="6" w:space="0" w:color="9AA5B1"/>
+              <w:right w:val="single" w:sz="6" w:space="0" w:color="9AA5B1"/>
+            </w:tcBorders>
+            <w:tcMar>
+              <w:top w:w="80" w:type="dxa"/>
+              <w:left w:w="80" w:type="dxa"/>
+              <w:bottom w:w="80" w:type="dxa"/>
+              <w:right w:w="80" w:type="dxa"/>
+            </w:tcMar>
+            <w:hideMark/>
+          </w:tcPr>
+          <w:p>
+            <w:pPr>
+              <w:rPr>
+                <w:rFonts w:ascii="Segoe UI" w:eastAsia="Times New Roman" w:hAnsi="Segoe UI" w:cs="Segoe UI"/>
+                <w:sz w:val="19"/>
+                <w:szCs w:val="19"/>
+              </w:rPr>
+            </w:pPr>
+            <w:r>
+              <w:rPr>
+                <w:rFonts w:ascii="Segoe UI" w:eastAsia="Times New Roman" w:hAnsi="Segoe UI" w:cs="Segoe UI"/>
+                <w:sz w:val="19"/>
+                <w:szCs w:val="19"/>
+              </w:rPr>
+              <w:t>While USER1 is signed in, delete their account. Have USER1</w:t>
+            </w:r>
+            <w:r>
+              <w:rPr>
+                <w:rFonts w:ascii="Segoe UI" w:eastAsia="Times New Roman" w:hAnsi="Segoe UI" w:cs="Segoe UI"/>
+                <w:sz w:val="19"/>
+                <w:szCs w:val="19"/>
+              </w:rPr>
+              <w:t xml:space="preserve"> click anything.</w:t>
+            </w:r>
+          </w:p>
+        </w:tc>
+        <w:tc>
+          <w:tcPr>
+            <w:tcW w:w="0" w:type="auto"/>
+            <w:tcBorders>
+              <w:top w:val="single" w:sz="6" w:space="0" w:color="9AA5B1"/>
+              <w:left w:val="single" w:sz="6" w:space="0" w:color="9AA5B1"/>
+              <w:bottom w:val="single" w:sz="6" w:space="0" w:color="9AA5B1"/>
+              <w:right w:val="single" w:sz="6" w:space="0" w:color="9AA5B1"/>
+            </w:tcBorders>
+            <w:tcMar>
+              <w:top w:w="80" w:type="dxa"/>
+              <w:left w:w="80" w:type="dxa"/>
+              <w:bottom w:w="80" w:type="dxa"/>
+              <w:right w:w="80" w:type="dxa"/>
+            </w:tcMar>
+            <w:hideMark/>
+          </w:tcPr>
+          <w:p>
+            <w:pPr>
+              <w:rPr>
+                <w:rFonts w:ascii="Segoe UI" w:eastAsia="Times New Roman" w:hAnsi="Segoe UI" w:cs="Segoe UI"/>
+                <w:sz w:val="19"/>
+                <w:szCs w:val="19"/>
+              </w:rPr>
+            </w:pPr>
+            <w:r>
+              <w:rPr>
+                <w:rFonts w:ascii="Segoe UI" w:eastAsia="Times New Roman" w:hAnsi="Segoe UI" w:cs="Segoe UI"/>
+                <w:sz w:val="19"/>
+                <w:szCs w:val="19"/>
+              </w:rPr>
+              <w:t>Signed out with "This account no longer exists."</w:t>
+            </w:r>
+          </w:p>
+        </w:tc>
+      </w:tr>
+      <w:tr>
+        <w:tc>
+          <w:tcPr>
+            <w:tcW w:w="0" w:type="auto"/>
+            <w:tcBorders>
+              <w:top w:val="single" w:sz="6" w:space="0" w:color="9AA5B1"/>
+              <w:left w:val="single" w:sz="6" w:space="0" w:color="9AA5B1"/>
+              <w:bottom w:val="single" w:sz="6" w:space="0" w:color="9AA5B1"/>
+              <w:right w:val="single" w:sz="6" w:space="0" w:color="9AA5B1"/>
+            </w:tcBorders>
+            <w:tcMar>
+              <w:top w:w="80" w:type="dxa"/>
+              <w:left w:w="80" w:type="dxa"/>
+              <w:bottom w:w="80" w:type="dxa"/>
+              <w:right w:w="80" w:type="dxa"/>
+            </w:tcMar>
+            <w:hideMark/>
+          </w:tcPr>
+          <w:p>
+            <w:pPr>
+              <w:rPr>
+                <w:rFonts w:ascii="Segoe UI" w:eastAsia="Times New Roman" w:hAnsi="Segoe UI" w:cs="Segoe UI"/>
+                <w:sz w:val="19"/>
+                <w:szCs w:val="19"/>
+              </w:rPr>
+            </w:pPr>
+            <w:r>
+              <w:rPr>
+                <w:rFonts w:ascii="Segoe UI" w:eastAsia="Times New Roman" w:hAnsi="Segoe UI" w:cs="Segoe UI"/>
+                <w:sz w:val="19"/>
+                <w:szCs w:val="19"/>
+              </w:rPr>
+              <w:t>TC-AUTH-20</w:t>
+            </w:r>
+          </w:p>
+        </w:tc>
+        <w:tc>
+          <w:tcPr>
+            <w:tcW w:w="0" w:type="auto"/>
+            <w:tcBorders>
+              <w:top w:val="single" w:sz="6" w:space="0" w:color="9AA5B1"/>
+              <w:left w:val="single" w:sz="6" w:space="0" w:color="9AA5B1"/>
+              <w:bottom w:val="single" w:sz="6" w:space="0" w:color="9AA5B1"/>
+              <w:right w:val="single" w:sz="6" w:space="0" w:color="9AA5B1"/>
+            </w:tcBorders>
+            <w:tcMar>
+              <w:top w:w="80" w:type="dxa"/>
+              <w:left w:w="80" w:type="dxa"/>
+              <w:bottom w:w="80" w:type="dxa"/>
+              <w:right w:w="80" w:type="dxa"/>
+            </w:tcMar>
+            <w:hideMark/>
+          </w:tcPr>
+          <w:p>
+            <w:pPr>
+              <w:rPr>
+                <w:rFonts w:ascii="Segoe UI" w:eastAsia="Times New Roman" w:hAnsi="Segoe UI" w:cs="Segoe UI"/>
+                <w:sz w:val="19"/>
+                <w:szCs w:val="19"/>
+              </w:rPr>
+            </w:pPr>
+            <w:r>
+              <w:rPr>
+                <w:rFonts w:ascii="Segoe UI" w:eastAsia="Times New Roman" w:hAnsi="Segoe UI" w:cs="Segoe UI"/>
+                <w:sz w:val="19"/>
+                <w:szCs w:val="19"/>
+              </w:rPr>
+              <w:t>FR-USR-16</w:t>
+            </w:r>
+          </w:p>
+        </w:tc>
+        <w:tc>
+          <w:tcPr>
+            <w:tcW w:w="0" w:type="auto"/>
+            <w:tcBorders>
+              <w:top w:val="single" w:sz="6" w:space="0" w:color="9AA5B1"/>
+              <w:left w:val="single" w:sz="6" w:space="0" w:color="9AA5B1"/>
+              <w:bottom w:val="single" w:sz="6" w:space="0" w:color="9AA5B1"/>
+              <w:right w:val="single" w:sz="6" w:space="0" w:color="9AA5B1"/>
+            </w:tcBorders>
+            <w:tcMar>
+              <w:top w:w="80" w:type="dxa"/>
+              <w:left w:w="80" w:type="dxa"/>
+              <w:bottom w:w="80" w:type="dxa"/>
+              <w:right w:w="80" w:type="dxa"/>
+            </w:tcMar>
+            <w:hideMark/>
+          </w:tcPr>
+          <w:p>
+            <w:pPr>
+              <w:rPr>
+                <w:rFonts w:ascii="Segoe UI" w:eastAsia="Times New Roman" w:hAnsi="Segoe UI" w:cs="Segoe UI"/>
+                <w:sz w:val="19"/>
+                <w:szCs w:val="19"/>
+              </w:rPr>
+            </w:pPr>
+            <w:r>
+              <w:rPr>
+                <w:rFonts w:ascii="Segoe UI" w:eastAsia="Times New Roman" w:hAnsi="Segoe UI" w:cs="Segoe UI"/>
+                <w:sz w:val="19"/>
+                <w:szCs w:val="19"/>
+              </w:rPr>
+              <w:t>Start the API against a database whose accounts predate the status field.</w:t>
+            </w:r>
+          </w:p>
+        </w:tc>
+        <w:tc>
+          <w:tcPr>
+            <w:tcW w:w="0" w:type="auto"/>
+            <w:tcBorders>
+              <w:top w:val="single" w:sz="6" w:space="0" w:color="9AA5B1"/>
+              <w:left w:val="single" w:sz="6" w:space="0" w:color="9AA5B1"/>
+              <w:bottom w:val="single" w:sz="6" w:space="0" w:color="9AA5B1"/>
+              <w:right w:val="single" w:sz="6" w:space="0" w:color="9AA5B1"/>
+            </w:tcBorders>
+            <w:tcMar>
+              <w:top w:w="80" w:type="dxa"/>
+              <w:left w:w="80" w:type="dxa"/>
+              <w:bottom w:w="80" w:type="dxa"/>
+              <w:right w:w="80" w:type="dxa"/>
+            </w:tcMar>
+            <w:hideMark/>
+          </w:tcPr>
+          <w:p>
+            <w:pPr>
+              <w:rPr>
+                <w:rFonts w:ascii="Segoe UI" w:eastAsia="Times New Roman" w:hAnsi="Segoe UI" w:cs="Segoe UI"/>
+                <w:sz w:val="19"/>
+                <w:szCs w:val="19"/>
+              </w:rPr>
+            </w:pPr>
+            <w:r>
+              <w:rPr>
+                <w:rFonts w:ascii="Segoe UI" w:eastAsia="Times New Roman" w:hAnsi="Segoe UI" w:cs="Segoe UI"/>
+                <w:sz w:val="19"/>
+                <w:szCs w:val="19"/>
+              </w:rPr>
+              <w:t xml:space="preserve">Every account is Allowed and everyone can still sign in. </w:t>
             </w:r>
             <w:r>
               <w:rPr>
@@ -2662,50 +4355,23 @@
                 <w:sz w:val="19"/>
                 <w:szCs w:val="19"/>
               </w:rPr>
-              <w:t>Login with Face</w:t>
-            </w:r>
-            <w:r>
-              <w:rPr>
-                <w:rFonts w:ascii="Segoe UI" w:eastAsia="Times New Roman" w:hAnsi="Segoe UI" w:cs="Segoe UI"/>
-                <w:sz w:val="19"/>
-                <w:szCs w:val="19"/>
-              </w:rPr>
-              <w:t xml:space="preserve"> with both fields empty, and present the enrolled face.</w:t>
-            </w:r>
-          </w:p>
-        </w:tc>
-        <w:tc>
-          <w:tcPr>
-            <w:tcW w:w="0" w:type="auto"/>
-            <w:tcBorders>
-              <w:top w:val="single" w:sz="6" w:space="0" w:color="9AA5B1"/>
-              <w:left w:val="single" w:sz="6" w:space="0" w:color="9AA5B1"/>
-              <w:bottom w:val="single" w:sz="6" w:space="0" w:color="9AA5B1"/>
-              <w:right w:val="single" w:sz="6" w:space="0" w:color="9AA5B1"/>
-            </w:tcBorders>
-            <w:tcMar>
-              <w:top w:w="80" w:type="dxa"/>
-              <w:left w:w="80" w:type="dxa"/>
-              <w:bottom w:w="80" w:type="dxa"/>
-              <w:right w:w="80" w:type="dxa"/>
-            </w:tcMar>
-            <w:hideMark/>
-          </w:tcPr>
-          <w:p>
-            <w:pPr>
-              <w:rPr>
-                <w:rFonts w:ascii="Segoe UI" w:eastAsia="Times New Roman" w:hAnsi="Segoe UI" w:cs="Segoe UI"/>
-                <w:sz w:val="19"/>
-                <w:szCs w:val="19"/>
-              </w:rPr>
-            </w:pPr>
-            <w:r>
-              <w:rPr>
-                <w:rFonts w:ascii="Segoe UI" w:eastAsia="Times New Roman" w:hAnsi="Segoe UI" w:cs="Segoe UI"/>
-                <w:sz w:val="19"/>
-                <w:szCs w:val="19"/>
-              </w:rPr>
-              <w:t>The camera opens without complaining about the empty fields, and the correct account is signed in.</w:t>
+              <w:t>Regression guard:</w:t>
+            </w:r>
+            <w:r>
+              <w:rPr>
+                <w:rFonts w:ascii="Segoe UI" w:eastAsia="Times New Roman" w:hAnsi="Segoe UI" w:cs="Segoe UI"/>
+                <w:sz w:val="19"/>
+                <w:szCs w:val="19"/>
+              </w:rPr>
+              <w:t xml:space="preserve"> without the backfil</w:t>
+            </w:r>
+            <w:r>
+              <w:rPr>
+                <w:rFonts w:ascii="Segoe UI" w:eastAsia="Times New Roman" w:hAnsi="Segoe UI" w:cs="Segoe UI"/>
+                <w:sz w:val="19"/>
+                <w:szCs w:val="19"/>
+              </w:rPr>
+              <w:t>l, adding the field locks out the entire installation, administrators included.</w:t>
             </w:r>
           </w:p>
         </w:tc>
@@ -2742,1041 +4408,7 @@
                 <w:sz w:val="19"/>
                 <w:szCs w:val="19"/>
               </w:rPr>
-              <w:t>TC-AUTH-13</w:t>
-            </w:r>
-          </w:p>
-        </w:tc>
-        <w:tc>
-          <w:tcPr>
-            <w:tcW w:w="0" w:type="auto"/>
-            <w:tcBorders>
-              <w:top w:val="single" w:sz="6" w:space="0" w:color="9AA5B1"/>
-              <w:left w:val="single" w:sz="6" w:space="0" w:color="9AA5B1"/>
-              <w:bottom w:val="single" w:sz="6" w:space="0" w:color="9AA5B1"/>
-              <w:right w:val="single" w:sz="6" w:space="0" w:color="9AA5B1"/>
-            </w:tcBorders>
-            <w:tcMar>
-              <w:top w:w="80" w:type="dxa"/>
-              <w:left w:w="80" w:type="dxa"/>
-              <w:bottom w:w="80" w:type="dxa"/>
-              <w:right w:w="80" w:type="dxa"/>
-            </w:tcMar>
-            <w:hideMark/>
-          </w:tcPr>
-          <w:p>
-            <w:pPr>
-              <w:rPr>
-                <w:rFonts w:ascii="Segoe UI" w:eastAsia="Times New Roman" w:hAnsi="Segoe UI" w:cs="Segoe UI"/>
-                <w:sz w:val="19"/>
-                <w:szCs w:val="19"/>
-              </w:rPr>
-            </w:pPr>
-            <w:r>
-              <w:rPr>
-                <w:rFonts w:ascii="Segoe UI" w:eastAsia="Times New Roman" w:hAnsi="Segoe UI" w:cs="Segoe UI"/>
-                <w:sz w:val="19"/>
-                <w:szCs w:val="19"/>
-              </w:rPr>
-              <w:t>FR-AUTH-05a</w:t>
-            </w:r>
-          </w:p>
-        </w:tc>
-        <w:tc>
-          <w:tcPr>
-            <w:tcW w:w="0" w:type="auto"/>
-            <w:tcBorders>
-              <w:top w:val="single" w:sz="6" w:space="0" w:color="9AA5B1"/>
-              <w:left w:val="single" w:sz="6" w:space="0" w:color="9AA5B1"/>
-              <w:bottom w:val="single" w:sz="6" w:space="0" w:color="9AA5B1"/>
-              <w:right w:val="single" w:sz="6" w:space="0" w:color="9AA5B1"/>
-            </w:tcBorders>
-            <w:tcMar>
-              <w:top w:w="80" w:type="dxa"/>
-              <w:left w:w="80" w:type="dxa"/>
-              <w:bottom w:w="80" w:type="dxa"/>
-              <w:right w:w="80" w:type="dxa"/>
-            </w:tcMar>
-            <w:hideMark/>
-          </w:tcPr>
-          <w:p>
-            <w:pPr>
-              <w:rPr>
-                <w:rFonts w:ascii="Segoe UI" w:eastAsia="Times New Roman" w:hAnsi="Segoe UI" w:cs="Segoe UI"/>
-                <w:sz w:val="19"/>
-                <w:szCs w:val="19"/>
-              </w:rPr>
-            </w:pPr>
-            <w:r>
-              <w:rPr>
-                <w:rFonts w:ascii="Segoe UI" w:eastAsia="Times New Roman" w:hAnsi="Segoe UI" w:cs="Segoe UI"/>
-                <w:sz w:val="19"/>
-                <w:szCs w:val="19"/>
-              </w:rPr>
-              <w:t>Present a face belonging to nobody enrolled.</w:t>
-            </w:r>
-          </w:p>
-        </w:tc>
-        <w:tc>
-          <w:tcPr>
-            <w:tcW w:w="0" w:type="auto"/>
-            <w:tcBorders>
-              <w:top w:val="single" w:sz="6" w:space="0" w:color="9AA5B1"/>
-              <w:left w:val="single" w:sz="6" w:space="0" w:color="9AA5B1"/>
-              <w:bottom w:val="single" w:sz="6" w:space="0" w:color="9AA5B1"/>
-              <w:right w:val="single" w:sz="6" w:space="0" w:color="9AA5B1"/>
-            </w:tcBorders>
-            <w:tcMar>
-              <w:top w:w="80" w:type="dxa"/>
-              <w:left w:w="80" w:type="dxa"/>
-              <w:bottom w:w="80" w:type="dxa"/>
-              <w:right w:w="80" w:type="dxa"/>
-            </w:tcMar>
-            <w:hideMark/>
-          </w:tcPr>
-          <w:p>
-            <w:pPr>
-              <w:rPr>
-                <w:rFonts w:ascii="Segoe UI" w:eastAsia="Times New Roman" w:hAnsi="Segoe UI" w:cs="Segoe UI"/>
-                <w:sz w:val="19"/>
-                <w:szCs w:val="19"/>
-              </w:rPr>
-            </w:pPr>
-            <w:r>
-              <w:rPr>
-                <w:rFonts w:ascii="Segoe UI" w:eastAsia="Times New Roman" w:hAnsi="Segoe UI" w:cs="Segoe UI"/>
-                <w:sz w:val="19"/>
-                <w:szCs w:val="19"/>
-              </w:rPr>
-              <w:t>Refused with "That face was not recognised…"; no account is signed in.</w:t>
-            </w:r>
-          </w:p>
-        </w:tc>
-      </w:tr>
-      <w:tr>
-        <w:tc>
-          <w:tcPr>
-            <w:tcW w:w="0" w:type="auto"/>
-            <w:tcBorders>
-              <w:top w:val="single" w:sz="6" w:space="0" w:color="9AA5B1"/>
-              <w:left w:val="single" w:sz="6" w:space="0" w:color="9AA5B1"/>
-              <w:bottom w:val="single" w:sz="6" w:space="0" w:color="9AA5B1"/>
-              <w:right w:val="single" w:sz="6" w:space="0" w:color="9AA5B1"/>
-            </w:tcBorders>
-            <w:tcMar>
-              <w:top w:w="80" w:type="dxa"/>
-              <w:left w:w="80" w:type="dxa"/>
-              <w:bottom w:w="80" w:type="dxa"/>
-              <w:right w:w="80" w:type="dxa"/>
-            </w:tcMar>
-            <w:hideMark/>
-          </w:tcPr>
-          <w:p>
-            <w:pPr>
-              <w:rPr>
-                <w:rFonts w:ascii="Segoe UI" w:eastAsia="Times New Roman" w:hAnsi="Segoe UI" w:cs="Segoe UI"/>
-                <w:sz w:val="19"/>
-                <w:szCs w:val="19"/>
-              </w:rPr>
-            </w:pPr>
-            <w:r>
-              <w:rPr>
-                <w:rFonts w:ascii="Segoe UI" w:eastAsia="Times New Roman" w:hAnsi="Segoe UI" w:cs="Segoe UI"/>
-                <w:sz w:val="19"/>
-                <w:szCs w:val="19"/>
-              </w:rPr>
-              <w:t>TC-AUTH-14</w:t>
-            </w:r>
-          </w:p>
-        </w:tc>
-        <w:tc>
-          <w:tcPr>
-            <w:tcW w:w="0" w:type="auto"/>
-            <w:tcBorders>
-              <w:top w:val="single" w:sz="6" w:space="0" w:color="9AA5B1"/>
-              <w:left w:val="single" w:sz="6" w:space="0" w:color="9AA5B1"/>
-              <w:bottom w:val="single" w:sz="6" w:space="0" w:color="9AA5B1"/>
-              <w:right w:val="single" w:sz="6" w:space="0" w:color="9AA5B1"/>
-            </w:tcBorders>
-            <w:tcMar>
-              <w:top w:w="80" w:type="dxa"/>
-              <w:left w:w="80" w:type="dxa"/>
-              <w:bottom w:w="80" w:type="dxa"/>
-              <w:right w:w="80" w:type="dxa"/>
-            </w:tcMar>
-            <w:hideMark/>
-          </w:tcPr>
-          <w:p>
-            <w:pPr>
-              <w:rPr>
-                <w:rFonts w:ascii="Segoe UI" w:eastAsia="Times New Roman" w:hAnsi="Segoe UI" w:cs="Segoe UI"/>
-                <w:sz w:val="19"/>
-                <w:szCs w:val="19"/>
-              </w:rPr>
-            </w:pPr>
-            <w:r>
-              <w:rPr>
-                <w:rFonts w:ascii="Segoe UI" w:eastAsia="Times New Roman" w:hAnsi="Segoe UI" w:cs="Segoe UI"/>
-                <w:sz w:val="19"/>
-                <w:szCs w:val="19"/>
-              </w:rPr>
-              <w:t>FR-AUTH-05a</w:t>
-            </w:r>
-          </w:p>
-        </w:tc>
-        <w:tc>
-          <w:tcPr>
-            <w:tcW w:w="0" w:type="auto"/>
-            <w:tcBorders>
-              <w:top w:val="single" w:sz="6" w:space="0" w:color="9AA5B1"/>
-              <w:left w:val="single" w:sz="6" w:space="0" w:color="9AA5B1"/>
-              <w:bottom w:val="single" w:sz="6" w:space="0" w:color="9AA5B1"/>
-              <w:right w:val="single" w:sz="6" w:space="0" w:color="9AA5B1"/>
-            </w:tcBorders>
-            <w:tcMar>
-              <w:top w:w="80" w:type="dxa"/>
-              <w:left w:w="80" w:type="dxa"/>
-              <w:bottom w:w="80" w:type="dxa"/>
-              <w:right w:w="80" w:type="dxa"/>
-            </w:tcMar>
-            <w:hideMark/>
-          </w:tcPr>
-          <w:p>
-            <w:pPr>
-              <w:rPr>
-                <w:rFonts w:ascii="Segoe UI" w:eastAsia="Times New Roman" w:hAnsi="Segoe UI" w:cs="Segoe UI"/>
-                <w:sz w:val="19"/>
-                <w:szCs w:val="19"/>
-              </w:rPr>
-            </w:pPr>
-            <w:r>
-              <w:rPr>
-                <w:rFonts w:ascii="Segoe UI" w:eastAsia="Times New Roman" w:hAnsi="Segoe UI" w:cs="Segoe UI"/>
-                <w:sz w:val="19"/>
-                <w:szCs w:val="19"/>
-              </w:rPr>
-              <w:t xml:space="preserve">Enrol two accounts with very similar faces (or set </w:t>
-            </w:r>
-            <w:r>
-              <w:rPr>
-                <w:rStyle w:val="c1"/>
-                <w:rFonts w:eastAsia="Times New Roman" w:cs="Segoe UI"/>
-              </w:rPr>
-              <w:t>FACE_MATCH_MARGIN=0.5</w:t>
-            </w:r>
-            <w:r>
-              <w:rPr>
-                <w:rFonts w:ascii="Segoe UI" w:eastAsia="Times New Roman" w:hAnsi="Segoe UI" w:cs="Segoe UI"/>
-                <w:sz w:val="19"/>
-                <w:szCs w:val="19"/>
-              </w:rPr>
-              <w:t xml:space="preserve"> to force it) and present one of them.</w:t>
-            </w:r>
-          </w:p>
-        </w:tc>
-        <w:tc>
-          <w:tcPr>
-            <w:tcW w:w="0" w:type="auto"/>
-            <w:tcBorders>
-              <w:top w:val="single" w:sz="6" w:space="0" w:color="9AA5B1"/>
-              <w:left w:val="single" w:sz="6" w:space="0" w:color="9AA5B1"/>
-              <w:bottom w:val="single" w:sz="6" w:space="0" w:color="9AA5B1"/>
-              <w:right w:val="single" w:sz="6" w:space="0" w:color="9AA5B1"/>
-            </w:tcBorders>
-            <w:tcMar>
-              <w:top w:w="80" w:type="dxa"/>
-              <w:left w:w="80" w:type="dxa"/>
-              <w:bottom w:w="80" w:type="dxa"/>
-              <w:right w:w="80" w:type="dxa"/>
-            </w:tcMar>
-            <w:hideMark/>
-          </w:tcPr>
-          <w:p>
-            <w:pPr>
-              <w:rPr>
-                <w:rFonts w:ascii="Segoe UI" w:eastAsia="Times New Roman" w:hAnsi="Segoe UI" w:cs="Segoe UI"/>
-                <w:sz w:val="19"/>
-                <w:szCs w:val="19"/>
-              </w:rPr>
-            </w:pPr>
-            <w:r>
-              <w:rPr>
-                <w:rFonts w:ascii="Segoe UI" w:eastAsia="Times New Roman" w:hAnsi="Segoe UI" w:cs="Segoe UI"/>
-                <w:sz w:val="19"/>
-                <w:szCs w:val="19"/>
-              </w:rPr>
-              <w:t>Refused rather than guessing. The server logs which two were too close; the browser is told only that it was not recognised.</w:t>
-            </w:r>
-          </w:p>
-        </w:tc>
-      </w:tr>
-      <w:tr>
-        <w:tc>
-          <w:tcPr>
-            <w:tcW w:w="0" w:type="auto"/>
-            <w:tcBorders>
-              <w:top w:val="single" w:sz="6" w:space="0" w:color="9AA5B1"/>
-              <w:left w:val="single" w:sz="6" w:space="0" w:color="9AA5B1"/>
-              <w:bottom w:val="single" w:sz="6" w:space="0" w:color="9AA5B1"/>
-              <w:right w:val="single" w:sz="6" w:space="0" w:color="9AA5B1"/>
-            </w:tcBorders>
-            <w:tcMar>
-              <w:top w:w="80" w:type="dxa"/>
-              <w:left w:w="80" w:type="dxa"/>
-              <w:bottom w:w="80" w:type="dxa"/>
-              <w:right w:w="80" w:type="dxa"/>
-            </w:tcMar>
-            <w:hideMark/>
-          </w:tcPr>
-          <w:p>
-            <w:pPr>
-              <w:rPr>
-                <w:rFonts w:ascii="Segoe UI" w:eastAsia="Times New Roman" w:hAnsi="Segoe UI" w:cs="Segoe UI"/>
-                <w:sz w:val="19"/>
-                <w:szCs w:val="19"/>
-              </w:rPr>
-            </w:pPr>
-            <w:r>
-              <w:rPr>
-                <w:rFonts w:ascii="Segoe UI" w:eastAsia="Times New Roman" w:hAnsi="Segoe UI" w:cs="Segoe UI"/>
-                <w:sz w:val="19"/>
-                <w:szCs w:val="19"/>
-              </w:rPr>
-              <w:t>TC-AUTH</w:t>
-            </w:r>
-            <w:r>
-              <w:rPr>
-                <w:rFonts w:ascii="Segoe UI" w:eastAsia="Times New Roman" w:hAnsi="Segoe UI" w:cs="Segoe UI"/>
-                <w:sz w:val="19"/>
-                <w:szCs w:val="19"/>
-              </w:rPr>
-              <w:t>-15</w:t>
-            </w:r>
-          </w:p>
-        </w:tc>
-        <w:tc>
-          <w:tcPr>
-            <w:tcW w:w="0" w:type="auto"/>
-            <w:tcBorders>
-              <w:top w:val="single" w:sz="6" w:space="0" w:color="9AA5B1"/>
-              <w:left w:val="single" w:sz="6" w:space="0" w:color="9AA5B1"/>
-              <w:bottom w:val="single" w:sz="6" w:space="0" w:color="9AA5B1"/>
-              <w:right w:val="single" w:sz="6" w:space="0" w:color="9AA5B1"/>
-            </w:tcBorders>
-            <w:tcMar>
-              <w:top w:w="80" w:type="dxa"/>
-              <w:left w:w="80" w:type="dxa"/>
-              <w:bottom w:w="80" w:type="dxa"/>
-              <w:right w:w="80" w:type="dxa"/>
-            </w:tcMar>
-            <w:hideMark/>
-          </w:tcPr>
-          <w:p>
-            <w:pPr>
-              <w:rPr>
-                <w:rFonts w:ascii="Segoe UI" w:eastAsia="Times New Roman" w:hAnsi="Segoe UI" w:cs="Segoe UI"/>
-                <w:sz w:val="19"/>
-                <w:szCs w:val="19"/>
-              </w:rPr>
-            </w:pPr>
-            <w:r>
-              <w:rPr>
-                <w:rFonts w:ascii="Segoe UI" w:eastAsia="Times New Roman" w:hAnsi="Segoe UI" w:cs="Segoe UI"/>
-                <w:sz w:val="19"/>
-                <w:szCs w:val="19"/>
-              </w:rPr>
-              <w:t>FR-AUTH-05b</w:t>
-            </w:r>
-          </w:p>
-        </w:tc>
-        <w:tc>
-          <w:tcPr>
-            <w:tcW w:w="0" w:type="auto"/>
-            <w:tcBorders>
-              <w:top w:val="single" w:sz="6" w:space="0" w:color="9AA5B1"/>
-              <w:left w:val="single" w:sz="6" w:space="0" w:color="9AA5B1"/>
-              <w:bottom w:val="single" w:sz="6" w:space="0" w:color="9AA5B1"/>
-              <w:right w:val="single" w:sz="6" w:space="0" w:color="9AA5B1"/>
-            </w:tcBorders>
-            <w:tcMar>
-              <w:top w:w="80" w:type="dxa"/>
-              <w:left w:w="80" w:type="dxa"/>
-              <w:bottom w:w="80" w:type="dxa"/>
-              <w:right w:w="80" w:type="dxa"/>
-            </w:tcMar>
-            <w:hideMark/>
-          </w:tcPr>
-          <w:p>
-            <w:pPr>
-              <w:rPr>
-                <w:rFonts w:ascii="Segoe UI" w:eastAsia="Times New Roman" w:hAnsi="Segoe UI" w:cs="Segoe UI"/>
-                <w:sz w:val="19"/>
-                <w:szCs w:val="19"/>
-              </w:rPr>
-            </w:pPr>
-            <w:r>
-              <w:rPr>
-                <w:rFonts w:ascii="Segoe UI" w:eastAsia="Times New Roman" w:hAnsi="Segoe UI" w:cs="Segoe UI"/>
-                <w:sz w:val="19"/>
-                <w:szCs w:val="19"/>
-              </w:rPr>
-              <w:t>Compare the message from TC-AUTH-13 with the one from TC-AUTH-14.</w:t>
-            </w:r>
-          </w:p>
-        </w:tc>
-        <w:tc>
-          <w:tcPr>
-            <w:tcW w:w="0" w:type="auto"/>
-            <w:tcBorders>
-              <w:top w:val="single" w:sz="6" w:space="0" w:color="9AA5B1"/>
-              <w:left w:val="single" w:sz="6" w:space="0" w:color="9AA5B1"/>
-              <w:bottom w:val="single" w:sz="6" w:space="0" w:color="9AA5B1"/>
-              <w:right w:val="single" w:sz="6" w:space="0" w:color="9AA5B1"/>
-            </w:tcBorders>
-            <w:tcMar>
-              <w:top w:w="80" w:type="dxa"/>
-              <w:left w:w="80" w:type="dxa"/>
-              <w:bottom w:w="80" w:type="dxa"/>
-              <w:right w:w="80" w:type="dxa"/>
-            </w:tcMar>
-            <w:hideMark/>
-          </w:tcPr>
-          <w:p>
-            <w:pPr>
-              <w:rPr>
-                <w:rFonts w:ascii="Segoe UI" w:eastAsia="Times New Roman" w:hAnsi="Segoe UI" w:cs="Segoe UI"/>
-                <w:sz w:val="19"/>
-                <w:szCs w:val="19"/>
-              </w:rPr>
-            </w:pPr>
-            <w:r>
-              <w:rPr>
-                <w:rFonts w:ascii="Segoe UI" w:eastAsia="Times New Roman" w:hAnsi="Segoe UI" w:cs="Segoe UI"/>
-                <w:sz w:val="19"/>
-                <w:szCs w:val="19"/>
-              </w:rPr>
-              <w:t>Identical. Nothing distinguishes "no match" from "ambiguous match" to the person at the screen.</w:t>
-            </w:r>
-          </w:p>
-        </w:tc>
-      </w:tr>
-      <w:tr>
-        <w:tc>
-          <w:tcPr>
-            <w:tcW w:w="0" w:type="auto"/>
-            <w:tcBorders>
-              <w:top w:val="single" w:sz="6" w:space="0" w:color="9AA5B1"/>
-              <w:left w:val="single" w:sz="6" w:space="0" w:color="9AA5B1"/>
-              <w:bottom w:val="single" w:sz="6" w:space="0" w:color="9AA5B1"/>
-              <w:right w:val="single" w:sz="6" w:space="0" w:color="9AA5B1"/>
-            </w:tcBorders>
-            <w:tcMar>
-              <w:top w:w="80" w:type="dxa"/>
-              <w:left w:w="80" w:type="dxa"/>
-              <w:bottom w:w="80" w:type="dxa"/>
-              <w:right w:w="80" w:type="dxa"/>
-            </w:tcMar>
-            <w:hideMark/>
-          </w:tcPr>
-          <w:p>
-            <w:pPr>
-              <w:rPr>
-                <w:rFonts w:ascii="Segoe UI" w:eastAsia="Times New Roman" w:hAnsi="Segoe UI" w:cs="Segoe UI"/>
-                <w:sz w:val="19"/>
-                <w:szCs w:val="19"/>
-              </w:rPr>
-            </w:pPr>
-            <w:r>
-              <w:rPr>
-                <w:rFonts w:ascii="Segoe UI" w:eastAsia="Times New Roman" w:hAnsi="Segoe UI" w:cs="Segoe UI"/>
-                <w:sz w:val="19"/>
-                <w:szCs w:val="19"/>
-              </w:rPr>
-              <w:t>TC-AUTH-16</w:t>
-            </w:r>
-          </w:p>
-        </w:tc>
-        <w:tc>
-          <w:tcPr>
-            <w:tcW w:w="0" w:type="auto"/>
-            <w:tcBorders>
-              <w:top w:val="single" w:sz="6" w:space="0" w:color="9AA5B1"/>
-              <w:left w:val="single" w:sz="6" w:space="0" w:color="9AA5B1"/>
-              <w:bottom w:val="single" w:sz="6" w:space="0" w:color="9AA5B1"/>
-              <w:right w:val="single" w:sz="6" w:space="0" w:color="9AA5B1"/>
-            </w:tcBorders>
-            <w:tcMar>
-              <w:top w:w="80" w:type="dxa"/>
-              <w:left w:w="80" w:type="dxa"/>
-              <w:bottom w:w="80" w:type="dxa"/>
-              <w:right w:w="80" w:type="dxa"/>
-            </w:tcMar>
-            <w:hideMark/>
-          </w:tcPr>
-          <w:p>
-            <w:pPr>
-              <w:rPr>
-                <w:rFonts w:ascii="Segoe UI" w:eastAsia="Times New Roman" w:hAnsi="Segoe UI" w:cs="Segoe UI"/>
-                <w:sz w:val="19"/>
-                <w:szCs w:val="19"/>
-              </w:rPr>
-            </w:pPr>
-            <w:r>
-              <w:rPr>
-                <w:rFonts w:ascii="Segoe UI" w:eastAsia="Times New Roman" w:hAnsi="Segoe UI" w:cs="Segoe UI"/>
-                <w:sz w:val="19"/>
-                <w:szCs w:val="19"/>
-              </w:rPr>
-              <w:t>FR-AUTH-10</w:t>
-            </w:r>
-          </w:p>
-        </w:tc>
-        <w:tc>
-          <w:tcPr>
-            <w:tcW w:w="0" w:type="auto"/>
-            <w:tcBorders>
-              <w:top w:val="single" w:sz="6" w:space="0" w:color="9AA5B1"/>
-              <w:left w:val="single" w:sz="6" w:space="0" w:color="9AA5B1"/>
-              <w:bottom w:val="single" w:sz="6" w:space="0" w:color="9AA5B1"/>
-              <w:right w:val="single" w:sz="6" w:space="0" w:color="9AA5B1"/>
-            </w:tcBorders>
-            <w:tcMar>
-              <w:top w:w="80" w:type="dxa"/>
-              <w:left w:w="80" w:type="dxa"/>
-              <w:bottom w:w="80" w:type="dxa"/>
-              <w:right w:w="80" w:type="dxa"/>
-            </w:tcMar>
-            <w:hideMark/>
-          </w:tcPr>
-          <w:p>
-            <w:pPr>
-              <w:rPr>
-                <w:rFonts w:ascii="Segoe UI" w:eastAsia="Times New Roman" w:hAnsi="Segoe UI" w:cs="Segoe UI"/>
-                <w:sz w:val="19"/>
-                <w:szCs w:val="19"/>
-              </w:rPr>
-            </w:pPr>
-            <w:r>
-              <w:rPr>
-                <w:rFonts w:ascii="Segoe UI" w:eastAsia="Times New Roman" w:hAnsi="Segoe UI" w:cs="Segoe UI"/>
-                <w:sz w:val="19"/>
-                <w:szCs w:val="19"/>
-              </w:rPr>
-              <w:t>Deny an account, then try both sign-in methods.</w:t>
-            </w:r>
-          </w:p>
-        </w:tc>
-        <w:tc>
-          <w:tcPr>
-            <w:tcW w:w="0" w:type="auto"/>
-            <w:tcBorders>
-              <w:top w:val="single" w:sz="6" w:space="0" w:color="9AA5B1"/>
-              <w:left w:val="single" w:sz="6" w:space="0" w:color="9AA5B1"/>
-              <w:bottom w:val="single" w:sz="6" w:space="0" w:color="9AA5B1"/>
-              <w:right w:val="single" w:sz="6" w:space="0" w:color="9AA5B1"/>
-            </w:tcBorders>
-            <w:tcMar>
-              <w:top w:w="80" w:type="dxa"/>
-              <w:left w:w="80" w:type="dxa"/>
-              <w:bottom w:w="80" w:type="dxa"/>
-              <w:right w:w="80" w:type="dxa"/>
-            </w:tcMar>
-            <w:hideMark/>
-          </w:tcPr>
-          <w:p>
-            <w:pPr>
-              <w:rPr>
-                <w:rFonts w:ascii="Segoe UI" w:eastAsia="Times New Roman" w:hAnsi="Segoe UI" w:cs="Segoe UI"/>
-                <w:sz w:val="19"/>
-                <w:szCs w:val="19"/>
-              </w:rPr>
-            </w:pPr>
-            <w:r>
-              <w:rPr>
-                <w:rFonts w:ascii="Segoe UI" w:eastAsia="Times New Roman" w:hAnsi="Segoe UI" w:cs="Segoe UI"/>
-                <w:sz w:val="19"/>
-                <w:szCs w:val="19"/>
-              </w:rPr>
-              <w:t>Both re</w:t>
-            </w:r>
-            <w:r>
-              <w:rPr>
-                <w:rFonts w:ascii="Segoe UI" w:eastAsia="Times New Roman" w:hAnsi="Segoe UI" w:cs="Segoe UI"/>
-                <w:sz w:val="19"/>
-                <w:szCs w:val="19"/>
-              </w:rPr>
-              <w:t>fused with the denied message, not the pending one.</w:t>
-            </w:r>
-          </w:p>
-        </w:tc>
-      </w:tr>
-      <w:tr>
-        <w:tc>
-          <w:tcPr>
-            <w:tcW w:w="0" w:type="auto"/>
-            <w:tcBorders>
-              <w:top w:val="single" w:sz="6" w:space="0" w:color="9AA5B1"/>
-              <w:left w:val="single" w:sz="6" w:space="0" w:color="9AA5B1"/>
-              <w:bottom w:val="single" w:sz="6" w:space="0" w:color="9AA5B1"/>
-              <w:right w:val="single" w:sz="6" w:space="0" w:color="9AA5B1"/>
-            </w:tcBorders>
-            <w:tcMar>
-              <w:top w:w="80" w:type="dxa"/>
-              <w:left w:w="80" w:type="dxa"/>
-              <w:bottom w:w="80" w:type="dxa"/>
-              <w:right w:w="80" w:type="dxa"/>
-            </w:tcMar>
-            <w:hideMark/>
-          </w:tcPr>
-          <w:p>
-            <w:pPr>
-              <w:rPr>
-                <w:rFonts w:ascii="Segoe UI" w:eastAsia="Times New Roman" w:hAnsi="Segoe UI" w:cs="Segoe UI"/>
-                <w:sz w:val="19"/>
-                <w:szCs w:val="19"/>
-              </w:rPr>
-            </w:pPr>
-            <w:r>
-              <w:rPr>
-                <w:rFonts w:ascii="Segoe UI" w:eastAsia="Times New Roman" w:hAnsi="Segoe UI" w:cs="Segoe UI"/>
-                <w:sz w:val="19"/>
-                <w:szCs w:val="19"/>
-              </w:rPr>
-              <w:t>TC-AUTH-17</w:t>
-            </w:r>
-          </w:p>
-        </w:tc>
-        <w:tc>
-          <w:tcPr>
-            <w:tcW w:w="0" w:type="auto"/>
-            <w:tcBorders>
-              <w:top w:val="single" w:sz="6" w:space="0" w:color="9AA5B1"/>
-              <w:left w:val="single" w:sz="6" w:space="0" w:color="9AA5B1"/>
-              <w:bottom w:val="single" w:sz="6" w:space="0" w:color="9AA5B1"/>
-              <w:right w:val="single" w:sz="6" w:space="0" w:color="9AA5B1"/>
-            </w:tcBorders>
-            <w:tcMar>
-              <w:top w:w="80" w:type="dxa"/>
-              <w:left w:w="80" w:type="dxa"/>
-              <w:bottom w:w="80" w:type="dxa"/>
-              <w:right w:w="80" w:type="dxa"/>
-            </w:tcMar>
-            <w:hideMark/>
-          </w:tcPr>
-          <w:p>
-            <w:pPr>
-              <w:rPr>
-                <w:rFonts w:ascii="Segoe UI" w:eastAsia="Times New Roman" w:hAnsi="Segoe UI" w:cs="Segoe UI"/>
-                <w:sz w:val="19"/>
-                <w:szCs w:val="19"/>
-              </w:rPr>
-            </w:pPr>
-            <w:r>
-              <w:rPr>
-                <w:rFonts w:ascii="Segoe UI" w:eastAsia="Times New Roman" w:hAnsi="Segoe UI" w:cs="Segoe UI"/>
-                <w:sz w:val="19"/>
-                <w:szCs w:val="19"/>
-              </w:rPr>
-              <w:t>FR-AUTH-05a</w:t>
-            </w:r>
-          </w:p>
-        </w:tc>
-        <w:tc>
-          <w:tcPr>
-            <w:tcW w:w="0" w:type="auto"/>
-            <w:tcBorders>
-              <w:top w:val="single" w:sz="6" w:space="0" w:color="9AA5B1"/>
-              <w:left w:val="single" w:sz="6" w:space="0" w:color="9AA5B1"/>
-              <w:bottom w:val="single" w:sz="6" w:space="0" w:color="9AA5B1"/>
-              <w:right w:val="single" w:sz="6" w:space="0" w:color="9AA5B1"/>
-            </w:tcBorders>
-            <w:tcMar>
-              <w:top w:w="80" w:type="dxa"/>
-              <w:left w:w="80" w:type="dxa"/>
-              <w:bottom w:w="80" w:type="dxa"/>
-              <w:right w:w="80" w:type="dxa"/>
-            </w:tcMar>
-            <w:hideMark/>
-          </w:tcPr>
-          <w:p>
-            <w:pPr>
-              <w:rPr>
-                <w:rFonts w:ascii="Segoe UI" w:eastAsia="Times New Roman" w:hAnsi="Segoe UI" w:cs="Segoe UI"/>
-                <w:sz w:val="19"/>
-                <w:szCs w:val="19"/>
-              </w:rPr>
-            </w:pPr>
-            <w:r>
-              <w:rPr>
-                <w:rFonts w:ascii="Segoe UI" w:eastAsia="Times New Roman" w:hAnsi="Segoe UI" w:cs="Segoe UI"/>
-                <w:sz w:val="19"/>
-                <w:szCs w:val="19"/>
-              </w:rPr>
-              <w:t>Deny an account that has a face enrolled, then present that face.</w:t>
-            </w:r>
-          </w:p>
-        </w:tc>
-        <w:tc>
-          <w:tcPr>
-            <w:tcW w:w="0" w:type="auto"/>
-            <w:tcBorders>
-              <w:top w:val="single" w:sz="6" w:space="0" w:color="9AA5B1"/>
-              <w:left w:val="single" w:sz="6" w:space="0" w:color="9AA5B1"/>
-              <w:bottom w:val="single" w:sz="6" w:space="0" w:color="9AA5B1"/>
-              <w:right w:val="single" w:sz="6" w:space="0" w:color="9AA5B1"/>
-            </w:tcBorders>
-            <w:tcMar>
-              <w:top w:w="80" w:type="dxa"/>
-              <w:left w:w="80" w:type="dxa"/>
-              <w:bottom w:w="80" w:type="dxa"/>
-              <w:right w:w="80" w:type="dxa"/>
-            </w:tcMar>
-            <w:hideMark/>
-          </w:tcPr>
-          <w:p>
-            <w:pPr>
-              <w:rPr>
-                <w:rFonts w:ascii="Segoe UI" w:eastAsia="Times New Roman" w:hAnsi="Segoe UI" w:cs="Segoe UI"/>
-                <w:sz w:val="19"/>
-                <w:szCs w:val="19"/>
-              </w:rPr>
-            </w:pPr>
-            <w:r>
-              <w:rPr>
-                <w:rFonts w:ascii="Segoe UI" w:eastAsia="Times New Roman" w:hAnsi="Segoe UI" w:cs="Segoe UI"/>
-                <w:sz w:val="19"/>
-                <w:szCs w:val="19"/>
-              </w:rPr>
-              <w:t>Not recognised — denied accounts are not candidates for identification at all.</w:t>
-            </w:r>
-          </w:p>
-        </w:tc>
-      </w:tr>
-      <w:tr>
-        <w:tc>
-          <w:tcPr>
-            <w:tcW w:w="0" w:type="auto"/>
-            <w:tcBorders>
-              <w:top w:val="single" w:sz="6" w:space="0" w:color="9AA5B1"/>
-              <w:left w:val="single" w:sz="6" w:space="0" w:color="9AA5B1"/>
-              <w:bottom w:val="single" w:sz="6" w:space="0" w:color="9AA5B1"/>
-              <w:right w:val="single" w:sz="6" w:space="0" w:color="9AA5B1"/>
-            </w:tcBorders>
-            <w:tcMar>
-              <w:top w:w="80" w:type="dxa"/>
-              <w:left w:w="80" w:type="dxa"/>
-              <w:bottom w:w="80" w:type="dxa"/>
-              <w:right w:w="80" w:type="dxa"/>
-            </w:tcMar>
-            <w:hideMark/>
-          </w:tcPr>
-          <w:p>
-            <w:pPr>
-              <w:rPr>
-                <w:rFonts w:ascii="Segoe UI" w:eastAsia="Times New Roman" w:hAnsi="Segoe UI" w:cs="Segoe UI"/>
-                <w:sz w:val="19"/>
-                <w:szCs w:val="19"/>
-              </w:rPr>
-            </w:pPr>
-            <w:r>
-              <w:rPr>
-                <w:rFonts w:ascii="Segoe UI" w:eastAsia="Times New Roman" w:hAnsi="Segoe UI" w:cs="Segoe UI"/>
-                <w:sz w:val="19"/>
-                <w:szCs w:val="19"/>
-              </w:rPr>
-              <w:t>TC-AUTH-18</w:t>
-            </w:r>
-          </w:p>
-        </w:tc>
-        <w:tc>
-          <w:tcPr>
-            <w:tcW w:w="0" w:type="auto"/>
-            <w:tcBorders>
-              <w:top w:val="single" w:sz="6" w:space="0" w:color="9AA5B1"/>
-              <w:left w:val="single" w:sz="6" w:space="0" w:color="9AA5B1"/>
-              <w:bottom w:val="single" w:sz="6" w:space="0" w:color="9AA5B1"/>
-              <w:right w:val="single" w:sz="6" w:space="0" w:color="9AA5B1"/>
-            </w:tcBorders>
-            <w:tcMar>
-              <w:top w:w="80" w:type="dxa"/>
-              <w:left w:w="80" w:type="dxa"/>
-              <w:bottom w:w="80" w:type="dxa"/>
-              <w:right w:w="80" w:type="dxa"/>
-            </w:tcMar>
-            <w:hideMark/>
-          </w:tcPr>
-          <w:p>
-            <w:pPr>
-              <w:rPr>
-                <w:rFonts w:ascii="Segoe UI" w:eastAsia="Times New Roman" w:hAnsi="Segoe UI" w:cs="Segoe UI"/>
-                <w:sz w:val="19"/>
-                <w:szCs w:val="19"/>
-              </w:rPr>
-            </w:pPr>
-            <w:r>
-              <w:rPr>
-                <w:rFonts w:ascii="Segoe UI" w:eastAsia="Times New Roman" w:hAnsi="Segoe UI" w:cs="Segoe UI"/>
-                <w:sz w:val="19"/>
-                <w:szCs w:val="19"/>
-              </w:rPr>
-              <w:t>FR-AUTH-11</w:t>
-            </w:r>
-          </w:p>
-        </w:tc>
-        <w:tc>
-          <w:tcPr>
-            <w:tcW w:w="0" w:type="auto"/>
-            <w:tcBorders>
-              <w:top w:val="single" w:sz="6" w:space="0" w:color="9AA5B1"/>
-              <w:left w:val="single" w:sz="6" w:space="0" w:color="9AA5B1"/>
-              <w:bottom w:val="single" w:sz="6" w:space="0" w:color="9AA5B1"/>
-              <w:right w:val="single" w:sz="6" w:space="0" w:color="9AA5B1"/>
-            </w:tcBorders>
-            <w:tcMar>
-              <w:top w:w="80" w:type="dxa"/>
-              <w:left w:w="80" w:type="dxa"/>
-              <w:bottom w:w="80" w:type="dxa"/>
-              <w:right w:w="80" w:type="dxa"/>
-            </w:tcMar>
-            <w:hideMark/>
-          </w:tcPr>
-          <w:p>
-            <w:pPr>
-              <w:rPr>
-                <w:rFonts w:ascii="Segoe UI" w:eastAsia="Times New Roman" w:hAnsi="Segoe UI" w:cs="Segoe UI"/>
-                <w:sz w:val="19"/>
-                <w:szCs w:val="19"/>
-              </w:rPr>
-            </w:pPr>
-            <w:r>
-              <w:rPr>
-                <w:rFonts w:ascii="Segoe UI" w:eastAsia="Times New Roman" w:hAnsi="Segoe UI" w:cs="Segoe UI"/>
-                <w:sz w:val="19"/>
-                <w:szCs w:val="19"/>
-              </w:rPr>
-              <w:t xml:space="preserve">While USER1 </w:t>
-            </w:r>
-            <w:r>
-              <w:rPr>
-                <w:rFonts w:ascii="Segoe UI" w:eastAsia="Times New Roman" w:hAnsi="Segoe UI" w:cs="Segoe UI"/>
-                <w:sz w:val="19"/>
-                <w:szCs w:val="19"/>
-              </w:rPr>
-              <w:t>is using the application, have ADMIN deny their account. Have USER1 click anything.</w:t>
-            </w:r>
-          </w:p>
-        </w:tc>
-        <w:tc>
-          <w:tcPr>
-            <w:tcW w:w="0" w:type="auto"/>
-            <w:tcBorders>
-              <w:top w:val="single" w:sz="6" w:space="0" w:color="9AA5B1"/>
-              <w:left w:val="single" w:sz="6" w:space="0" w:color="9AA5B1"/>
-              <w:bottom w:val="single" w:sz="6" w:space="0" w:color="9AA5B1"/>
-              <w:right w:val="single" w:sz="6" w:space="0" w:color="9AA5B1"/>
-            </w:tcBorders>
-            <w:tcMar>
-              <w:top w:w="80" w:type="dxa"/>
-              <w:left w:w="80" w:type="dxa"/>
-              <w:bottom w:w="80" w:type="dxa"/>
-              <w:right w:w="80" w:type="dxa"/>
-            </w:tcMar>
-            <w:hideMark/>
-          </w:tcPr>
-          <w:p>
-            <w:pPr>
-              <w:rPr>
-                <w:rFonts w:ascii="Segoe UI" w:eastAsia="Times New Roman" w:hAnsi="Segoe UI" w:cs="Segoe UI"/>
-                <w:sz w:val="19"/>
-                <w:szCs w:val="19"/>
-              </w:rPr>
-            </w:pPr>
-            <w:r>
-              <w:rPr>
-                <w:rFonts w:ascii="Segoe UI" w:eastAsia="Times New Roman" w:hAnsi="Segoe UI" w:cs="Segoe UI"/>
-                <w:sz w:val="19"/>
-                <w:szCs w:val="19"/>
-              </w:rPr>
-              <w:t>USER1 is signed out with the reason shown, without waiting for the token to expire.</w:t>
-            </w:r>
-          </w:p>
-        </w:tc>
-      </w:tr>
-      <w:tr>
-        <w:tc>
-          <w:tcPr>
-            <w:tcW w:w="0" w:type="auto"/>
-            <w:tcBorders>
-              <w:top w:val="single" w:sz="6" w:space="0" w:color="9AA5B1"/>
-              <w:left w:val="single" w:sz="6" w:space="0" w:color="9AA5B1"/>
-              <w:bottom w:val="single" w:sz="6" w:space="0" w:color="9AA5B1"/>
-              <w:right w:val="single" w:sz="6" w:space="0" w:color="9AA5B1"/>
-            </w:tcBorders>
-            <w:tcMar>
-              <w:top w:w="80" w:type="dxa"/>
-              <w:left w:w="80" w:type="dxa"/>
-              <w:bottom w:w="80" w:type="dxa"/>
-              <w:right w:w="80" w:type="dxa"/>
-            </w:tcMar>
-            <w:hideMark/>
-          </w:tcPr>
-          <w:p>
-            <w:pPr>
-              <w:rPr>
-                <w:rFonts w:ascii="Segoe UI" w:eastAsia="Times New Roman" w:hAnsi="Segoe UI" w:cs="Segoe UI"/>
-                <w:sz w:val="19"/>
-                <w:szCs w:val="19"/>
-              </w:rPr>
-            </w:pPr>
-            <w:r>
-              <w:rPr>
-                <w:rFonts w:ascii="Segoe UI" w:eastAsia="Times New Roman" w:hAnsi="Segoe UI" w:cs="Segoe UI"/>
-                <w:sz w:val="19"/>
-                <w:szCs w:val="19"/>
-              </w:rPr>
-              <w:lastRenderedPageBreak/>
-              <w:t>TC-AUTH-19</w:t>
-            </w:r>
-          </w:p>
-        </w:tc>
-        <w:tc>
-          <w:tcPr>
-            <w:tcW w:w="0" w:type="auto"/>
-            <w:tcBorders>
-              <w:top w:val="single" w:sz="6" w:space="0" w:color="9AA5B1"/>
-              <w:left w:val="single" w:sz="6" w:space="0" w:color="9AA5B1"/>
-              <w:bottom w:val="single" w:sz="6" w:space="0" w:color="9AA5B1"/>
-              <w:right w:val="single" w:sz="6" w:space="0" w:color="9AA5B1"/>
-            </w:tcBorders>
-            <w:tcMar>
-              <w:top w:w="80" w:type="dxa"/>
-              <w:left w:w="80" w:type="dxa"/>
-              <w:bottom w:w="80" w:type="dxa"/>
-              <w:right w:w="80" w:type="dxa"/>
-            </w:tcMar>
-            <w:hideMark/>
-          </w:tcPr>
-          <w:p>
-            <w:pPr>
-              <w:rPr>
-                <w:rFonts w:ascii="Segoe UI" w:eastAsia="Times New Roman" w:hAnsi="Segoe UI" w:cs="Segoe UI"/>
-                <w:sz w:val="19"/>
-                <w:szCs w:val="19"/>
-              </w:rPr>
-            </w:pPr>
-            <w:r>
-              <w:rPr>
-                <w:rFonts w:ascii="Segoe UI" w:eastAsia="Times New Roman" w:hAnsi="Segoe UI" w:cs="Segoe UI"/>
-                <w:sz w:val="19"/>
-                <w:szCs w:val="19"/>
-              </w:rPr>
-              <w:t>FR-AUTH-11</w:t>
-            </w:r>
-          </w:p>
-        </w:tc>
-        <w:tc>
-          <w:tcPr>
-            <w:tcW w:w="0" w:type="auto"/>
-            <w:tcBorders>
-              <w:top w:val="single" w:sz="6" w:space="0" w:color="9AA5B1"/>
-              <w:left w:val="single" w:sz="6" w:space="0" w:color="9AA5B1"/>
-              <w:bottom w:val="single" w:sz="6" w:space="0" w:color="9AA5B1"/>
-              <w:right w:val="single" w:sz="6" w:space="0" w:color="9AA5B1"/>
-            </w:tcBorders>
-            <w:tcMar>
-              <w:top w:w="80" w:type="dxa"/>
-              <w:left w:w="80" w:type="dxa"/>
-              <w:bottom w:w="80" w:type="dxa"/>
-              <w:right w:w="80" w:type="dxa"/>
-            </w:tcMar>
-            <w:hideMark/>
-          </w:tcPr>
-          <w:p>
-            <w:pPr>
-              <w:rPr>
-                <w:rFonts w:ascii="Segoe UI" w:eastAsia="Times New Roman" w:hAnsi="Segoe UI" w:cs="Segoe UI"/>
-                <w:sz w:val="19"/>
-                <w:szCs w:val="19"/>
-              </w:rPr>
-            </w:pPr>
-            <w:r>
-              <w:rPr>
-                <w:rFonts w:ascii="Segoe UI" w:eastAsia="Times New Roman" w:hAnsi="Segoe UI" w:cs="Segoe UI"/>
-                <w:sz w:val="19"/>
-                <w:szCs w:val="19"/>
-              </w:rPr>
-              <w:t>While USER1 is signed in, delete their account. Have USER1 click anything.</w:t>
-            </w:r>
-          </w:p>
-        </w:tc>
-        <w:tc>
-          <w:tcPr>
-            <w:tcW w:w="0" w:type="auto"/>
-            <w:tcBorders>
-              <w:top w:val="single" w:sz="6" w:space="0" w:color="9AA5B1"/>
-              <w:left w:val="single" w:sz="6" w:space="0" w:color="9AA5B1"/>
-              <w:bottom w:val="single" w:sz="6" w:space="0" w:color="9AA5B1"/>
-              <w:right w:val="single" w:sz="6" w:space="0" w:color="9AA5B1"/>
-            </w:tcBorders>
-            <w:tcMar>
-              <w:top w:w="80" w:type="dxa"/>
-              <w:left w:w="80" w:type="dxa"/>
-              <w:bottom w:w="80" w:type="dxa"/>
-              <w:right w:w="80" w:type="dxa"/>
-            </w:tcMar>
-            <w:hideMark/>
-          </w:tcPr>
-          <w:p>
-            <w:pPr>
-              <w:rPr>
-                <w:rFonts w:ascii="Segoe UI" w:eastAsia="Times New Roman" w:hAnsi="Segoe UI" w:cs="Segoe UI"/>
-                <w:sz w:val="19"/>
-                <w:szCs w:val="19"/>
-              </w:rPr>
-            </w:pPr>
-            <w:r>
-              <w:rPr>
-                <w:rFonts w:ascii="Segoe UI" w:eastAsia="Times New Roman" w:hAnsi="Segoe UI" w:cs="Segoe UI"/>
-                <w:sz w:val="19"/>
-                <w:szCs w:val="19"/>
-              </w:rPr>
-              <w:t>Signed out with "This account no longer exists."</w:t>
-            </w:r>
-          </w:p>
-        </w:tc>
-      </w:tr>
-      <w:tr>
-        <w:tc>
-          <w:tcPr>
-            <w:tcW w:w="0" w:type="auto"/>
-            <w:tcBorders>
-              <w:top w:val="single" w:sz="6" w:space="0" w:color="9AA5B1"/>
-              <w:left w:val="single" w:sz="6" w:space="0" w:color="9AA5B1"/>
-              <w:bottom w:val="single" w:sz="6" w:space="0" w:color="9AA5B1"/>
-              <w:right w:val="single" w:sz="6" w:space="0" w:color="9AA5B1"/>
-            </w:tcBorders>
-            <w:tcMar>
-              <w:top w:w="80" w:type="dxa"/>
-              <w:left w:w="80" w:type="dxa"/>
-              <w:bottom w:w="80" w:type="dxa"/>
-              <w:right w:w="80" w:type="dxa"/>
-            </w:tcMar>
-            <w:hideMark/>
-          </w:tcPr>
-          <w:p>
-            <w:pPr>
-              <w:rPr>
-                <w:rFonts w:ascii="Segoe UI" w:eastAsia="Times New Roman" w:hAnsi="Segoe UI" w:cs="Segoe UI"/>
-                <w:sz w:val="19"/>
-                <w:szCs w:val="19"/>
-              </w:rPr>
-            </w:pPr>
-            <w:r>
-              <w:rPr>
-                <w:rFonts w:ascii="Segoe UI" w:eastAsia="Times New Roman" w:hAnsi="Segoe UI" w:cs="Segoe UI"/>
-                <w:sz w:val="19"/>
-                <w:szCs w:val="19"/>
-              </w:rPr>
-              <w:t>TC-AUTH-20</w:t>
+              <w:t>TC-AUTH-21</w:t>
             </w:r>
           </w:p>
         </w:tc>
@@ -3846,174 +4478,6 @@
                 <w:sz w:val="19"/>
                 <w:szCs w:val="19"/>
               </w:rPr>
-              <w:t>Start the API against a database whose accounts predate the status field.</w:t>
-            </w:r>
-          </w:p>
-        </w:tc>
-        <w:tc>
-          <w:tcPr>
-            <w:tcW w:w="0" w:type="auto"/>
-            <w:tcBorders>
-              <w:top w:val="single" w:sz="6" w:space="0" w:color="9AA5B1"/>
-              <w:left w:val="single" w:sz="6" w:space="0" w:color="9AA5B1"/>
-              <w:bottom w:val="single" w:sz="6" w:space="0" w:color="9AA5B1"/>
-              <w:right w:val="single" w:sz="6" w:space="0" w:color="9AA5B1"/>
-            </w:tcBorders>
-            <w:tcMar>
-              <w:top w:w="80" w:type="dxa"/>
-              <w:left w:w="80" w:type="dxa"/>
-              <w:bottom w:w="80" w:type="dxa"/>
-              <w:right w:w="80" w:type="dxa"/>
-            </w:tcMar>
-            <w:hideMark/>
-          </w:tcPr>
-          <w:p>
-            <w:pPr>
-              <w:rPr>
-                <w:rFonts w:ascii="Segoe UI" w:eastAsia="Times New Roman" w:hAnsi="Segoe UI" w:cs="Segoe UI"/>
-                <w:sz w:val="19"/>
-                <w:szCs w:val="19"/>
-              </w:rPr>
-            </w:pPr>
-            <w:r>
-              <w:rPr>
-                <w:rFonts w:ascii="Segoe UI" w:eastAsia="Times New Roman" w:hAnsi="Segoe UI" w:cs="Segoe UI"/>
-                <w:sz w:val="19"/>
-                <w:szCs w:val="19"/>
-              </w:rPr>
-              <w:t>Every account is Allowed and everyon</w:t>
-            </w:r>
-            <w:r>
-              <w:rPr>
-                <w:rFonts w:ascii="Segoe UI" w:eastAsia="Times New Roman" w:hAnsi="Segoe UI" w:cs="Segoe UI"/>
-                <w:sz w:val="19"/>
-                <w:szCs w:val="19"/>
-              </w:rPr>
-              <w:t xml:space="preserve">e can still sign in. </w:t>
-            </w:r>
-            <w:r>
-              <w:rPr>
-                <w:rFonts w:ascii="Segoe UI" w:eastAsia="Times New Roman" w:hAnsi="Segoe UI" w:cs="Segoe UI"/>
-                <w:b/>
-                <w:bCs/>
-                <w:sz w:val="19"/>
-                <w:szCs w:val="19"/>
-              </w:rPr>
-              <w:t>Regression guard:</w:t>
-            </w:r>
-            <w:r>
-              <w:rPr>
-                <w:rFonts w:ascii="Segoe UI" w:eastAsia="Times New Roman" w:hAnsi="Segoe UI" w:cs="Segoe UI"/>
-                <w:sz w:val="19"/>
-                <w:szCs w:val="19"/>
-              </w:rPr>
-              <w:t xml:space="preserve"> without the backfill, adding the field locks out the entire installation, administrators included.</w:t>
-            </w:r>
-          </w:p>
-        </w:tc>
-      </w:tr>
-      <w:tr>
-        <w:tc>
-          <w:tcPr>
-            <w:tcW w:w="0" w:type="auto"/>
-            <w:tcBorders>
-              <w:top w:val="single" w:sz="6" w:space="0" w:color="9AA5B1"/>
-              <w:left w:val="single" w:sz="6" w:space="0" w:color="9AA5B1"/>
-              <w:bottom w:val="single" w:sz="6" w:space="0" w:color="9AA5B1"/>
-              <w:right w:val="single" w:sz="6" w:space="0" w:color="9AA5B1"/>
-            </w:tcBorders>
-            <w:tcMar>
-              <w:top w:w="80" w:type="dxa"/>
-              <w:left w:w="80" w:type="dxa"/>
-              <w:bottom w:w="80" w:type="dxa"/>
-              <w:right w:w="80" w:type="dxa"/>
-            </w:tcMar>
-            <w:hideMark/>
-          </w:tcPr>
-          <w:p>
-            <w:pPr>
-              <w:rPr>
-                <w:rFonts w:ascii="Segoe UI" w:eastAsia="Times New Roman" w:hAnsi="Segoe UI" w:cs="Segoe UI"/>
-                <w:sz w:val="19"/>
-                <w:szCs w:val="19"/>
-              </w:rPr>
-            </w:pPr>
-            <w:r>
-              <w:rPr>
-                <w:rFonts w:ascii="Segoe UI" w:eastAsia="Times New Roman" w:hAnsi="Segoe UI" w:cs="Segoe UI"/>
-                <w:sz w:val="19"/>
-                <w:szCs w:val="19"/>
-              </w:rPr>
-              <w:t>TC-AUTH-21</w:t>
-            </w:r>
-          </w:p>
-        </w:tc>
-        <w:tc>
-          <w:tcPr>
-            <w:tcW w:w="0" w:type="auto"/>
-            <w:tcBorders>
-              <w:top w:val="single" w:sz="6" w:space="0" w:color="9AA5B1"/>
-              <w:left w:val="single" w:sz="6" w:space="0" w:color="9AA5B1"/>
-              <w:bottom w:val="single" w:sz="6" w:space="0" w:color="9AA5B1"/>
-              <w:right w:val="single" w:sz="6" w:space="0" w:color="9AA5B1"/>
-            </w:tcBorders>
-            <w:tcMar>
-              <w:top w:w="80" w:type="dxa"/>
-              <w:left w:w="80" w:type="dxa"/>
-              <w:bottom w:w="80" w:type="dxa"/>
-              <w:right w:w="80" w:type="dxa"/>
-            </w:tcMar>
-            <w:hideMark/>
-          </w:tcPr>
-          <w:p>
-            <w:pPr>
-              <w:rPr>
-                <w:rFonts w:ascii="Segoe UI" w:eastAsia="Times New Roman" w:hAnsi="Segoe UI" w:cs="Segoe UI"/>
-                <w:sz w:val="19"/>
-                <w:szCs w:val="19"/>
-              </w:rPr>
-            </w:pPr>
-            <w:r>
-              <w:rPr>
-                <w:rFonts w:ascii="Segoe UI" w:eastAsia="Times New Roman" w:hAnsi="Segoe UI" w:cs="Segoe UI"/>
-                <w:sz w:val="19"/>
-                <w:szCs w:val="19"/>
-              </w:rPr>
-              <w:t>FR-USR-16</w:t>
-            </w:r>
-          </w:p>
-        </w:tc>
-        <w:tc>
-          <w:tcPr>
-            <w:tcW w:w="0" w:type="auto"/>
-            <w:tcBorders>
-              <w:top w:val="single" w:sz="6" w:space="0" w:color="9AA5B1"/>
-              <w:left w:val="single" w:sz="6" w:space="0" w:color="9AA5B1"/>
-              <w:bottom w:val="single" w:sz="6" w:space="0" w:color="9AA5B1"/>
-              <w:right w:val="single" w:sz="6" w:space="0" w:color="9AA5B1"/>
-            </w:tcBorders>
-            <w:tcMar>
-              <w:top w:w="80" w:type="dxa"/>
-              <w:left w:w="80" w:type="dxa"/>
-              <w:bottom w:w="80" w:type="dxa"/>
-              <w:right w:w="80" w:type="dxa"/>
-            </w:tcMar>
-            <w:hideMark/>
-          </w:tcPr>
-          <w:p>
-            <w:pPr>
-              <w:rPr>
-                <w:rFonts w:ascii="Segoe UI" w:eastAsia="Times New Roman" w:hAnsi="Segoe UI" w:cs="Segoe UI"/>
-                <w:sz w:val="19"/>
-                <w:szCs w:val="19"/>
-              </w:rPr>
-            </w:pPr>
-            <w:r>
-              <w:rPr>
-                <w:rFonts w:ascii="Segoe UI" w:eastAsia="Times New Roman" w:hAnsi="Segoe UI" w:cs="Segoe UI"/>
-                <w:sz w:val="19"/>
-                <w:szCs w:val="19"/>
-              </w:rPr>
               <w:t>Deny an account, restart the API, and check it.</w:t>
             </w:r>
           </w:p>
@@ -4049,15 +4513,7 @@
                 <w:sz w:val="19"/>
                 <w:szCs w:val="19"/>
               </w:rPr>
-              <w:t>Still denied. The backfill is marker-guarded and</w:t>
-            </w:r>
-            <w:r>
-              <w:rPr>
-                <w:rFonts w:ascii="Segoe UI" w:eastAsia="Times New Roman" w:hAnsi="Segoe UI" w:cs="Segoe UI"/>
-                <w:sz w:val="19"/>
-                <w:szCs w:val="19"/>
-              </w:rPr>
-              <w:t xml:space="preserve"> does not run twice.</w:t>
+              <w:t>Still denied. The backfill is marker-guarded and does not run twice.</w:t>
             </w:r>
           </w:p>
         </w:tc>
@@ -4252,13 +4708,7 @@
         <w:rPr>
           <w:rFonts w:ascii="Segoe UI" w:eastAsia="Times New Roman" w:hAnsi="Segoe UI" w:cs="Segoe UI"/>
         </w:rPr>
-        <w:t>3. U</w:t>
-      </w:r>
-      <w:r>
-        <w:rPr>
-          <w:rFonts w:ascii="Segoe UI" w:eastAsia="Times New Roman" w:hAnsi="Segoe UI" w:cs="Segoe UI"/>
-        </w:rPr>
-        <w:t>sers and permissions</w:t>
+        <w:t>3. Users and permissions</w:t>
       </w:r>
     </w:p>
     <w:tbl>
@@ -4478,7 +4928,15 @@
                 <w:sz w:val="19"/>
                 <w:szCs w:val="19"/>
               </w:rPr>
-              <w:t>TC-USR-01</w:t>
+              <w:t>TC-USR</w:t>
+            </w:r>
+            <w:r>
+              <w:rPr>
+                <w:rFonts w:ascii="Segoe UI" w:eastAsia="Times New Roman" w:hAnsi="Segoe UI" w:cs="Segoe UI"/>
+                <w:sz w:val="19"/>
+                <w:szCs w:val="19"/>
+              </w:rPr>
+              <w:t>-01</w:t>
             </w:r>
           </w:p>
         </w:tc>
@@ -4705,15 +5163,7 @@
                 <w:sz w:val="19"/>
                 <w:szCs w:val="19"/>
               </w:rPr>
-              <w:t xml:space="preserve"> </w:t>
-            </w:r>
-            <w:r>
-              <w:rPr>
-                <w:rFonts w:ascii="Segoe UI" w:eastAsia="Times New Roman" w:hAnsi="Segoe UI" w:cs="Segoe UI"/>
-                <w:sz w:val="19"/>
-                <w:szCs w:val="19"/>
-              </w:rPr>
-              <w:t>only. Sign in as USER1, open Users.</w:t>
+              <w:t xml:space="preserve"> only. Sign in as USER1, open Users.</w:t>
             </w:r>
           </w:p>
         </w:tc>
@@ -4766,7 +5216,15 @@
                 <w:sz w:val="19"/>
                 <w:szCs w:val="19"/>
               </w:rPr>
-              <w:t xml:space="preserve"> accounts, not only their own row. Edit actions are absent.</w:t>
+              <w:t xml:space="preserve"> </w:t>
+            </w:r>
+            <w:r>
+              <w:rPr>
+                <w:rFonts w:ascii="Segoe UI" w:eastAsia="Times New Roman" w:hAnsi="Segoe UI" w:cs="Segoe UI"/>
+                <w:sz w:val="19"/>
+                <w:szCs w:val="19"/>
+              </w:rPr>
+              <w:t>accounts, not only their own row. Edit actions are absent.</w:t>
             </w:r>
           </w:p>
         </w:tc>
@@ -4908,15 +5366,7 @@
                 <w:sz w:val="19"/>
                 <w:szCs w:val="19"/>
               </w:rPr>
-              <w:t xml:space="preserve">The new account is in </w:t>
-            </w:r>
-            <w:r>
-              <w:rPr>
-                <w:rFonts w:ascii="Segoe UI" w:eastAsia="Times New Roman" w:hAnsi="Segoe UI" w:cs="Segoe UI"/>
-                <w:sz w:val="19"/>
-                <w:szCs w:val="19"/>
-              </w:rPr>
-              <w:t>the list without reloading the application.</w:t>
+              <w:t>The new account is in the list without reloading the application.</w:t>
             </w:r>
           </w:p>
         </w:tc>
@@ -4953,7 +5403,15 @@
                 <w:sz w:val="19"/>
                 <w:szCs w:val="19"/>
               </w:rPr>
-              <w:t>TC-USR-04</w:t>
+              <w:t>TC-USR</w:t>
+            </w:r>
+            <w:r>
+              <w:rPr>
+                <w:rFonts w:ascii="Segoe UI" w:eastAsia="Times New Roman" w:hAnsi="Segoe UI" w:cs="Segoe UI"/>
+                <w:sz w:val="19"/>
+                <w:szCs w:val="19"/>
+              </w:rPr>
+              <w:t>-04</w:t>
             </w:r>
           </w:p>
         </w:tc>
@@ -5200,7 +5658,15 @@
                 <w:sz w:val="19"/>
                 <w:szCs w:val="19"/>
               </w:rPr>
-              <w:t>USER1 now reaches admin-only pages without signing out and in.</w:t>
+              <w:t>USER1 now reaches admin-only pag</w:t>
+            </w:r>
+            <w:r>
+              <w:rPr>
+                <w:rFonts w:ascii="Segoe UI" w:eastAsia="Times New Roman" w:hAnsi="Segoe UI" w:cs="Segoe UI"/>
+                <w:sz w:val="19"/>
+                <w:szCs w:val="19"/>
+              </w:rPr>
+              <w:t>es without signing out and in.</w:t>
             </w:r>
           </w:p>
         </w:tc>
@@ -5307,15 +5773,7 @@
                 <w:sz w:val="19"/>
                 <w:szCs w:val="19"/>
               </w:rPr>
-              <w:t>As ADMIN, edit an account: change name, role, gender, birthday, phone, ad</w:t>
-            </w:r>
-            <w:r>
-              <w:rPr>
-                <w:rFonts w:ascii="Segoe UI" w:eastAsia="Times New Roman" w:hAnsi="Segoe UI" w:cs="Segoe UI"/>
-                <w:sz w:val="19"/>
-                <w:szCs w:val="19"/>
-              </w:rPr>
-              <w:t>dress, job. Save and reopen.</w:t>
+              <w:t>As ADMIN, edit an account: change name, role, gender, birthday, phone, address, job. Save and reopen.</w:t>
             </w:r>
           </w:p>
         </w:tc>
@@ -5599,50 +6057,50 @@
                 <w:sz w:val="19"/>
                 <w:szCs w:val="19"/>
               </w:rPr>
-              <w:t>As USER1 on My Page, chan</w:t>
-            </w:r>
-            <w:r>
-              <w:rPr>
-                <w:rFonts w:ascii="Segoe UI" w:eastAsia="Times New Roman" w:hAnsi="Segoe UI" w:cs="Segoe UI"/>
-                <w:sz w:val="19"/>
-                <w:szCs w:val="19"/>
-              </w:rPr>
-              <w:t>ge gender, birthday, phone, address, job; save.</w:t>
-            </w:r>
-          </w:p>
-        </w:tc>
-        <w:tc>
-          <w:tcPr>
-            <w:tcW w:w="0" w:type="auto"/>
-            <w:tcBorders>
-              <w:top w:val="single" w:sz="6" w:space="0" w:color="9AA5B1"/>
-              <w:left w:val="single" w:sz="6" w:space="0" w:color="9AA5B1"/>
-              <w:bottom w:val="single" w:sz="6" w:space="0" w:color="9AA5B1"/>
-              <w:right w:val="single" w:sz="6" w:space="0" w:color="9AA5B1"/>
-            </w:tcBorders>
-            <w:tcMar>
-              <w:top w:w="80" w:type="dxa"/>
-              <w:left w:w="80" w:type="dxa"/>
-              <w:bottom w:w="80" w:type="dxa"/>
-              <w:right w:w="80" w:type="dxa"/>
-            </w:tcMar>
-            <w:hideMark/>
-          </w:tcPr>
-          <w:p>
-            <w:pPr>
-              <w:rPr>
-                <w:rFonts w:ascii="Segoe UI" w:eastAsia="Times New Roman" w:hAnsi="Segoe UI" w:cs="Segoe UI"/>
-                <w:sz w:val="19"/>
-                <w:szCs w:val="19"/>
-              </w:rPr>
-            </w:pPr>
-            <w:r>
-              <w:rPr>
-                <w:rFonts w:ascii="Segoe UI" w:eastAsia="Times New Roman" w:hAnsi="Segoe UI" w:cs="Segoe UI"/>
-                <w:sz w:val="19"/>
-                <w:szCs w:val="19"/>
-              </w:rPr>
-              <w:t>"Profile updated."; the Profile panel shows the new values immediately.</w:t>
+              <w:t>As USER1 on My Page, change gender, birthday, phone, address, job; save.</w:t>
+            </w:r>
+          </w:p>
+        </w:tc>
+        <w:tc>
+          <w:tcPr>
+            <w:tcW w:w="0" w:type="auto"/>
+            <w:tcBorders>
+              <w:top w:val="single" w:sz="6" w:space="0" w:color="9AA5B1"/>
+              <w:left w:val="single" w:sz="6" w:space="0" w:color="9AA5B1"/>
+              <w:bottom w:val="single" w:sz="6" w:space="0" w:color="9AA5B1"/>
+              <w:right w:val="single" w:sz="6" w:space="0" w:color="9AA5B1"/>
+            </w:tcBorders>
+            <w:tcMar>
+              <w:top w:w="80" w:type="dxa"/>
+              <w:left w:w="80" w:type="dxa"/>
+              <w:bottom w:w="80" w:type="dxa"/>
+              <w:right w:w="80" w:type="dxa"/>
+            </w:tcMar>
+            <w:hideMark/>
+          </w:tcPr>
+          <w:p>
+            <w:pPr>
+              <w:rPr>
+                <w:rFonts w:ascii="Segoe UI" w:eastAsia="Times New Roman" w:hAnsi="Segoe UI" w:cs="Segoe UI"/>
+                <w:sz w:val="19"/>
+                <w:szCs w:val="19"/>
+              </w:rPr>
+            </w:pPr>
+            <w:r>
+              <w:rPr>
+                <w:rFonts w:ascii="Segoe UI" w:eastAsia="Times New Roman" w:hAnsi="Segoe UI" w:cs="Segoe UI"/>
+                <w:sz w:val="19"/>
+                <w:szCs w:val="19"/>
+              </w:rPr>
+              <w:t>"Profile updated."; the Profile panel shows the new values immediat</w:t>
+            </w:r>
+            <w:r>
+              <w:rPr>
+                <w:rFonts w:ascii="Segoe UI" w:eastAsia="Times New Roman" w:hAnsi="Segoe UI" w:cs="Segoe UI"/>
+                <w:sz w:val="19"/>
+                <w:szCs w:val="19"/>
+              </w:rPr>
+              <w:t>ely.</w:t>
             </w:r>
           </w:p>
         </w:tc>
@@ -5956,7 +6414,15 @@
                 <w:sz w:val="19"/>
                 <w:szCs w:val="19"/>
               </w:rPr>
-              <w:t>400 "You cannot remove your own administrator role."</w:t>
+              <w:t>400 "You cannot remove your own a</w:t>
+            </w:r>
+            <w:r>
+              <w:rPr>
+                <w:rFonts w:ascii="Segoe UI" w:eastAsia="Times New Roman" w:hAnsi="Segoe UI" w:cs="Segoe UI"/>
+                <w:sz w:val="19"/>
+                <w:szCs w:val="19"/>
+              </w:rPr>
+              <w:t>dministrator role."</w:t>
             </w:r>
           </w:p>
         </w:tc>
@@ -6412,15 +6878,7 @@
                 <w:sz w:val="19"/>
                 <w:szCs w:val="19"/>
               </w:rPr>
-              <w:t xml:space="preserve">The account's Status pill </w:t>
-            </w:r>
-            <w:r>
-              <w:rPr>
-                <w:rFonts w:ascii="Segoe UI" w:eastAsia="Times New Roman" w:hAnsi="Segoe UI" w:cs="Segoe UI"/>
-                <w:sz w:val="19"/>
-                <w:szCs w:val="19"/>
-              </w:rPr>
-              <w:t>reads Pending in amber, and the "Waiting for approval" card is amber with that count.</w:t>
+              <w:t>The account's Status pill reads Pending in amber, and the "Waiting for approval" card is amber with that count.</w:t>
             </w:r>
           </w:p>
         </w:tc>
@@ -6457,7 +6915,15 @@
                 <w:sz w:val="19"/>
                 <w:szCs w:val="19"/>
               </w:rPr>
-              <w:t>TC-USR-14</w:t>
+              <w:t>TC-USR-1</w:t>
+            </w:r>
+            <w:r>
+              <w:rPr>
+                <w:rFonts w:ascii="Segoe UI" w:eastAsia="Times New Roman" w:hAnsi="Segoe UI" w:cs="Segoe UI"/>
+                <w:sz w:val="19"/>
+                <w:szCs w:val="19"/>
+              </w:rPr>
+              <w:t>4</w:t>
             </w:r>
           </w:p>
         </w:tc>
@@ -6705,15 +7171,7 @@
                 <w:sz w:val="19"/>
                 <w:szCs w:val="19"/>
               </w:rPr>
-              <w:t xml:space="preserve"> </w:t>
-            </w:r>
-            <w:r>
-              <w:rPr>
-                <w:rFonts w:ascii="Segoe UI" w:eastAsia="Times New Roman" w:hAnsi="Segoe UI" w:cs="Segoe UI"/>
-                <w:sz w:val="19"/>
-                <w:szCs w:val="19"/>
-              </w:rPr>
-              <w:t xml:space="preserve">on an allowed account, then </w:t>
+              <w:t xml:space="preserve"> on an allowed account, then </w:t>
             </w:r>
             <w:r>
               <w:rPr>
@@ -7050,15 +7508,7 @@
                 <w:sz w:val="19"/>
                 <w:szCs w:val="19"/>
               </w:rPr>
-              <w:t>They differ. Pending says it is waiting for approval; Denied says access has been d</w:t>
-            </w:r>
-            <w:r>
-              <w:rPr>
-                <w:rFonts w:ascii="Segoe UI" w:eastAsia="Times New Roman" w:hAnsi="Segoe UI" w:cs="Segoe UI"/>
-                <w:sz w:val="19"/>
-                <w:szCs w:val="19"/>
-              </w:rPr>
-              <w:t>enied.</w:t>
+              <w:t>They differ. Pending says it is waiting for approval; Denied says access has been denied.</w:t>
             </w:r>
           </w:p>
         </w:tc>
@@ -7218,7 +7668,15 @@
                 <w:sz w:val="19"/>
                 <w:szCs w:val="19"/>
               </w:rPr>
-              <w:t xml:space="preserve"> nor the delete button is offered on it.</w:t>
+              <w:t xml:space="preserve"> nor the delete butt</w:t>
+            </w:r>
+            <w:r>
+              <w:rPr>
+                <w:rFonts w:ascii="Segoe UI" w:eastAsia="Times New Roman" w:hAnsi="Segoe UI" w:cs="Segoe UI"/>
+                <w:sz w:val="19"/>
+                <w:szCs w:val="19"/>
+              </w:rPr>
+              <w:t>on is offered on it.</w:t>
             </w:r>
           </w:p>
         </w:tc>
@@ -7497,7 +7955,15 @@
                 <w:sz w:val="19"/>
                 <w:szCs w:val="19"/>
               </w:rPr>
-              <w:t>With exactly one allowed administrator, try to deny them from another administrator that has been denied.</w:t>
+              <w:t>With exactly one allowed administrator, try to deny them from another administrat</w:t>
+            </w:r>
+            <w:r>
+              <w:rPr>
+                <w:rFonts w:ascii="Segoe UI" w:eastAsia="Times New Roman" w:hAnsi="Segoe UI" w:cs="Segoe UI"/>
+                <w:sz w:val="19"/>
+                <w:szCs w:val="19"/>
+              </w:rPr>
+              <w:t>or that has been denied.</w:t>
             </w:r>
           </w:p>
         </w:tc>
@@ -7674,7 +8140,15 @@
                 <w:sz w:val="19"/>
                 <w:szCs w:val="19"/>
               </w:rPr>
-              <w:t>A dialog lists the counts of each, separately lists what is kept and unlinked, and warns it cannot be undone. Nothing is deleted yet.</w:t>
+              <w:t>A dialog lists the counts of each, separately lists wh</w:t>
+            </w:r>
+            <w:r>
+              <w:rPr>
+                <w:rFonts w:ascii="Segoe UI" w:eastAsia="Times New Roman" w:hAnsi="Segoe UI" w:cs="Segoe UI"/>
+                <w:sz w:val="19"/>
+                <w:szCs w:val="19"/>
+              </w:rPr>
+              <w:t>at is kept and unlinked, and warns it cannot be undone. Nothing is deleted yet.</w:t>
             </w:r>
           </w:p>
         </w:tc>
@@ -7781,15 +8255,7 @@
                 <w:sz w:val="19"/>
                 <w:szCs w:val="19"/>
               </w:rPr>
-              <w:t xml:space="preserve">Cancel that </w:t>
-            </w:r>
-            <w:r>
-              <w:rPr>
-                <w:rFonts w:ascii="Segoe UI" w:eastAsia="Times New Roman" w:hAnsi="Segoe UI" w:cs="Segoe UI"/>
-                <w:sz w:val="19"/>
-                <w:szCs w:val="19"/>
-              </w:rPr>
-              <w:t>dialog and check USER1.</w:t>
+              <w:t>Cancel that dialog and check USER1.</w:t>
             </w:r>
           </w:p>
         </w:tc>
@@ -7981,15 +8447,7 @@
                 <w:sz w:val="19"/>
                 <w:szCs w:val="19"/>
               </w:rPr>
-              <w:t xml:space="preserve">The account, its records, wallet entries, contacts, schedules, posts, chat threads and messages, mail it </w:t>
-            </w:r>
-            <w:r>
-              <w:rPr>
-                <w:rFonts w:ascii="Segoe UI" w:eastAsia="Times New Roman" w:hAnsi="Segoe UI" w:cs="Segoe UI"/>
-                <w:sz w:val="19"/>
-                <w:szCs w:val="19"/>
-              </w:rPr>
-              <w:t>sent, hosted meetings and their recordings are gone, along with the files those pointed at.</w:t>
+              <w:t>The account, its records, wallet entries, contacts, schedules, posts, chat threads and messages, mail it sent, hosted meetings and their recordings are gone, along with the files those pointed at.</w:t>
             </w:r>
           </w:p>
         </w:tc>
@@ -8096,50 +8554,50 @@
                 <w:sz w:val="19"/>
                 <w:szCs w:val="19"/>
               </w:rPr>
-              <w:t>After TC-USR-23, sign in as the person USER1 had been chatting with and open Chat.</w:t>
-            </w:r>
-          </w:p>
-        </w:tc>
-        <w:tc>
-          <w:tcPr>
-            <w:tcW w:w="0" w:type="auto"/>
-            <w:tcBorders>
-              <w:top w:val="single" w:sz="6" w:space="0" w:color="9AA5B1"/>
-              <w:left w:val="single" w:sz="6" w:space="0" w:color="9AA5B1"/>
-              <w:bottom w:val="single" w:sz="6" w:space="0" w:color="9AA5B1"/>
-              <w:right w:val="single" w:sz="6" w:space="0" w:color="9AA5B1"/>
-            </w:tcBorders>
-            <w:tcMar>
-              <w:top w:w="80" w:type="dxa"/>
-              <w:left w:w="80" w:type="dxa"/>
-              <w:bottom w:w="80" w:type="dxa"/>
-              <w:right w:w="80" w:type="dxa"/>
-            </w:tcMar>
-            <w:hideMark/>
-          </w:tcPr>
-          <w:p>
-            <w:pPr>
-              <w:rPr>
-                <w:rFonts w:ascii="Segoe UI" w:eastAsia="Times New Roman" w:hAnsi="Segoe UI" w:cs="Segoe UI"/>
-                <w:sz w:val="19"/>
-                <w:szCs w:val="19"/>
-              </w:rPr>
-            </w:pPr>
-            <w:r>
-              <w:rPr>
-                <w:rFonts w:ascii="Segoe UI" w:eastAsia="Times New Roman" w:hAnsi="Segoe UI" w:cs="Segoe UI"/>
-                <w:sz w:val="19"/>
-                <w:szCs w:val="19"/>
-              </w:rPr>
-              <w:t xml:space="preserve">The conversation is gone for them too — there is no half of </w:t>
-            </w:r>
-            <w:r>
-              <w:rPr>
-                <w:rFonts w:ascii="Segoe UI" w:eastAsia="Times New Roman" w:hAnsi="Segoe UI" w:cs="Segoe UI"/>
-                <w:sz w:val="19"/>
-                <w:szCs w:val="19"/>
-              </w:rPr>
-              <w:t>it that was not also USER1's.</w:t>
+              <w:t xml:space="preserve">After TC-USR-23, sign in as </w:t>
+            </w:r>
+            <w:r>
+              <w:rPr>
+                <w:rFonts w:ascii="Segoe UI" w:eastAsia="Times New Roman" w:hAnsi="Segoe UI" w:cs="Segoe UI"/>
+                <w:sz w:val="19"/>
+                <w:szCs w:val="19"/>
+              </w:rPr>
+              <w:t>the person USER1 had been chatting with and open Chat.</w:t>
+            </w:r>
+          </w:p>
+        </w:tc>
+        <w:tc>
+          <w:tcPr>
+            <w:tcW w:w="0" w:type="auto"/>
+            <w:tcBorders>
+              <w:top w:val="single" w:sz="6" w:space="0" w:color="9AA5B1"/>
+              <w:left w:val="single" w:sz="6" w:space="0" w:color="9AA5B1"/>
+              <w:bottom w:val="single" w:sz="6" w:space="0" w:color="9AA5B1"/>
+              <w:right w:val="single" w:sz="6" w:space="0" w:color="9AA5B1"/>
+            </w:tcBorders>
+            <w:tcMar>
+              <w:top w:w="80" w:type="dxa"/>
+              <w:left w:w="80" w:type="dxa"/>
+              <w:bottom w:w="80" w:type="dxa"/>
+              <w:right w:w="80" w:type="dxa"/>
+            </w:tcMar>
+            <w:hideMark/>
+          </w:tcPr>
+          <w:p>
+            <w:pPr>
+              <w:rPr>
+                <w:rFonts w:ascii="Segoe UI" w:eastAsia="Times New Roman" w:hAnsi="Segoe UI" w:cs="Segoe UI"/>
+                <w:sz w:val="19"/>
+                <w:szCs w:val="19"/>
+              </w:rPr>
+            </w:pPr>
+            <w:r>
+              <w:rPr>
+                <w:rFonts w:ascii="Segoe UI" w:eastAsia="Times New Roman" w:hAnsi="Segoe UI" w:cs="Segoe UI"/>
+                <w:sz w:val="19"/>
+                <w:szCs w:val="19"/>
+              </w:rPr>
+              <w:t>The conversation is gone for them too — there is no half of it that was not also USER1's.</w:t>
             </w:r>
           </w:p>
         </w:tc>
@@ -8246,7 +8704,15 @@
                 <w:sz w:val="19"/>
                 <w:szCs w:val="19"/>
               </w:rPr>
-              <w:t>Before deleting, have USER2 send USER1 mail and keep it in Sent. Delete USER1, then check USER2's Sent folder.</w:t>
+              <w:t xml:space="preserve">Before deleting, have USER2 send USER1 mail and keep it in Sent. Delete USER1, then check </w:t>
+            </w:r>
+            <w:r>
+              <w:rPr>
+                <w:rFonts w:ascii="Segoe UI" w:eastAsia="Times New Roman" w:hAnsi="Segoe UI" w:cs="Segoe UI"/>
+                <w:sz w:val="19"/>
+                <w:szCs w:val="19"/>
+              </w:rPr>
+              <w:t>USER2's Sent folder.</w:t>
             </w:r>
           </w:p>
         </w:tc>
@@ -8299,15 +8765,7 @@
                 <w:sz w:val="19"/>
                 <w:szCs w:val="19"/>
               </w:rPr>
-              <w:t xml:space="preserve"> </w:t>
-            </w:r>
-            <w:r>
-              <w:rPr>
-                <w:rFonts w:ascii="Segoe UI" w:eastAsia="Times New Roman" w:hAnsi="Segoe UI" w:cs="Segoe UI"/>
-                <w:sz w:val="19"/>
-                <w:szCs w:val="19"/>
-              </w:rPr>
-              <w:t>deleting every message left with no recipients would destroy USER2's own copy.</w:t>
+              <w:t xml:space="preserve"> deleting every message left with no recipients would destroy USER2's own copy.</w:t>
             </w:r>
           </w:p>
         </w:tc>
@@ -8449,15 +8907,15 @@
                 <w:sz w:val="19"/>
                 <w:szCs w:val="19"/>
               </w:rPr>
-              <w:t>The project survives, is owned by the administrator who ran the deletion, and its tasks a</w:t>
-            </w:r>
-            <w:r>
-              <w:rPr>
-                <w:rFonts w:ascii="Segoe UI" w:eastAsia="Times New Roman" w:hAnsi="Segoe UI" w:cs="Segoe UI"/>
-                <w:sz w:val="19"/>
-                <w:szCs w:val="19"/>
-              </w:rPr>
-              <w:t>nd comments by other people are untouched.</w:t>
+              <w:t>The</w:t>
+            </w:r>
+            <w:r>
+              <w:rPr>
+                <w:rFonts w:ascii="Segoe UI" w:eastAsia="Times New Roman" w:hAnsi="Segoe UI" w:cs="Segoe UI"/>
+                <w:sz w:val="19"/>
+                <w:szCs w:val="19"/>
+              </w:rPr>
+              <w:t xml:space="preserve"> project survives, is owned by the administrator who ran the deletion, and its tasks and comments by other people are untouched.</w:t>
             </w:r>
           </w:p>
         </w:tc>
@@ -8599,15 +9057,15 @@
                 <w:sz w:val="19"/>
                 <w:szCs w:val="19"/>
               </w:rPr>
-              <w:t>Assignee is empty rather than blank-and-broken; their comments are gone; their history entries remain, attrib</w:t>
-            </w:r>
-            <w:r>
-              <w:rPr>
-                <w:rFonts w:ascii="Segoe UI" w:eastAsia="Times New Roman" w:hAnsi="Segoe UI" w:cs="Segoe UI"/>
-                <w:sz w:val="19"/>
-                <w:szCs w:val="19"/>
-              </w:rPr>
-              <w:t>uted to "Deleted user".</w:t>
+              <w:t>Assignee is empty rathe</w:t>
+            </w:r>
+            <w:r>
+              <w:rPr>
+                <w:rFonts w:ascii="Segoe UI" w:eastAsia="Times New Roman" w:hAnsi="Segoe UI" w:cs="Segoe UI"/>
+                <w:sz w:val="19"/>
+                <w:szCs w:val="19"/>
+              </w:rPr>
+              <w:t>r than blank-and-broken; their comments are gone; their history entries remain, attributed to "Deleted user".</w:t>
             </w:r>
           </w:p>
         </w:tc>
@@ -8856,15 +9314,7 @@
                 <w:sz w:val="19"/>
                 <w:szCs w:val="19"/>
               </w:rPr>
-              <w:t>After deleting an account, run the orphan report on Database Managem</w:t>
-            </w:r>
-            <w:r>
-              <w:rPr>
-                <w:rFonts w:ascii="Segoe UI" w:eastAsia="Times New Roman" w:hAnsi="Segoe UI" w:cs="Segoe UI"/>
-                <w:sz w:val="19"/>
-                <w:szCs w:val="19"/>
-              </w:rPr>
-              <w:t>ent.</w:t>
+              <w:t>After deleting an account, run the orphan report on Database Management.</w:t>
             </w:r>
           </w:p>
         </w:tc>
@@ -8934,7 +9384,15 @@
           <w:sz w:val="22"/>
           <w:szCs w:val="22"/>
         </w:rPr>
-        <w:t>Pre-condition for this section: USER1 holds the wallet permissions (they are granted by default).</w:t>
+        <w:t xml:space="preserve">Pre-condition for this section: USER1 holds the wallet permissions </w:t>
+      </w:r>
+      <w:r>
+        <w:rPr>
+          <w:rFonts w:ascii="Segoe UI" w:hAnsi="Segoe UI" w:cs="Segoe UI"/>
+          <w:sz w:val="22"/>
+          <w:szCs w:val="22"/>
+        </w:rPr>
+        <w:t>(they are granted by default).</w:t>
       </w:r>
     </w:p>
     <w:tbl>
@@ -9366,50 +9824,50 @@
                 <w:sz w:val="19"/>
                 <w:szCs w:val="19"/>
               </w:rPr>
-              <w:t>Look at the statistics after TC-WAL-0</w:t>
-            </w:r>
-            <w:r>
-              <w:rPr>
-                <w:rFonts w:ascii="Segoe UI" w:eastAsia="Times New Roman" w:hAnsi="Segoe UI" w:cs="Segoe UI"/>
-                <w:sz w:val="19"/>
-                <w:szCs w:val="19"/>
-              </w:rPr>
-              <w:t>1.</w:t>
-            </w:r>
-          </w:p>
-        </w:tc>
-        <w:tc>
-          <w:tcPr>
-            <w:tcW w:w="0" w:type="auto"/>
-            <w:tcBorders>
-              <w:top w:val="single" w:sz="6" w:space="0" w:color="9AA5B1"/>
-              <w:left w:val="single" w:sz="6" w:space="0" w:color="9AA5B1"/>
-              <w:bottom w:val="single" w:sz="6" w:space="0" w:color="9AA5B1"/>
-              <w:right w:val="single" w:sz="6" w:space="0" w:color="9AA5B1"/>
-            </w:tcBorders>
-            <w:tcMar>
-              <w:top w:w="80" w:type="dxa"/>
-              <w:left w:w="80" w:type="dxa"/>
-              <w:bottom w:w="80" w:type="dxa"/>
-              <w:right w:w="80" w:type="dxa"/>
-            </w:tcMar>
-            <w:hideMark/>
-          </w:tcPr>
-          <w:p>
-            <w:pPr>
-              <w:rPr>
-                <w:rFonts w:ascii="Segoe UI" w:eastAsia="Times New Roman" w:hAnsi="Segoe UI" w:cs="Segoe UI"/>
-                <w:sz w:val="19"/>
-                <w:szCs w:val="19"/>
-              </w:rPr>
-            </w:pPr>
-            <w:r>
-              <w:rPr>
-                <w:rFonts w:ascii="Segoe UI" w:eastAsia="Times New Roman" w:hAnsi="Segoe UI" w:cs="Segoe UI"/>
-                <w:sz w:val="19"/>
-                <w:szCs w:val="19"/>
-              </w:rPr>
-              <w:t>Two rows of stat cards: Income · USD 1,000 with Balance · USD 1,000, and Expense · REM 250 with Balance · REM −250. Nothing shows 750.</w:t>
+              <w:t>Look at the statistics after TC-WAL-01.</w:t>
+            </w:r>
+          </w:p>
+        </w:tc>
+        <w:tc>
+          <w:tcPr>
+            <w:tcW w:w="0" w:type="auto"/>
+            <w:tcBorders>
+              <w:top w:val="single" w:sz="6" w:space="0" w:color="9AA5B1"/>
+              <w:left w:val="single" w:sz="6" w:space="0" w:color="9AA5B1"/>
+              <w:bottom w:val="single" w:sz="6" w:space="0" w:color="9AA5B1"/>
+              <w:right w:val="single" w:sz="6" w:space="0" w:color="9AA5B1"/>
+            </w:tcBorders>
+            <w:tcMar>
+              <w:top w:w="80" w:type="dxa"/>
+              <w:left w:w="80" w:type="dxa"/>
+              <w:bottom w:w="80" w:type="dxa"/>
+              <w:right w:w="80" w:type="dxa"/>
+            </w:tcMar>
+            <w:hideMark/>
+          </w:tcPr>
+          <w:p>
+            <w:pPr>
+              <w:rPr>
+                <w:rFonts w:ascii="Segoe UI" w:eastAsia="Times New Roman" w:hAnsi="Segoe UI" w:cs="Segoe UI"/>
+                <w:sz w:val="19"/>
+                <w:szCs w:val="19"/>
+              </w:rPr>
+            </w:pPr>
+            <w:r>
+              <w:rPr>
+                <w:rFonts w:ascii="Segoe UI" w:eastAsia="Times New Roman" w:hAnsi="Segoe UI" w:cs="Segoe UI"/>
+                <w:sz w:val="19"/>
+                <w:szCs w:val="19"/>
+              </w:rPr>
+              <w:t>Two rows of stat cards: Income · USD 1,000 with Balance · USD 1,000, and Expense · REM 250 with Balance · R</w:t>
+            </w:r>
+            <w:r>
+              <w:rPr>
+                <w:rFonts w:ascii="Segoe UI" w:eastAsia="Times New Roman" w:hAnsi="Segoe UI" w:cs="Segoe UI"/>
+                <w:sz w:val="19"/>
+                <w:szCs w:val="19"/>
+              </w:rPr>
+              <w:t>EM −250. Nothing shows 750.</w:t>
             </w:r>
           </w:p>
         </w:tc>
@@ -9693,7 +10151,15 @@
                 <w:sz w:val="19"/>
                 <w:szCs w:val="19"/>
               </w:rPr>
-              <w:t>"Nothing recorded in &lt;code&gt;" in place of a chart; the currency's cards read zero rather than disappearing.</w:t>
+              <w:t>"Nothing recorded in &lt;code&gt;" in place of a ch</w:t>
+            </w:r>
+            <w:r>
+              <w:rPr>
+                <w:rFonts w:ascii="Segoe UI" w:eastAsia="Times New Roman" w:hAnsi="Segoe UI" w:cs="Segoe UI"/>
+                <w:sz w:val="19"/>
+                <w:szCs w:val="19"/>
+              </w:rPr>
+              <w:t>art; the currency's cards read zero rather than disappearing.</w:t>
             </w:r>
           </w:p>
         </w:tc>
@@ -9942,7 +10408,15 @@
                 <w:sz w:val="19"/>
                 <w:szCs w:val="19"/>
               </w:rPr>
-              <w:t>Add an entry, then reopen the dialog to add another.</w:t>
+              <w:t xml:space="preserve">Add an entry, then reopen </w:t>
+            </w:r>
+            <w:r>
+              <w:rPr>
+                <w:rFonts w:ascii="Segoe UI" w:eastAsia="Times New Roman" w:hAnsi="Segoe UI" w:cs="Segoe UI"/>
+                <w:sz w:val="19"/>
+                <w:szCs w:val="19"/>
+              </w:rPr>
+              <w:t>the dialog to add another.</w:t>
             </w:r>
           </w:p>
         </w:tc>
@@ -10084,15 +10558,7 @@
                 <w:sz w:val="19"/>
                 <w:szCs w:val="19"/>
               </w:rPr>
-              <w:t xml:space="preserve">Submit an entry </w:t>
-            </w:r>
-            <w:r>
-              <w:rPr>
-                <w:rFonts w:ascii="Segoe UI" w:eastAsia="Times New Roman" w:hAnsi="Segoe UI" w:cs="Segoe UI"/>
-                <w:sz w:val="19"/>
-                <w:szCs w:val="19"/>
-              </w:rPr>
-              <w:t>with an amount of 0, and another with a negative amount.</w:t>
+              <w:t>Submit an entry with an amount of 0, and another with a negative amount.</w:t>
             </w:r>
           </w:p>
         </w:tc>
@@ -10241,7 +10707,15 @@
                 <w:sz w:val="19"/>
                 <w:szCs w:val="19"/>
               </w:rPr>
-              <w:t xml:space="preserve"> with </w:t>
+              <w:t xml:space="preserve"> </w:t>
+            </w:r>
+            <w:r>
+              <w:rPr>
+                <w:rFonts w:ascii="Segoe UI" w:eastAsia="Times New Roman" w:hAnsi="Segoe UI" w:cs="Segoe UI"/>
+                <w:sz w:val="19"/>
+                <w:szCs w:val="19"/>
+              </w:rPr>
+              <w:t xml:space="preserve">with </w:t>
             </w:r>
             <w:r>
               <w:rPr>
@@ -10398,15 +10872,7 @@
                 <w:sz w:val="19"/>
                 <w:szCs w:val="19"/>
               </w:rPr>
-              <w:t xml:space="preserve">Insert a wallet entry directly in </w:t>
-            </w:r>
-            <w:r>
-              <w:rPr>
-                <w:rFonts w:ascii="Segoe UI" w:eastAsia="Times New Roman" w:hAnsi="Segoe UI" w:cs="Segoe UI"/>
-                <w:sz w:val="19"/>
-                <w:szCs w:val="19"/>
-              </w:rPr>
-              <w:t xml:space="preserve">MongoDB with no </w:t>
+              <w:t xml:space="preserve">Insert a wallet entry directly in MongoDB with no </w:t>
             </w:r>
             <w:r>
               <w:rPr>
@@ -10897,15 +11363,7 @@
                 <w:sz w:val="19"/>
                 <w:szCs w:val="19"/>
               </w:rPr>
-              <w:t>It moves between the two statistics blocks; both</w:t>
-            </w:r>
-            <w:r>
-              <w:rPr>
-                <w:rFonts w:ascii="Segoe UI" w:eastAsia="Times New Roman" w:hAnsi="Segoe UI" w:cs="Segoe UI"/>
-                <w:sz w:val="19"/>
-                <w:szCs w:val="19"/>
-              </w:rPr>
-              <w:t xml:space="preserve"> totals change accordingly.</w:t>
+              <w:t>It moves between the two statistics blocks; both totals change accordingly.</w:t>
             </w:r>
           </w:p>
         </w:tc>
@@ -11247,7 +11705,15 @@
                 <w:sz w:val="19"/>
                 <w:szCs w:val="19"/>
               </w:rPr>
-              <w:t>USER2 appears under "People".</w:t>
+              <w:t>US</w:t>
+            </w:r>
+            <w:r>
+              <w:rPr>
+                <w:rFonts w:ascii="Segoe UI" w:eastAsia="Times New Roman" w:hAnsi="Segoe UI" w:cs="Segoe UI"/>
+                <w:sz w:val="19"/>
+                <w:szCs w:val="19"/>
+              </w:rPr>
+              <w:t>ER2 appears under "People".</w:t>
             </w:r>
           </w:p>
         </w:tc>
@@ -11603,15 +12069,7 @@
                 <w:sz w:val="19"/>
                 <w:szCs w:val="19"/>
               </w:rPr>
-              <w:t>F</w:t>
-            </w:r>
-            <w:r>
-              <w:rPr>
-                <w:rFonts w:ascii="Segoe UI" w:eastAsia="Times New Roman" w:hAnsi="Segoe UI" w:cs="Segoe UI"/>
-                <w:sz w:val="19"/>
-                <w:szCs w:val="19"/>
-              </w:rPr>
-              <w:t>R-CHT-05</w:t>
+              <w:t>FR-CHT-05</w:t>
             </w:r>
           </w:p>
         </w:tc>
@@ -11681,7 +12139,15 @@
                 <w:sz w:val="19"/>
                 <w:szCs w:val="19"/>
               </w:rPr>
-              <w:t>The sidebar Chat badge shows 2; opening the conversation clears it.</w:t>
+              <w:t>The sidebar Chat badg</w:t>
+            </w:r>
+            <w:r>
+              <w:rPr>
+                <w:rFonts w:ascii="Segoe UI" w:eastAsia="Times New Roman" w:hAnsi="Segoe UI" w:cs="Segoe UI"/>
+                <w:sz w:val="19"/>
+                <w:szCs w:val="19"/>
+              </w:rPr>
+              <w:t>e shows 2; opening the conversation clears it.</w:t>
             </w:r>
           </w:p>
         </w:tc>
@@ -11945,7 +12411,15 @@
                 <w:sz w:val="19"/>
                 <w:szCs w:val="19"/>
               </w:rPr>
-              <w:t>Click the paper clip, choose a 2 MB PDF, send.</w:t>
+              <w:t>Click the paper clip, choose a 2 MB PDF,</w:t>
+            </w:r>
+            <w:r>
+              <w:rPr>
+                <w:rFonts w:ascii="Segoe UI" w:eastAsia="Times New Roman" w:hAnsi="Segoe UI" w:cs="Segoe UI"/>
+                <w:sz w:val="19"/>
+                <w:szCs w:val="19"/>
+              </w:rPr>
+              <w:t xml:space="preserve"> send.</w:t>
             </w:r>
           </w:p>
         </w:tc>
@@ -12087,50 +12561,50 @@
                 <w:sz w:val="19"/>
                 <w:szCs w:val="19"/>
               </w:rPr>
-              <w:t>Type a</w:t>
-            </w:r>
-            <w:r>
-              <w:rPr>
-                <w:rFonts w:ascii="Segoe UI" w:eastAsia="Times New Roman" w:hAnsi="Segoe UI" w:cs="Segoe UI"/>
-                <w:sz w:val="19"/>
-                <w:szCs w:val="19"/>
-              </w:rPr>
-              <w:t xml:space="preserve"> note, then attach a file without pressing Send first.</w:t>
-            </w:r>
-          </w:p>
-        </w:tc>
-        <w:tc>
-          <w:tcPr>
-            <w:tcW w:w="0" w:type="auto"/>
-            <w:tcBorders>
-              <w:top w:val="single" w:sz="6" w:space="0" w:color="9AA5B1"/>
-              <w:left w:val="single" w:sz="6" w:space="0" w:color="9AA5B1"/>
-              <w:bottom w:val="single" w:sz="6" w:space="0" w:color="9AA5B1"/>
-              <w:right w:val="single" w:sz="6" w:space="0" w:color="9AA5B1"/>
-            </w:tcBorders>
-            <w:tcMar>
-              <w:top w:w="80" w:type="dxa"/>
-              <w:left w:w="80" w:type="dxa"/>
-              <w:bottom w:w="80" w:type="dxa"/>
-              <w:right w:w="80" w:type="dxa"/>
-            </w:tcMar>
-            <w:hideMark/>
-          </w:tcPr>
-          <w:p>
-            <w:pPr>
-              <w:rPr>
-                <w:rFonts w:ascii="Segoe UI" w:eastAsia="Times New Roman" w:hAnsi="Segoe UI" w:cs="Segoe UI"/>
-                <w:sz w:val="19"/>
-                <w:szCs w:val="19"/>
-              </w:rPr>
-            </w:pPr>
-            <w:r>
-              <w:rPr>
-                <w:rFonts w:ascii="Segoe UI" w:eastAsia="Times New Roman" w:hAnsi="Segoe UI" w:cs="Segoe UI"/>
-                <w:sz w:val="19"/>
-                <w:szCs w:val="19"/>
-              </w:rPr>
-              <w:t>One message arrives carrying both the file and the note; the text box is cleared.</w:t>
+              <w:t>Type a note, then attach a file without pressing Send first.</w:t>
+            </w:r>
+          </w:p>
+        </w:tc>
+        <w:tc>
+          <w:tcPr>
+            <w:tcW w:w="0" w:type="auto"/>
+            <w:tcBorders>
+              <w:top w:val="single" w:sz="6" w:space="0" w:color="9AA5B1"/>
+              <w:left w:val="single" w:sz="6" w:space="0" w:color="9AA5B1"/>
+              <w:bottom w:val="single" w:sz="6" w:space="0" w:color="9AA5B1"/>
+              <w:right w:val="single" w:sz="6" w:space="0" w:color="9AA5B1"/>
+            </w:tcBorders>
+            <w:tcMar>
+              <w:top w:w="80" w:type="dxa"/>
+              <w:left w:w="80" w:type="dxa"/>
+              <w:bottom w:w="80" w:type="dxa"/>
+              <w:right w:w="80" w:type="dxa"/>
+            </w:tcMar>
+            <w:hideMark/>
+          </w:tcPr>
+          <w:p>
+            <w:pPr>
+              <w:rPr>
+                <w:rFonts w:ascii="Segoe UI" w:eastAsia="Times New Roman" w:hAnsi="Segoe UI" w:cs="Segoe UI"/>
+                <w:sz w:val="19"/>
+                <w:szCs w:val="19"/>
+              </w:rPr>
+            </w:pPr>
+            <w:r>
+              <w:rPr>
+                <w:rFonts w:ascii="Segoe UI" w:eastAsia="Times New Roman" w:hAnsi="Segoe UI" w:cs="Segoe UI"/>
+                <w:sz w:val="19"/>
+                <w:szCs w:val="19"/>
+              </w:rPr>
+              <w:t>One message arrives carrying both the file and the note; the text box</w:t>
+            </w:r>
+            <w:r>
+              <w:rPr>
+                <w:rFonts w:ascii="Segoe UI" w:eastAsia="Times New Roman" w:hAnsi="Segoe UI" w:cs="Segoe UI"/>
+                <w:sz w:val="19"/>
+                <w:szCs w:val="19"/>
+              </w:rPr>
+              <w:t xml:space="preserve"> is cleared.</w:t>
             </w:r>
           </w:p>
         </w:tc>
@@ -12272,15 +12746,7 @@
                 <w:sz w:val="19"/>
                 <w:szCs w:val="19"/>
               </w:rPr>
-              <w:t>Refused with a message naming the 25 MB limit; nothing is added to t</w:t>
-            </w:r>
-            <w:r>
-              <w:rPr>
-                <w:rFonts w:ascii="Segoe UI" w:eastAsia="Times New Roman" w:hAnsi="Segoe UI" w:cs="Segoe UI"/>
-                <w:sz w:val="19"/>
-                <w:szCs w:val="19"/>
-              </w:rPr>
-              <w:t>he conversation.</w:t>
+              <w:t>Refused with a message naming the 25 MB limit; nothing is added to the conversation.</w:t>
             </w:r>
           </w:p>
         </w:tc>
@@ -12566,15 +13032,7 @@
                 <w:sz w:val="19"/>
                 <w:szCs w:val="19"/>
               </w:rPr>
-              <w:t xml:space="preserve"> </w:t>
-            </w:r>
-            <w:r>
-              <w:rPr>
-                <w:rFonts w:ascii="Segoe UI" w:eastAsia="Times New Roman" w:hAnsi="Segoe UI" w:cs="Segoe UI"/>
-                <w:sz w:val="19"/>
-                <w:szCs w:val="19"/>
-              </w:rPr>
-              <w:t>to yesterday in MongoDB and restart the API (or wait for the hourly sweep).</w:t>
+              <w:t xml:space="preserve"> to yesterday in MongoDB and restart the API (or wait for the hourly sweep).</w:t>
             </w:r>
           </w:p>
         </w:tc>
@@ -12639,7 +13097,15 @@
                 <w:sz w:val="19"/>
                 <w:szCs w:val="19"/>
               </w:rPr>
-              <w:t>; the bubble is dimmed and no longer a link.</w:t>
+              <w:t>; the bubble is dimmed an</w:t>
+            </w:r>
+            <w:r>
+              <w:rPr>
+                <w:rFonts w:ascii="Segoe UI" w:eastAsia="Times New Roman" w:hAnsi="Segoe UI" w:cs="Segoe UI"/>
+                <w:sz w:val="19"/>
+                <w:szCs w:val="19"/>
+              </w:rPr>
+              <w:t>d no longer a link.</w:t>
             </w:r>
           </w:p>
         </w:tc>
@@ -12746,15 +13212,7 @@
                 <w:sz w:val="19"/>
                 <w:szCs w:val="19"/>
               </w:rPr>
-              <w:t>Run the sweep a second time o</w:t>
-            </w:r>
-            <w:r>
-              <w:rPr>
-                <w:rFonts w:ascii="Segoe UI" w:eastAsia="Times New Roman" w:hAnsi="Segoe UI" w:cs="Segoe UI"/>
-                <w:sz w:val="19"/>
-                <w:szCs w:val="19"/>
-              </w:rPr>
-              <w:t>ver the same message.</w:t>
+              <w:t>Run the sweep a second time over the same message.</w:t>
             </w:r>
           </w:p>
         </w:tc>
@@ -12896,7 +13354,15 @@
                 <w:sz w:val="19"/>
                 <w:szCs w:val="19"/>
               </w:rPr>
-              <w:t>With a fresh chat attachment in place, run Database Management → Optimization → delete unlinked uploads.</w:t>
+              <w:t xml:space="preserve">With a fresh chat attachment in place, run Database Management → Optimization → delete unlinked </w:t>
+            </w:r>
+            <w:r>
+              <w:rPr>
+                <w:rFonts w:ascii="Segoe UI" w:eastAsia="Times New Roman" w:hAnsi="Segoe UI" w:cs="Segoe UI"/>
+                <w:sz w:val="19"/>
+                <w:szCs w:val="19"/>
+              </w:rPr>
+              <w:t>uploads.</w:t>
             </w:r>
           </w:p>
         </w:tc>
@@ -13248,15 +13714,7 @@
                 <w:sz w:val="19"/>
                 <w:szCs w:val="19"/>
               </w:rPr>
-              <w:t>The header message icon shows 3 and its menu lists the</w:t>
-            </w:r>
-            <w:r>
-              <w:rPr>
-                <w:rFonts w:ascii="Segoe UI" w:eastAsia="Times New Roman" w:hAnsi="Segoe UI" w:cs="Segoe UI"/>
-                <w:sz w:val="19"/>
-                <w:szCs w:val="19"/>
-              </w:rPr>
-              <w:t xml:space="preserve"> three, newest first, each with sender, preview and time, marked unread.</w:t>
+              <w:t>The header message icon shows 3 and its menu lists the three, newest first, each with sender, preview and time, marked unread.</w:t>
             </w:r>
           </w:p>
         </w:tc>
@@ -13398,7 +13856,15 @@
                 <w:sz w:val="19"/>
                 <w:szCs w:val="19"/>
               </w:rPr>
-              <w:t>Chat opens with that conversation already selected and its messages loaded.</w:t>
+              <w:t xml:space="preserve">Chat </w:t>
+            </w:r>
+            <w:r>
+              <w:rPr>
+                <w:rFonts w:ascii="Segoe UI" w:eastAsia="Times New Roman" w:hAnsi="Segoe UI" w:cs="Segoe UI"/>
+                <w:sz w:val="19"/>
+                <w:szCs w:val="19"/>
+              </w:rPr>
+              <w:t>opens with that conversation already selected and its messages loaded.</w:t>
             </w:r>
           </w:p>
         </w:tc>
@@ -13684,7 +14150,15 @@
                 <w:sz w:val="19"/>
                 <w:szCs w:val="19"/>
               </w:rPr>
-              <w:t xml:space="preserve"> from USER1 and reload.</w:t>
+              <w:t xml:space="preserve"> from USER1 and </w:t>
+            </w:r>
+            <w:r>
+              <w:rPr>
+                <w:rFonts w:ascii="Segoe UI" w:eastAsia="Times New Roman" w:hAnsi="Segoe UI" w:cs="Segoe UI"/>
+                <w:sz w:val="19"/>
+                <w:szCs w:val="19"/>
+              </w:rPr>
+              <w:t>reload.</w:t>
             </w:r>
           </w:p>
         </w:tc>
@@ -13771,15 +14245,7 @@
                 <w:sz w:val="19"/>
                 <w:szCs w:val="19"/>
               </w:rPr>
-              <w:t>TC-CH</w:t>
-            </w:r>
-            <w:r>
-              <w:rPr>
-                <w:rFonts w:ascii="Segoe UI" w:eastAsia="Times New Roman" w:hAnsi="Segoe UI" w:cs="Segoe UI"/>
-                <w:sz w:val="19"/>
-                <w:szCs w:val="19"/>
-              </w:rPr>
-              <w:t>T-18</w:t>
+              <w:t>TC-CHT-18</w:t>
             </w:r>
           </w:p>
         </w:tc>
@@ -13891,7 +14357,15 @@
                 <w:sz w:val="19"/>
                 <w:szCs w:val="19"/>
               </w:rPr>
-              <w:t xml:space="preserve"> is polled about every 15 seconds; the badge and the menu stay in step without a reload.</w:t>
+              <w:t xml:space="preserve"> </w:t>
+            </w:r>
+            <w:r>
+              <w:rPr>
+                <w:rFonts w:ascii="Segoe UI" w:eastAsia="Times New Roman" w:hAnsi="Segoe UI" w:cs="Segoe UI"/>
+                <w:sz w:val="19"/>
+                <w:szCs w:val="19"/>
+              </w:rPr>
+              <w:t>is polled about every 15 seconds; the badge and the menu stay in step without a reload.</w:t>
             </w:r>
           </w:p>
         </w:tc>
@@ -14233,7 +14707,15 @@
                 <w:sz w:val="19"/>
                 <w:szCs w:val="19"/>
               </w:rPr>
-              <w:t>Each succeeds; deletion warns how many tasks it will take with it.</w:t>
+              <w:t>Each succeeds; deletion warns how many tasks it will ta</w:t>
+            </w:r>
+            <w:r>
+              <w:rPr>
+                <w:rFonts w:ascii="Segoe UI" w:eastAsia="Times New Roman" w:hAnsi="Segoe UI" w:cs="Segoe UI"/>
+                <w:sz w:val="19"/>
+                <w:szCs w:val="19"/>
+              </w:rPr>
+              <w:t>ke with it.</w:t>
             </w:r>
           </w:p>
         </w:tc>
@@ -14375,15 +14857,7 @@
                 <w:sz w:val="19"/>
                 <w:szCs w:val="19"/>
               </w:rPr>
-              <w:t>The new account is offered</w:t>
-            </w:r>
-            <w:r>
-              <w:rPr>
-                <w:rFonts w:ascii="Segoe UI" w:eastAsia="Times New Roman" w:hAnsi="Segoe UI" w:cs="Segoe UI"/>
-                <w:sz w:val="19"/>
-                <w:szCs w:val="19"/>
-              </w:rPr>
-              <w:t xml:space="preserve"> in the member and assignee pickers without reloading the app.</w:t>
+              <w:t>The new account is offered in the member and assignee pickers without reloading the app.</w:t>
             </w:r>
           </w:p>
         </w:tc>
@@ -14692,15 +15166,7 @@
                 <w:sz w:val="19"/>
                 <w:szCs w:val="19"/>
               </w:rPr>
-              <w:t>Verify a r</w:t>
-            </w:r>
-            <w:r>
-              <w:rPr>
-                <w:rFonts w:ascii="Segoe UI" w:eastAsia="Times New Roman" w:hAnsi="Segoe UI" w:cs="Segoe UI"/>
-                <w:sz w:val="19"/>
-                <w:szCs w:val="19"/>
-              </w:rPr>
-              <w:t>esolved task.</w:t>
+              <w:t>Verify a resolved task.</w:t>
             </w:r>
           </w:p>
         </w:tc>
@@ -15019,7 +15485,15 @@
                 <w:sz w:val="19"/>
                 <w:szCs w:val="19"/>
               </w:rPr>
-              <w:t>Project progress follows the tasks until a manual progress value is set, after which the card says "Progress (manual)".</w:t>
+              <w:t>Project prog</w:t>
+            </w:r>
+            <w:r>
+              <w:rPr>
+                <w:rFonts w:ascii="Segoe UI" w:eastAsia="Times New Roman" w:hAnsi="Segoe UI" w:cs="Segoe UI"/>
+                <w:sz w:val="19"/>
+                <w:szCs w:val="19"/>
+              </w:rPr>
+              <w:t>ress follows the tasks until a manual progress value is set, after which the card says "Progress (manual)".</w:t>
             </w:r>
           </w:p>
         </w:tc>
@@ -15056,15 +15530,7 @@
                 <w:sz w:val="19"/>
                 <w:szCs w:val="19"/>
               </w:rPr>
-              <w:t>TC-PRJ</w:t>
-            </w:r>
-            <w:r>
-              <w:rPr>
-                <w:rFonts w:ascii="Segoe UI" w:eastAsia="Times New Roman" w:hAnsi="Segoe UI" w:cs="Segoe UI"/>
-                <w:sz w:val="19"/>
-                <w:szCs w:val="19"/>
-              </w:rPr>
-              <w:t>-07</w:t>
+              <w:t>TC-PRJ-07</w:t>
             </w:r>
           </w:p>
         </w:tc>
@@ -15725,15 +16191,7 @@
                 <w:sz w:val="19"/>
                 <w:szCs w:val="19"/>
               </w:rPr>
-              <w:t>FR-REC-0</w:t>
-            </w:r>
-            <w:r>
-              <w:rPr>
-                <w:rFonts w:ascii="Segoe UI" w:eastAsia="Times New Roman" w:hAnsi="Segoe UI" w:cs="Segoe UI"/>
-                <w:sz w:val="19"/>
-                <w:szCs w:val="19"/>
-              </w:rPr>
-              <w:t>3</w:t>
+              <w:t>FR-REC-03</w:t>
             </w:r>
           </w:p>
         </w:tc>
@@ -16209,50 +16667,50 @@
                 <w:sz w:val="19"/>
                 <w:szCs w:val="19"/>
               </w:rPr>
-              <w:t>As USER1, create a record shared with USER2 only. Check as USER2, then as a third account.</w:t>
-            </w:r>
-          </w:p>
-        </w:tc>
-        <w:tc>
-          <w:tcPr>
-            <w:tcW w:w="0" w:type="auto"/>
-            <w:tcBorders>
-              <w:top w:val="single" w:sz="6" w:space="0" w:color="9AA5B1"/>
-              <w:left w:val="single" w:sz="6" w:space="0" w:color="9AA5B1"/>
-              <w:bottom w:val="single" w:sz="6" w:space="0" w:color="9AA5B1"/>
-              <w:right w:val="single" w:sz="6" w:space="0" w:color="9AA5B1"/>
-            </w:tcBorders>
-            <w:tcMar>
-              <w:top w:w="80" w:type="dxa"/>
-              <w:left w:w="80" w:type="dxa"/>
-              <w:bottom w:w="80" w:type="dxa"/>
-              <w:right w:w="80" w:type="dxa"/>
-            </w:tcMar>
-            <w:hideMark/>
-          </w:tcPr>
-          <w:p>
-            <w:pPr>
-              <w:rPr>
-                <w:rFonts w:ascii="Segoe UI" w:eastAsia="Times New Roman" w:hAnsi="Segoe UI" w:cs="Segoe UI"/>
-                <w:sz w:val="19"/>
-                <w:szCs w:val="19"/>
-              </w:rPr>
-            </w:pPr>
-            <w:r>
-              <w:rPr>
-                <w:rFonts w:ascii="Segoe UI" w:eastAsia="Times New Roman" w:hAnsi="Segoe UI" w:cs="Segoe UI"/>
-                <w:sz w:val="19"/>
-                <w:szCs w:val="19"/>
-              </w:rPr>
-              <w:t>USER2 sees it; the thir</w:t>
-            </w:r>
-            <w:r>
-              <w:rPr>
-                <w:rFonts w:ascii="Segoe UI" w:eastAsia="Times New Roman" w:hAnsi="Segoe UI" w:cs="Segoe UI"/>
-                <w:sz w:val="19"/>
-                <w:szCs w:val="19"/>
-              </w:rPr>
-              <w:t>d account does not; USER1 still does.</w:t>
+              <w:t>As USER1</w:t>
+            </w:r>
+            <w:r>
+              <w:rPr>
+                <w:rFonts w:ascii="Segoe UI" w:eastAsia="Times New Roman" w:hAnsi="Segoe UI" w:cs="Segoe UI"/>
+                <w:sz w:val="19"/>
+                <w:szCs w:val="19"/>
+              </w:rPr>
+              <w:t>, create a record shared with USER2 only. Check as USER2, then as a third account.</w:t>
+            </w:r>
+          </w:p>
+        </w:tc>
+        <w:tc>
+          <w:tcPr>
+            <w:tcW w:w="0" w:type="auto"/>
+            <w:tcBorders>
+              <w:top w:val="single" w:sz="6" w:space="0" w:color="9AA5B1"/>
+              <w:left w:val="single" w:sz="6" w:space="0" w:color="9AA5B1"/>
+              <w:bottom w:val="single" w:sz="6" w:space="0" w:color="9AA5B1"/>
+              <w:right w:val="single" w:sz="6" w:space="0" w:color="9AA5B1"/>
+            </w:tcBorders>
+            <w:tcMar>
+              <w:top w:w="80" w:type="dxa"/>
+              <w:left w:w="80" w:type="dxa"/>
+              <w:bottom w:w="80" w:type="dxa"/>
+              <w:right w:w="80" w:type="dxa"/>
+            </w:tcMar>
+            <w:hideMark/>
+          </w:tcPr>
+          <w:p>
+            <w:pPr>
+              <w:rPr>
+                <w:rFonts w:ascii="Segoe UI" w:eastAsia="Times New Roman" w:hAnsi="Segoe UI" w:cs="Segoe UI"/>
+                <w:sz w:val="19"/>
+                <w:szCs w:val="19"/>
+              </w:rPr>
+            </w:pPr>
+            <w:r>
+              <w:rPr>
+                <w:rFonts w:ascii="Segoe UI" w:eastAsia="Times New Roman" w:hAnsi="Segoe UI" w:cs="Segoe UI"/>
+                <w:sz w:val="19"/>
+                <w:szCs w:val="19"/>
+              </w:rPr>
+              <w:t>USER2 sees it; the third account does not; USER1 still does.</w:t>
             </w:r>
           </w:p>
         </w:tc>
@@ -16394,7 +16852,15 @@
                 <w:sz w:val="19"/>
                 <w:szCs w:val="19"/>
               </w:rPr>
-              <w:t>The hint says only you can see it. USER2 does not see it; USER1 does.</w:t>
+              <w:t xml:space="preserve">The hint says only you </w:t>
+            </w:r>
+            <w:r>
+              <w:rPr>
+                <w:rFonts w:ascii="Segoe UI" w:eastAsia="Times New Roman" w:hAnsi="Segoe UI" w:cs="Segoe UI"/>
+                <w:sz w:val="19"/>
+                <w:szCs w:val="19"/>
+              </w:rPr>
+              <w:t>can see it. USER2 does not see it; USER1 does.</w:t>
             </w:r>
           </w:p>
         </w:tc>
@@ -16501,15 +16967,7 @@
                 <w:sz w:val="19"/>
                 <w:szCs w:val="19"/>
               </w:rPr>
-              <w:t>Edit that record and switch it back to</w:t>
-            </w:r>
-            <w:r>
-              <w:rPr>
-                <w:rFonts w:ascii="Segoe UI" w:eastAsia="Times New Roman" w:hAnsi="Segoe UI" w:cs="Segoe UI"/>
-                <w:sz w:val="19"/>
-                <w:szCs w:val="19"/>
-              </w:rPr>
-              <w:t xml:space="preserve"> Everyone.</w:t>
+              <w:t>Edit that record and switch it back to Everyone.</w:t>
             </w:r>
           </w:p>
         </w:tc>
@@ -16846,7 +17304,15 @@
                 <w:sz w:val="19"/>
                 <w:szCs w:val="19"/>
               </w:rPr>
-              <w:t xml:space="preserve">It opens and reads. No edit or delete button is offered; </w:t>
+              <w:t>It opens and read</w:t>
+            </w:r>
+            <w:r>
+              <w:rPr>
+                <w:rFonts w:ascii="Segoe UI" w:eastAsia="Times New Roman" w:hAnsi="Segoe UI" w:cs="Segoe UI"/>
+                <w:sz w:val="19"/>
+                <w:szCs w:val="19"/>
+              </w:rPr>
+              <w:t xml:space="preserve">s. No edit or delete button is offered; </w:t>
             </w:r>
             <w:r>
               <w:rPr>
@@ -17003,7 +17469,15 @@
                 <w:sz w:val="19"/>
                 <w:szCs w:val="19"/>
               </w:rPr>
-              <w:t>Only their own is deleted; the shared one is skipped with a message rather than erroring mid-run.</w:t>
+              <w:t>Only their own is deleted; the shared one is skipped with</w:t>
+            </w:r>
+            <w:r>
+              <w:rPr>
+                <w:rFonts w:ascii="Segoe UI" w:eastAsia="Times New Roman" w:hAnsi="Segoe UI" w:cs="Segoe UI"/>
+                <w:sz w:val="19"/>
+                <w:szCs w:val="19"/>
+              </w:rPr>
+              <w:t xml:space="preserve"> a message rather than erroring mid-run.</w:t>
             </w:r>
           </w:p>
         </w:tc>
@@ -17110,15 +17584,7 @@
                 <w:sz w:val="19"/>
                 <w:szCs w:val="19"/>
               </w:rPr>
-              <w:t>Open the detail dialog of an everyone record,</w:t>
-            </w:r>
-            <w:r>
-              <w:rPr>
-                <w:rFonts w:ascii="Segoe UI" w:eastAsia="Times New Roman" w:hAnsi="Segoe UI" w:cs="Segoe UI"/>
-                <w:sz w:val="19"/>
-                <w:szCs w:val="19"/>
-              </w:rPr>
-              <w:t xml:space="preserve"> a selectively shared one, and a private one.</w:t>
+              <w:t>Open the detail dialog of an everyone record, a selectively shared one, and a private one.</w:t>
             </w:r>
           </w:p>
         </w:tc>
@@ -17190,7 +17656,15 @@
                 <w:sz w:val="19"/>
                 <w:szCs w:val="19"/>
               </w:rPr>
-              <w:t>TC-REC-13</w:t>
+              <w:t>TC-REC-</w:t>
+            </w:r>
+            <w:r>
+              <w:rPr>
+                <w:rFonts w:ascii="Segoe UI" w:eastAsia="Times New Roman" w:hAnsi="Segoe UI" w:cs="Segoe UI"/>
+                <w:sz w:val="19"/>
+                <w:szCs w:val="19"/>
+              </w:rPr>
+              <w:t>13</w:t>
             </w:r>
           </w:p>
         </w:tc>
@@ -17310,15 +17784,7 @@
                 <w:sz w:val="19"/>
                 <w:szCs w:val="19"/>
               </w:rPr>
-              <w:t>It is v</w:t>
-            </w:r>
-            <w:r>
-              <w:rPr>
-                <w:rFonts w:ascii="Segoe UI" w:eastAsia="Times New Roman" w:hAnsi="Segoe UI" w:cs="Segoe UI"/>
-                <w:sz w:val="19"/>
-                <w:szCs w:val="19"/>
-              </w:rPr>
-              <w:t>isible — a legacy record reads as shared with everyone.</w:t>
+              <w:t>It is visible — a legacy record reads as shared with everyone.</w:t>
             </w:r>
           </w:p>
         </w:tc>
@@ -17527,15 +17993,7 @@
                 <w:sz w:val="19"/>
                 <w:szCs w:val="19"/>
               </w:rPr>
-              <w:t>TC-REC</w:t>
-            </w:r>
-            <w:r>
-              <w:rPr>
-                <w:rFonts w:ascii="Segoe UI" w:eastAsia="Times New Roman" w:hAnsi="Segoe UI" w:cs="Segoe UI"/>
-                <w:sz w:val="19"/>
-                <w:szCs w:val="19"/>
-              </w:rPr>
-              <w:t>-15</w:t>
+              <w:t>TC-REC-15</w:t>
             </w:r>
           </w:p>
         </w:tc>
@@ -17605,7 +18063,15 @@
                 <w:sz w:val="19"/>
                 <w:szCs w:val="19"/>
               </w:rPr>
-              <w:t>Sign in as an administrator, have another administrator demote them, then list records without signing out.</w:t>
+              <w:t>Sign in as an administrator, have another administrator demote them, then list records withou</w:t>
+            </w:r>
+            <w:r>
+              <w:rPr>
+                <w:rFonts w:ascii="Segoe UI" w:eastAsia="Times New Roman" w:hAnsi="Segoe UI" w:cs="Segoe UI"/>
+                <w:sz w:val="19"/>
+                <w:szCs w:val="19"/>
+              </w:rPr>
+              <w:t>t signing out.</w:t>
             </w:r>
           </w:p>
         </w:tc>
@@ -17782,7 +18248,15 @@
                 <w:sz w:val="19"/>
                 <w:szCs w:val="19"/>
               </w:rPr>
-              <w:t>It appears in USER1's Sent folder and in USER2's Inbox, marked unread, with the attachment.</w:t>
+              <w:t>It appears in USER1's Sent fol</w:t>
+            </w:r>
+            <w:r>
+              <w:rPr>
+                <w:rFonts w:ascii="Segoe UI" w:eastAsia="Times New Roman" w:hAnsi="Segoe UI" w:cs="Segoe UI"/>
+                <w:sz w:val="19"/>
+                <w:szCs w:val="19"/>
+              </w:rPr>
+              <w:t>der and in USER2's Inbox, marked unread, with the attachment.</w:t>
             </w:r>
           </w:p>
         </w:tc>
@@ -17924,15 +18398,7 @@
                 <w:sz w:val="19"/>
                 <w:szCs w:val="19"/>
               </w:rPr>
-              <w:t xml:space="preserve">Recipients are chosen from a list </w:t>
-            </w:r>
-            <w:r>
-              <w:rPr>
-                <w:rFonts w:ascii="Segoe UI" w:eastAsia="Times New Roman" w:hAnsi="Segoe UI" w:cs="Segoe UI"/>
-                <w:sz w:val="19"/>
-                <w:szCs w:val="19"/>
-              </w:rPr>
-              <w:t>of accounts; there is no free-text address field.</w:t>
+              <w:t>Recipients are chosen from a list of accounts; there is no free-text address field.</w:t>
             </w:r>
           </w:p>
         </w:tc>
@@ -18039,7 +18505,15 @@
                 <w:sz w:val="19"/>
                 <w:szCs w:val="19"/>
               </w:rPr>
-              <w:t>As USER2, look at the Inbox before and after opening that message.</w:t>
+              <w:t>As USER2, look at the Inbox before and afte</w:t>
+            </w:r>
+            <w:r>
+              <w:rPr>
+                <w:rFonts w:ascii="Segoe UI" w:eastAsia="Times New Roman" w:hAnsi="Segoe UI" w:cs="Segoe UI"/>
+                <w:sz w:val="19"/>
+                <w:szCs w:val="19"/>
+              </w:rPr>
+              <w:t>r opening that message.</w:t>
             </w:r>
           </w:p>
         </w:tc>
@@ -18181,15 +18655,7 @@
                 <w:sz w:val="19"/>
                 <w:szCs w:val="19"/>
               </w:rPr>
-              <w:t xml:space="preserve">As USER1, open the message in Sent after </w:t>
-            </w:r>
-            <w:r>
-              <w:rPr>
-                <w:rFonts w:ascii="Segoe UI" w:eastAsia="Times New Roman" w:hAnsi="Segoe UI" w:cs="Segoe UI"/>
-                <w:sz w:val="19"/>
-                <w:szCs w:val="19"/>
-              </w:rPr>
-              <w:t>USER2 has read it.</w:t>
+              <w:t>As USER1, open the message in Sent after USER2 has read it.</w:t>
             </w:r>
           </w:p>
         </w:tc>
@@ -18615,7 +19081,15 @@
                 <w:sz w:val="19"/>
                 <w:szCs w:val="19"/>
               </w:rPr>
-              <w:t>As USER2, reply.</w:t>
+              <w:t>As USER</w:t>
+            </w:r>
+            <w:r>
+              <w:rPr>
+                <w:rFonts w:ascii="Segoe UI" w:eastAsia="Times New Roman" w:hAnsi="Segoe UI" w:cs="Segoe UI"/>
+                <w:sz w:val="19"/>
+                <w:szCs w:val="19"/>
+              </w:rPr>
+              <w:t>2, reply.</w:t>
             </w:r>
           </w:p>
         </w:tc>
@@ -18757,15 +19231,7 @@
                 <w:sz w:val="19"/>
                 <w:szCs w:val="19"/>
               </w:rPr>
-              <w:t>As</w:t>
-            </w:r>
-            <w:r>
-              <w:rPr>
-                <w:rFonts w:ascii="Segoe UI" w:eastAsia="Times New Roman" w:hAnsi="Segoe UI" w:cs="Segoe UI"/>
-                <w:sz w:val="19"/>
-                <w:szCs w:val="19"/>
-              </w:rPr>
-              <w:t xml:space="preserve"> USER2, delete a message; check USER1's Sent folder.</w:t>
+              <w:t>As USER2, delete a message; check USER1's Sent folder.</w:t>
             </w:r>
           </w:p>
         </w:tc>
@@ -18872,7 +19338,15 @@
                 <w:sz w:val="19"/>
                 <w:szCs w:val="19"/>
               </w:rPr>
-              <w:t>FR-MSG-08</w:t>
+              <w:t>FR-M</w:t>
+            </w:r>
+            <w:r>
+              <w:rPr>
+                <w:rFonts w:ascii="Segoe UI" w:eastAsia="Times New Roman" w:hAnsi="Segoe UI" w:cs="Segoe UI"/>
+                <w:sz w:val="19"/>
+                <w:szCs w:val="19"/>
+              </w:rPr>
+              <w:t>SG-08</w:t>
             </w:r>
           </w:p>
         </w:tc>
@@ -19029,15 +19503,7 @@
                 <w:sz w:val="19"/>
                 <w:szCs w:val="19"/>
               </w:rPr>
-              <w:t>FR</w:t>
-            </w:r>
-            <w:r>
-              <w:rPr>
-                <w:rFonts w:ascii="Segoe UI" w:eastAsia="Times New Roman" w:hAnsi="Segoe UI" w:cs="Segoe UI"/>
-                <w:sz w:val="19"/>
-                <w:szCs w:val="19"/>
-              </w:rPr>
-              <w:t>-MSG-09</w:t>
+              <w:t>FR-MSG-09</w:t>
             </w:r>
           </w:p>
         </w:tc>
@@ -19371,7 +19837,15 @@
                 <w:sz w:val="19"/>
                 <w:szCs w:val="19"/>
               </w:rPr>
-              <w:t>Search the Inbox for a word in a subject, then in a sender's name.</w:t>
+              <w:t>Search the Inbox for a word in a subject, then in a sender's na</w:t>
+            </w:r>
+            <w:r>
+              <w:rPr>
+                <w:rFonts w:ascii="Segoe UI" w:eastAsia="Times New Roman" w:hAnsi="Segoe UI" w:cs="Segoe UI"/>
+                <w:sz w:val="19"/>
+                <w:szCs w:val="19"/>
+              </w:rPr>
+              <w:t>me.</w:t>
             </w:r>
           </w:p>
         </w:tc>
@@ -19655,15 +20129,7 @@
                 <w:sz w:val="19"/>
                 <w:szCs w:val="19"/>
               </w:rPr>
-              <w:t xml:space="preserve">With the Sent folder open, choose a message from </w:t>
-            </w:r>
-            <w:r>
-              <w:rPr>
-                <w:rFonts w:ascii="Segoe UI" w:eastAsia="Times New Roman" w:hAnsi="Segoe UI" w:cs="Segoe UI"/>
-                <w:sz w:val="19"/>
-                <w:szCs w:val="19"/>
-              </w:rPr>
-              <w:t>the mail menu.</w:t>
+              <w:t>With the Sent folder open, choose a message from the mail menu.</w:t>
             </w:r>
           </w:p>
         </w:tc>
@@ -20296,15 +20762,7 @@
                 <w:sz w:val="19"/>
                 <w:szCs w:val="19"/>
               </w:rPr>
-              <w:t>USER1's</w:t>
-            </w:r>
-            <w:r>
-              <w:rPr>
-                <w:rFonts w:ascii="Segoe UI" w:eastAsia="Times New Roman" w:hAnsi="Segoe UI" w:cs="Segoe UI"/>
-                <w:sz w:val="19"/>
-                <w:szCs w:val="19"/>
-              </w:rPr>
-              <w:t xml:space="preserve"> contacts are absent.</w:t>
+              <w:t>USER1's contacts are absent.</w:t>
             </w:r>
           </w:p>
         </w:tc>
@@ -20588,15 +21046,7 @@
                 <w:sz w:val="19"/>
                 <w:szCs w:val="19"/>
               </w:rPr>
-              <w:t xml:space="preserve">Latency varies with real requests; no series sits at </w:t>
-            </w:r>
-            <w:r>
-              <w:rPr>
-                <w:rFonts w:ascii="Segoe UI" w:eastAsia="Times New Roman" w:hAnsi="Segoe UI" w:cs="Segoe UI"/>
-                <w:sz w:val="19"/>
-                <w:szCs w:val="19"/>
-              </w:rPr>
-              <w:t>a constant zero.</w:t>
+              <w:t>Latency varies with real requests; no series sits at a constant zero.</w:t>
             </w:r>
           </w:p>
         </w:tc>
@@ -20738,7 +21188,15 @@
                 <w:sz w:val="19"/>
                 <w:szCs w:val="19"/>
               </w:rPr>
-              <w:t>Interface text changes; no key appears raw on the new screens (Gender, Birthday, Phone number, Address, Job).</w:t>
+              <w:t>Interface text changes; no key appears raw on the new</w:t>
+            </w:r>
+            <w:r>
+              <w:rPr>
+                <w:rFonts w:ascii="Segoe UI" w:eastAsia="Times New Roman" w:hAnsi="Segoe UI" w:cs="Segoe UI"/>
+                <w:sz w:val="19"/>
+                <w:szCs w:val="19"/>
+              </w:rPr>
+              <w:t xml:space="preserve"> screens (Gender, Birthday, Phone number, Address, Job).</w:t>
             </w:r>
           </w:p>
         </w:tc>
@@ -21237,15 +21695,7 @@
                 <w:sz w:val="19"/>
                 <w:szCs w:val="19"/>
               </w:rPr>
-              <w:t>It appears at the top of the</w:t>
-            </w:r>
-            <w:r>
-              <w:rPr>
-                <w:rFonts w:ascii="Segoe UI" w:eastAsia="Times New Roman" w:hAnsi="Segoe UI" w:cs="Segoe UI"/>
-                <w:sz w:val="19"/>
-                <w:szCs w:val="19"/>
-              </w:rPr>
-              <w:t xml:space="preserve"> list, authored by ADMIN.</w:t>
+              <w:t>It appears at the top of the list, authored by ADMIN.</w:t>
             </w:r>
           </w:p>
         </w:tc>
@@ -21459,7 +21909,15 @@
                 <w:sz w:val="19"/>
                 <w:szCs w:val="19"/>
               </w:rPr>
-              <w:t>FR-PST-03, FR-PST-04</w:t>
+              <w:t>FR-PS</w:t>
+            </w:r>
+            <w:r>
+              <w:rPr>
+                <w:rFonts w:ascii="Segoe UI" w:eastAsia="Times New Roman" w:hAnsi="Segoe UI" w:cs="Segoe UI"/>
+                <w:sz w:val="19"/>
+                <w:szCs w:val="19"/>
+              </w:rPr>
+              <w:t>T-03, FR-PST-04</w:t>
             </w:r>
           </w:p>
         </w:tc>
@@ -21671,7 +22129,15 @@
                 <w:sz w:val="19"/>
                 <w:szCs w:val="19"/>
               </w:rPr>
-              <w:t>The Posts page opens with that post open. The count falls to 1 without a reload.</w:t>
+              <w:t xml:space="preserve">The Posts page opens </w:t>
+            </w:r>
+            <w:r>
+              <w:rPr>
+                <w:rFonts w:ascii="Segoe UI" w:eastAsia="Times New Roman" w:hAnsi="Segoe UI" w:cs="Segoe UI"/>
+                <w:sz w:val="19"/>
+                <w:szCs w:val="19"/>
+              </w:rPr>
+              <w:t>with that post open. The count falls to 1 without a reload.</w:t>
             </w:r>
           </w:p>
         </w:tc>
@@ -21778,15 +22244,7 @@
                 <w:sz w:val="19"/>
                 <w:szCs w:val="19"/>
               </w:rPr>
-              <w:t>As USER1</w:t>
-            </w:r>
-            <w:r>
-              <w:rPr>
-                <w:rFonts w:ascii="Segoe UI" w:eastAsia="Times New Roman" w:hAnsi="Segoe UI" w:cs="Segoe UI"/>
-                <w:sz w:val="19"/>
-                <w:szCs w:val="19"/>
-              </w:rPr>
-              <w:t>, close and reopen the same post; then check the reader list.</w:t>
+              <w:t>As USER1, close and reopen the same post; then check the reader list.</w:t>
             </w:r>
           </w:p>
         </w:tc>
@@ -22219,56 +22677,63 @@
                 <w:rStyle w:val="c1"/>
                 <w:rFonts w:eastAsia="Times New Roman" w:cs="Segoe UI"/>
               </w:rPr>
-              <w:t>posts:view</w:t>
-            </w:r>
-            <w:r>
-              <w:rPr>
-                <w:rFonts w:ascii="Segoe UI" w:eastAsia="Times New Roman" w:hAnsi="Segoe UI" w:cs="Segoe UI"/>
-                <w:sz w:val="19"/>
-                <w:szCs w:val="19"/>
-              </w:rPr>
-              <w:t>.</w:t>
-            </w:r>
-          </w:p>
-        </w:tc>
-        <w:tc>
-          <w:tcPr>
-            <w:tcW w:w="0" w:type="auto"/>
-            <w:tcBorders>
-              <w:top w:val="single" w:sz="6" w:space="0" w:color="9AA5B1"/>
-              <w:left w:val="single" w:sz="6" w:space="0" w:color="9AA5B1"/>
-              <w:bottom w:val="single" w:sz="6" w:space="0" w:color="9AA5B1"/>
-              <w:right w:val="single" w:sz="6" w:space="0" w:color="9AA5B1"/>
-            </w:tcBorders>
-            <w:tcMar>
-              <w:top w:w="80" w:type="dxa"/>
-              <w:left w:w="80" w:type="dxa"/>
-              <w:bottom w:w="80" w:type="dxa"/>
-              <w:right w:w="80" w:type="dxa"/>
-            </w:tcMar>
-            <w:hideMark/>
-          </w:tcPr>
-          <w:p>
-            <w:pPr>
-              <w:rPr>
-                <w:rFonts w:ascii="Segoe UI" w:eastAsia="Times New Roman" w:hAnsi="Segoe UI" w:cs="Segoe UI"/>
-                <w:sz w:val="19"/>
-                <w:szCs w:val="19"/>
-              </w:rPr>
-            </w:pPr>
-            <w:r>
-              <w:rPr>
-                <w:rFonts w:ascii="Segoe UI" w:eastAsia="Times New Roman" w:hAnsi="Segoe UI" w:cs="Segoe UI"/>
-                <w:sz w:val="19"/>
-                <w:szCs w:val="19"/>
-              </w:rPr>
-              <w:t xml:space="preserve">No New post, Edit or Delete control is offered; </w:t>
+              <w:t>posts:vi</w:t>
             </w:r>
             <w:r>
               <w:rPr>
                 <w:rStyle w:val="c1"/>
                 <w:rFonts w:eastAsia="Times New Roman" w:cs="Segoe UI"/>
               </w:rPr>
+              <w:t>ew</w:t>
+            </w:r>
+            <w:r>
+              <w:rPr>
+                <w:rFonts w:ascii="Segoe UI" w:eastAsia="Times New Roman" w:hAnsi="Segoe UI" w:cs="Segoe UI"/>
+                <w:sz w:val="19"/>
+                <w:szCs w:val="19"/>
+              </w:rPr>
+              <w:t>.</w:t>
+            </w:r>
+          </w:p>
+        </w:tc>
+        <w:tc>
+          <w:tcPr>
+            <w:tcW w:w="0" w:type="auto"/>
+            <w:tcBorders>
+              <w:top w:val="single" w:sz="6" w:space="0" w:color="9AA5B1"/>
+              <w:left w:val="single" w:sz="6" w:space="0" w:color="9AA5B1"/>
+              <w:bottom w:val="single" w:sz="6" w:space="0" w:color="9AA5B1"/>
+              <w:right w:val="single" w:sz="6" w:space="0" w:color="9AA5B1"/>
+            </w:tcBorders>
+            <w:tcMar>
+              <w:top w:w="80" w:type="dxa"/>
+              <w:left w:w="80" w:type="dxa"/>
+              <w:bottom w:w="80" w:type="dxa"/>
+              <w:right w:w="80" w:type="dxa"/>
+            </w:tcMar>
+            <w:hideMark/>
+          </w:tcPr>
+          <w:p>
+            <w:pPr>
+              <w:rPr>
+                <w:rFonts w:ascii="Segoe UI" w:eastAsia="Times New Roman" w:hAnsi="Segoe UI" w:cs="Segoe UI"/>
+                <w:sz w:val="19"/>
+                <w:szCs w:val="19"/>
+              </w:rPr>
+            </w:pPr>
+            <w:r>
+              <w:rPr>
+                <w:rFonts w:ascii="Segoe UI" w:eastAsia="Times New Roman" w:hAnsi="Segoe UI" w:cs="Segoe UI"/>
+                <w:sz w:val="19"/>
+                <w:szCs w:val="19"/>
+              </w:rPr>
+              <w:t xml:space="preserve">No New post, Edit or Delete control is offered; </w:t>
+            </w:r>
+            <w:r>
+              <w:rPr>
+                <w:rStyle w:val="c1"/>
+                <w:rFonts w:eastAsia="Times New Roman" w:cs="Segoe UI"/>
+              </w:rPr>
               <w:t>POST /posts</w:t>
             </w:r>
             <w:r>
@@ -22384,15 +22849,7 @@
                 <w:sz w:val="19"/>
                 <w:szCs w:val="19"/>
               </w:rPr>
-              <w:t xml:space="preserve">As ADMIN, edit </w:t>
-            </w:r>
-            <w:r>
-              <w:rPr>
-                <w:rFonts w:ascii="Segoe UI" w:eastAsia="Times New Roman" w:hAnsi="Segoe UI" w:cs="Segoe UI"/>
-                <w:sz w:val="19"/>
-                <w:szCs w:val="19"/>
-              </w:rPr>
-              <w:t>a post's content, then delete it.</w:t>
+              <w:t>As ADMIN, edit a post's content, then delete it.</w:t>
             </w:r>
           </w:p>
         </w:tc>
@@ -22694,15 +23151,7 @@
                 <w:sz w:val="19"/>
                 <w:szCs w:val="19"/>
               </w:rPr>
-              <w:t>On a</w:t>
-            </w:r>
-            <w:r>
-              <w:rPr>
-                <w:rFonts w:ascii="Segoe UI" w:eastAsia="Times New Roman" w:hAnsi="Segoe UI" w:cs="Segoe UI"/>
-                <w:sz w:val="19"/>
-                <w:szCs w:val="19"/>
-              </w:rPr>
-              <w:t xml:space="preserve"> database whose accounts predate Posts, start the API and sign in as a </w:t>
+              <w:t xml:space="preserve">On a database whose accounts predate Posts, start the API and sign in as a </w:t>
             </w:r>
             <w:r>
               <w:rPr>
@@ -22720,7 +23169,15 @@
                 <w:sz w:val="19"/>
                 <w:szCs w:val="19"/>
               </w:rPr>
-              <w:t>. Publish a post as ADMIN and wait a minute.</w:t>
+              <w:t>. Publish a post as ADMIN and wait a minute</w:t>
+            </w:r>
+            <w:r>
+              <w:rPr>
+                <w:rFonts w:ascii="Segoe UI" w:eastAsia="Times New Roman" w:hAnsi="Segoe UI" w:cs="Segoe UI"/>
+                <w:sz w:val="19"/>
+                <w:szCs w:val="19"/>
+              </w:rPr>
+              <w:t>.</w:t>
             </w:r>
           </w:p>
         </w:tc>
@@ -22788,15 +23245,7 @@
                 <w:sz w:val="19"/>
                 <w:szCs w:val="19"/>
               </w:rPr>
-              <w:t xml:space="preserve">, so a post </w:t>
-            </w:r>
-            <w:r>
-              <w:rPr>
-                <w:rFonts w:ascii="Segoe UI" w:eastAsia="Times New Roman" w:hAnsi="Segoe UI" w:cs="Segoe UI"/>
-                <w:sz w:val="19"/>
-                <w:szCs w:val="19"/>
-              </w:rPr>
-              <w:t>published for everyone reached nobody.</w:t>
+              <w:t>, so a post published for everyone reached nobody.</w:t>
             </w:r>
           </w:p>
         </w:tc>
@@ -22953,7 +23402,15 @@
                 <w:sz w:val="19"/>
                 <w:szCs w:val="19"/>
               </w:rPr>
-              <w:t>It stays revoked — the backfill does not run a second time.</w:t>
+              <w:t>It sta</w:t>
+            </w:r>
+            <w:r>
+              <w:rPr>
+                <w:rFonts w:ascii="Segoe UI" w:eastAsia="Times New Roman" w:hAnsi="Segoe UI" w:cs="Segoe UI"/>
+                <w:sz w:val="19"/>
+                <w:szCs w:val="19"/>
+              </w:rPr>
+              <w:t>ys revoked — the backfill does not run a second time.</w:t>
             </w:r>
           </w:p>
         </w:tc>
@@ -23470,15 +23927,7 @@
                 <w:sz w:val="19"/>
                 <w:szCs w:val="19"/>
               </w:rPr>
-              <w:t xml:space="preserve"> </w:t>
-            </w:r>
-            <w:r>
-              <w:rPr>
-                <w:rFonts w:ascii="Segoe UI" w:eastAsia="Times New Roman" w:hAnsi="Segoe UI" w:cs="Segoe UI"/>
-                <w:sz w:val="19"/>
-                <w:szCs w:val="19"/>
-              </w:rPr>
-              <w:t>this dialog opened empty in the previous build.</w:t>
+              <w:t xml:space="preserve"> this dialog opened empty in the previous build.</w:t>
             </w:r>
           </w:p>
         </w:tc>
@@ -23635,7 +24084,15 @@
                 <w:sz w:val="19"/>
                 <w:szCs w:val="19"/>
               </w:rPr>
-              <w:t>The page lists cameras; no Add, Edit or Delete control appears anywhere on it.</w:t>
+              <w:t>The page lists cameras; no Add, E</w:t>
+            </w:r>
+            <w:r>
+              <w:rPr>
+                <w:rFonts w:ascii="Segoe UI" w:eastAsia="Times New Roman" w:hAnsi="Segoe UI" w:cs="Segoe UI"/>
+                <w:sz w:val="19"/>
+                <w:szCs w:val="19"/>
+              </w:rPr>
+              <w:t>dit or Delete control appears anywhere on it.</w:t>
             </w:r>
           </w:p>
         </w:tc>
@@ -24016,15 +24473,7 @@
                 <w:sz w:val="19"/>
                 <w:szCs w:val="19"/>
               </w:rPr>
-              <w:t>TC-CAM-</w:t>
-            </w:r>
-            <w:r>
-              <w:rPr>
-                <w:rFonts w:ascii="Segoe UI" w:eastAsia="Times New Roman" w:hAnsi="Segoe UI" w:cs="Segoe UI"/>
-                <w:sz w:val="19"/>
-                <w:szCs w:val="19"/>
-              </w:rPr>
-              <w:t>06</w:t>
+              <w:t>TC-CAM-06</w:t>
             </w:r>
           </w:p>
         </w:tc>
@@ -24164,15 +24613,7 @@
           <w:sz w:val="22"/>
           <w:szCs w:val="22"/>
         </w:rPr>
-        <w:t>These need two browsers signed in as different accounts. On one machine, use a norm</w:t>
-      </w:r>
-      <w:r>
-        <w:rPr>
-          <w:rFonts w:ascii="Segoe UI" w:hAnsi="Segoe UI" w:cs="Segoe UI"/>
-          <w:sz w:val="22"/>
-          <w:szCs w:val="22"/>
-        </w:rPr>
-        <w:t xml:space="preserve">al window and a private window, both on </w:t>
+        <w:t xml:space="preserve">These need two browsers signed in as different accounts. On one machine, use a normal window and a private window, both on </w:t>
       </w:r>
       <w:r>
         <w:rPr>
@@ -24187,7 +24628,15 @@
           <w:sz w:val="22"/>
           <w:szCs w:val="22"/>
         </w:rPr>
-        <w:t xml:space="preserve"> — on any other address the browser will not release a camera. USER1 and USER2 below are those two sessions.</w:t>
+        <w:t xml:space="preserve"> — on any other address the browse</w:t>
+      </w:r>
+      <w:r>
+        <w:rPr>
+          <w:rFonts w:ascii="Segoe UI" w:hAnsi="Segoe UI" w:cs="Segoe UI"/>
+          <w:sz w:val="22"/>
+          <w:szCs w:val="22"/>
+        </w:rPr>
+        <w:t>r will not release a camera. USER1 and USER2 below are those two sessions.</w:t>
       </w:r>
     </w:p>
     <w:tbl>
@@ -24512,7 +24961,15 @@
                 <w:sz w:val="19"/>
                 <w:szCs w:val="19"/>
               </w:rPr>
-              <w:t>It appears in the list as Scheduled, hosted by USER1, described as open.</w:t>
+              <w:t>It appears in the list as Scheduled, hosted by USER1, described as</w:t>
+            </w:r>
+            <w:r>
+              <w:rPr>
+                <w:rFonts w:ascii="Segoe UI" w:eastAsia="Times New Roman" w:hAnsi="Segoe UI" w:cs="Segoe UI"/>
+                <w:sz w:val="19"/>
+                <w:szCs w:val="19"/>
+              </w:rPr>
+              <w:t xml:space="preserve"> open.</w:t>
             </w:r>
           </w:p>
         </w:tc>
@@ -24654,15 +25111,7 @@
                 <w:sz w:val="19"/>
                 <w:szCs w:val="19"/>
               </w:rPr>
-              <w:t>Each sees two tiles and hears the other. USER2's tile appears for U</w:t>
-            </w:r>
-            <w:r>
-              <w:rPr>
-                <w:rFonts w:ascii="Segoe UI" w:eastAsia="Times New Roman" w:hAnsi="Segoe UI" w:cs="Segoe UI"/>
-                <w:sz w:val="19"/>
-                <w:szCs w:val="19"/>
-              </w:rPr>
-              <w:t>SER1 within a few seconds without a reload.</w:t>
+              <w:t>Each sees two tiles and hears the other. USER2's tile appears for USER1 within a few seconds without a reload.</w:t>
             </w:r>
           </w:p>
         </w:tc>
@@ -24911,15 +25360,7 @@
                 <w:sz w:val="19"/>
                 <w:szCs w:val="19"/>
               </w:rPr>
-              <w:t xml:space="preserve">USER1 mutes, then turns the camera </w:t>
-            </w:r>
-            <w:r>
-              <w:rPr>
-                <w:rFonts w:ascii="Segoe UI" w:eastAsia="Times New Roman" w:hAnsi="Segoe UI" w:cs="Segoe UI"/>
-                <w:sz w:val="19"/>
-                <w:szCs w:val="19"/>
-              </w:rPr>
-              <w:t>off.</w:t>
+              <w:t>USER1 mutes, then turns the camera off.</w:t>
             </w:r>
           </w:p>
         </w:tc>
@@ -24991,7 +25432,15 @@
                 <w:sz w:val="19"/>
                 <w:szCs w:val="19"/>
               </w:rPr>
-              <w:t>TC-MTG-05</w:t>
+              <w:t>TC-M</w:t>
+            </w:r>
+            <w:r>
+              <w:rPr>
+                <w:rFonts w:ascii="Segoe UI" w:eastAsia="Times New Roman" w:hAnsi="Segoe UI" w:cs="Segoe UI"/>
+                <w:sz w:val="19"/>
+                <w:szCs w:val="19"/>
+              </w:rPr>
+              <w:t>TG-05</w:t>
             </w:r>
           </w:p>
         </w:tc>
@@ -25203,50 +25652,50 @@
                 <w:sz w:val="19"/>
                 <w:szCs w:val="19"/>
               </w:rPr>
-              <w:t>USER1 shares a screen while muted, and speaks.</w:t>
-            </w:r>
-          </w:p>
-        </w:tc>
-        <w:tc>
-          <w:tcPr>
-            <w:tcW w:w="0" w:type="auto"/>
-            <w:tcBorders>
-              <w:top w:val="single" w:sz="6" w:space="0" w:color="9AA5B1"/>
-              <w:left w:val="single" w:sz="6" w:space="0" w:color="9AA5B1"/>
-              <w:bottom w:val="single" w:sz="6" w:space="0" w:color="9AA5B1"/>
-              <w:right w:val="single" w:sz="6" w:space="0" w:color="9AA5B1"/>
-            </w:tcBorders>
-            <w:tcMar>
-              <w:top w:w="80" w:type="dxa"/>
-              <w:left w:w="80" w:type="dxa"/>
-              <w:bottom w:w="80" w:type="dxa"/>
-              <w:right w:w="80" w:type="dxa"/>
-            </w:tcMar>
-            <w:hideMark/>
-          </w:tcPr>
-          <w:p>
-            <w:pPr>
-              <w:rPr>
-                <w:rFonts w:ascii="Segoe UI" w:eastAsia="Times New Roman" w:hAnsi="Segoe UI" w:cs="Segoe UI"/>
-                <w:sz w:val="19"/>
-                <w:szCs w:val="19"/>
-              </w:rPr>
-            </w:pPr>
-            <w:r>
-              <w:rPr>
-                <w:rFonts w:ascii="Segoe UI" w:eastAsia="Times New Roman" w:hAnsi="Segoe UI" w:cs="Segoe UI"/>
-                <w:sz w:val="19"/>
-                <w:szCs w:val="19"/>
-              </w:rPr>
-              <w:t>Nothing i</w:t>
-            </w:r>
-            <w:r>
-              <w:rPr>
-                <w:rFonts w:ascii="Segoe UI" w:eastAsia="Times New Roman" w:hAnsi="Segoe UI" w:cs="Segoe UI"/>
-                <w:sz w:val="19"/>
-                <w:szCs w:val="19"/>
-              </w:rPr>
-              <w:t>s heard — sharing does not silently unmute.</w:t>
+              <w:t>USER1</w:t>
+            </w:r>
+            <w:r>
+              <w:rPr>
+                <w:rFonts w:ascii="Segoe UI" w:eastAsia="Times New Roman" w:hAnsi="Segoe UI" w:cs="Segoe UI"/>
+                <w:sz w:val="19"/>
+                <w:szCs w:val="19"/>
+              </w:rPr>
+              <w:t xml:space="preserve"> shares a screen while muted, and speaks.</w:t>
+            </w:r>
+          </w:p>
+        </w:tc>
+        <w:tc>
+          <w:tcPr>
+            <w:tcW w:w="0" w:type="auto"/>
+            <w:tcBorders>
+              <w:top w:val="single" w:sz="6" w:space="0" w:color="9AA5B1"/>
+              <w:left w:val="single" w:sz="6" w:space="0" w:color="9AA5B1"/>
+              <w:bottom w:val="single" w:sz="6" w:space="0" w:color="9AA5B1"/>
+              <w:right w:val="single" w:sz="6" w:space="0" w:color="9AA5B1"/>
+            </w:tcBorders>
+            <w:tcMar>
+              <w:top w:w="80" w:type="dxa"/>
+              <w:left w:w="80" w:type="dxa"/>
+              <w:bottom w:w="80" w:type="dxa"/>
+              <w:right w:w="80" w:type="dxa"/>
+            </w:tcMar>
+            <w:hideMark/>
+          </w:tcPr>
+          <w:p>
+            <w:pPr>
+              <w:rPr>
+                <w:rFonts w:ascii="Segoe UI" w:eastAsia="Times New Roman" w:hAnsi="Segoe UI" w:cs="Segoe UI"/>
+                <w:sz w:val="19"/>
+                <w:szCs w:val="19"/>
+              </w:rPr>
+            </w:pPr>
+            <w:r>
+              <w:rPr>
+                <w:rFonts w:ascii="Segoe UI" w:eastAsia="Times New Roman" w:hAnsi="Segoe UI" w:cs="Segoe UI"/>
+                <w:sz w:val="19"/>
+                <w:szCs w:val="19"/>
+              </w:rPr>
+              <w:t>Nothing is heard — sharing does not silently unmute.</w:t>
             </w:r>
           </w:p>
         </w:tc>
@@ -25388,7 +25837,15 @@
                 <w:sz w:val="19"/>
                 <w:szCs w:val="19"/>
               </w:rPr>
-              <w:t>The message is there with USER1's name and time. USER2's closed chat button carried an unread count.</w:t>
+              <w:t>The message is there with USER1's name and time. USER2's closed chat butto</w:t>
+            </w:r>
+            <w:r>
+              <w:rPr>
+                <w:rFonts w:ascii="Segoe UI" w:eastAsia="Times New Roman" w:hAnsi="Segoe UI" w:cs="Segoe UI"/>
+                <w:sz w:val="19"/>
+                <w:szCs w:val="19"/>
+              </w:rPr>
+              <w:t>n carried an unread count.</w:t>
             </w:r>
           </w:p>
         </w:tc>
@@ -25495,15 +25952,7 @@
                 <w:sz w:val="19"/>
                 <w:szCs w:val="19"/>
               </w:rPr>
-              <w:t>A t</w:t>
-            </w:r>
-            <w:r>
-              <w:rPr>
-                <w:rFonts w:ascii="Segoe UI" w:eastAsia="Times New Roman" w:hAnsi="Segoe UI" w:cs="Segoe UI"/>
-                <w:sz w:val="19"/>
-                <w:szCs w:val="19"/>
-              </w:rPr>
-              <w:t>hird account joins after the messages were sent.</w:t>
+              <w:t>A third account joins after the messages were sent.</w:t>
             </w:r>
           </w:p>
         </w:tc>
@@ -25680,15 +26129,7 @@
                 <w:sz w:val="19"/>
                 <w:szCs w:val="19"/>
               </w:rPr>
-              <w:t>USER2 immediately sees a warning that the meeting is being recorded, and a REC badge on USER1's tile. U</w:t>
-            </w:r>
-            <w:r>
-              <w:rPr>
-                <w:rFonts w:ascii="Segoe UI" w:eastAsia="Times New Roman" w:hAnsi="Segoe UI" w:cs="Segoe UI"/>
-                <w:sz w:val="19"/>
-                <w:szCs w:val="19"/>
-              </w:rPr>
-              <w:t>SER1 sees a running timer.</w:t>
+              <w:t>USER2 immediately sees a warning that the meeting is being recorded, and a REC badge on USER1's tile. USER1 sees a running timer.</w:t>
             </w:r>
           </w:p>
         </w:tc>
@@ -25830,7 +26271,15 @@
                 <w:sz w:val="19"/>
                 <w:szCs w:val="19"/>
               </w:rPr>
-              <w:t>One entry, with the duration, size and USER1 as the recorder. Playing it shows both tiles with names and plays both voices.</w:t>
+              <w:t xml:space="preserve">One entry, with the duration, size and USER1 </w:t>
+            </w:r>
+            <w:r>
+              <w:rPr>
+                <w:rFonts w:ascii="Segoe UI" w:eastAsia="Times New Roman" w:hAnsi="Segoe UI" w:cs="Segoe UI"/>
+                <w:sz w:val="19"/>
+                <w:szCs w:val="19"/>
+              </w:rPr>
+              <w:t>as the recorder. Playing it shows both tiles with names and plays both voices.</w:t>
             </w:r>
           </w:p>
         </w:tc>
@@ -26009,7 +26458,15 @@
                 <w:sz w:val="19"/>
                 <w:szCs w:val="19"/>
               </w:rPr>
-              <w:t>TC-MTG-12</w:t>
+              <w:t>TC-</w:t>
+            </w:r>
+            <w:r>
+              <w:rPr>
+                <w:rFonts w:ascii="Segoe UI" w:eastAsia="Times New Roman" w:hAnsi="Segoe UI" w:cs="Segoe UI"/>
+                <w:sz w:val="19"/>
+                <w:szCs w:val="19"/>
+              </w:rPr>
+              <w:t>MTG-12</w:t>
             </w:r>
           </w:p>
         </w:tc>
@@ -26114,15 +26571,7 @@
                 <w:sz w:val="19"/>
                 <w:szCs w:val="19"/>
               </w:rPr>
-              <w:t>Two visits for USER</w:t>
-            </w:r>
-            <w:r>
-              <w:rPr>
-                <w:rFonts w:ascii="Segoe UI" w:eastAsia="Times New Roman" w:hAnsi="Segoe UI" w:cs="Segoe UI"/>
-                <w:sz w:val="19"/>
-                <w:szCs w:val="19"/>
-              </w:rPr>
-              <w:t>2 — the first with a leaving time, the second still open.</w:t>
+              <w:t>Two visits for USER2 — the first with a leaving time, the second still open.</w:t>
             </w:r>
           </w:p>
         </w:tc>
@@ -26301,15 +26750,7 @@
                 <w:sz w:val="19"/>
                 <w:szCs w:val="19"/>
               </w:rPr>
-              <w:t>TC-MTG</w:t>
-            </w:r>
-            <w:r>
-              <w:rPr>
-                <w:rFonts w:ascii="Segoe UI" w:eastAsia="Times New Roman" w:hAnsi="Segoe UI" w:cs="Segoe UI"/>
-                <w:sz w:val="19"/>
-                <w:szCs w:val="19"/>
-              </w:rPr>
-              <w:t>-14</w:t>
+              <w:t>TC-MTG-14</w:t>
             </w:r>
           </w:p>
         </w:tc>
@@ -26696,7 +27137,15 @@
                 <w:sz w:val="19"/>
                 <w:szCs w:val="19"/>
               </w:rPr>
-              <w:t xml:space="preserve">Delete a meeting that has a recording, then look in </w:t>
+              <w:t xml:space="preserve">Delete a meeting that has a </w:t>
+            </w:r>
+            <w:r>
+              <w:rPr>
+                <w:rFonts w:ascii="Segoe UI" w:eastAsia="Times New Roman" w:hAnsi="Segoe UI" w:cs="Segoe UI"/>
+                <w:sz w:val="19"/>
+                <w:szCs w:val="19"/>
+              </w:rPr>
+              <w:t xml:space="preserve">recording, then look in </w:t>
             </w:r>
             <w:r>
               <w:rPr>
@@ -26746,15 +27195,7 @@
                 <w:sz w:val="19"/>
                 <w:szCs w:val="19"/>
               </w:rPr>
-              <w:t xml:space="preserve">Both the document and the file are gone, and no orphan is reported on the Database </w:t>
-            </w:r>
-            <w:r>
-              <w:rPr>
-                <w:rFonts w:ascii="Segoe UI" w:eastAsia="Times New Roman" w:hAnsi="Segoe UI" w:cs="Segoe UI"/>
-                <w:sz w:val="19"/>
-                <w:szCs w:val="19"/>
-              </w:rPr>
-              <w:t>page.</w:t>
+              <w:t>Both the document and the file are gone, and no orphan is reported on the Database page.</w:t>
             </w:r>
           </w:p>
         </w:tc>
@@ -26896,7 +27337,15 @@
                 <w:sz w:val="19"/>
                 <w:szCs w:val="19"/>
               </w:rPr>
-              <w:t>USER2 succeeds; the unrelated account gets 403.</w:t>
+              <w:t>USER2 succeeds; the</w:t>
+            </w:r>
+            <w:r>
+              <w:rPr>
+                <w:rFonts w:ascii="Segoe UI" w:eastAsia="Times New Roman" w:hAnsi="Segoe UI" w:cs="Segoe UI"/>
+                <w:sz w:val="19"/>
+                <w:szCs w:val="19"/>
+              </w:rPr>
+              <w:t xml:space="preserve"> unrelated account gets 403.</w:t>
             </w:r>
           </w:p>
         </w:tc>
@@ -27018,15 +27467,7 @@
                 <w:sz w:val="19"/>
                 <w:szCs w:val="19"/>
               </w:rPr>
-              <w:t>, restart, and have a third account try to join a cal</w:t>
-            </w:r>
-            <w:r>
-              <w:rPr>
-                <w:rFonts w:ascii="Segoe UI" w:eastAsia="Times New Roman" w:hAnsi="Segoe UI" w:cs="Segoe UI"/>
-                <w:sz w:val="19"/>
-                <w:szCs w:val="19"/>
-              </w:rPr>
-              <w:t>l of two.</w:t>
+              <w:t>, restart, and have a third account try to join a call of two.</w:t>
             </w:r>
           </w:p>
         </w:tc>
@@ -27218,15 +27659,7 @@
                 <w:sz w:val="19"/>
                 <w:szCs w:val="19"/>
               </w:rPr>
-              <w:t xml:space="preserve">It is allowed — the cap counts people, not tabs — and USER1 appears once </w:t>
-            </w:r>
-            <w:r>
-              <w:rPr>
-                <w:rFonts w:ascii="Segoe UI" w:eastAsia="Times New Roman" w:hAnsi="Segoe UI" w:cs="Segoe UI"/>
-                <w:sz w:val="19"/>
-                <w:szCs w:val="19"/>
-              </w:rPr>
-              <w:t>in the roster.</w:t>
+              <w:t>It is allowed — the cap counts people, not tabs — and USER1 appears once in the roster.</w:t>
             </w:r>
           </w:p>
         </w:tc>
@@ -27490,15 +27923,7 @@
                 <w:sz w:val="19"/>
                 <w:szCs w:val="19"/>
               </w:rPr>
-              <w:t xml:space="preserve"> </w:t>
-            </w:r>
-            <w:r>
-              <w:rPr>
-                <w:rFonts w:ascii="Segoe UI" w:eastAsia="Times New Roman" w:hAnsi="Segoe UI" w:cs="Segoe UI"/>
-                <w:sz w:val="19"/>
-                <w:szCs w:val="19"/>
-              </w:rPr>
-              <w:t>on a LAN address and open Meetings.</w:t>
+              <w:t xml:space="preserve"> on a LAN address and open Meetings.</w:t>
             </w:r>
           </w:p>
         </w:tc>
@@ -27675,15 +28100,7 @@
                 <w:sz w:val="19"/>
                 <w:szCs w:val="19"/>
               </w:rPr>
-              <w:t>USER2 disappears from the roster and t</w:t>
-            </w:r>
-            <w:r>
-              <w:rPr>
-                <w:rFonts w:ascii="Segoe UI" w:eastAsia="Times New Roman" w:hAnsi="Segoe UI" w:cs="Segoe UI"/>
-                <w:sz w:val="19"/>
-                <w:szCs w:val="19"/>
-              </w:rPr>
-              <w:t xml:space="preserve">he list. </w:t>
+              <w:t xml:space="preserve">USER2 disappears from the roster and the list. </w:t>
             </w:r>
             <w:r>
               <w:rPr>
@@ -27808,50 +28225,50 @@
                 <w:sz w:val="19"/>
                 <w:szCs w:val="19"/>
               </w:rPr>
-              <w:t>Restart the API while a meeting shows as live, then reload the list.</w:t>
-            </w:r>
-          </w:p>
-        </w:tc>
-        <w:tc>
-          <w:tcPr>
-            <w:tcW w:w="0" w:type="auto"/>
-            <w:tcBorders>
-              <w:top w:val="single" w:sz="6" w:space="0" w:color="9AA5B1"/>
-              <w:left w:val="single" w:sz="6" w:space="0" w:color="9AA5B1"/>
-              <w:bottom w:val="single" w:sz="6" w:space="0" w:color="9AA5B1"/>
-              <w:right w:val="single" w:sz="6" w:space="0" w:color="9AA5B1"/>
-            </w:tcBorders>
-            <w:tcMar>
-              <w:top w:w="80" w:type="dxa"/>
-              <w:left w:w="80" w:type="dxa"/>
-              <w:bottom w:w="80" w:type="dxa"/>
-              <w:right w:w="80" w:type="dxa"/>
-            </w:tcMar>
-            <w:hideMark/>
-          </w:tcPr>
-          <w:p>
-            <w:pPr>
-              <w:rPr>
-                <w:rFonts w:ascii="Segoe UI" w:eastAsia="Times New Roman" w:hAnsi="Segoe UI" w:cs="Segoe UI"/>
-                <w:sz w:val="19"/>
-                <w:szCs w:val="19"/>
-              </w:rPr>
-            </w:pPr>
-            <w:r>
-              <w:rPr>
-                <w:rFonts w:ascii="Segoe UI" w:eastAsia="Times New Roman" w:hAnsi="Segoe UI" w:cs="Segoe UI"/>
-                <w:sz w:val="19"/>
-                <w:szCs w:val="19"/>
-              </w:rPr>
-              <w:t>No meeting claims to be in progress; nothing is left occupied by nobody</w:t>
-            </w:r>
-            <w:r>
-              <w:rPr>
-                <w:rFonts w:ascii="Segoe UI" w:eastAsia="Times New Roman" w:hAnsi="Segoe UI" w:cs="Segoe UI"/>
-                <w:sz w:val="19"/>
-                <w:szCs w:val="19"/>
-              </w:rPr>
-              <w:t>.</w:t>
+              <w:t>Restart</w:t>
+            </w:r>
+            <w:r>
+              <w:rPr>
+                <w:rFonts w:ascii="Segoe UI" w:eastAsia="Times New Roman" w:hAnsi="Segoe UI" w:cs="Segoe UI"/>
+                <w:sz w:val="19"/>
+                <w:szCs w:val="19"/>
+              </w:rPr>
+              <w:t xml:space="preserve"> the API while a meeting shows as live, then reload the list.</w:t>
+            </w:r>
+          </w:p>
+        </w:tc>
+        <w:tc>
+          <w:tcPr>
+            <w:tcW w:w="0" w:type="auto"/>
+            <w:tcBorders>
+              <w:top w:val="single" w:sz="6" w:space="0" w:color="9AA5B1"/>
+              <w:left w:val="single" w:sz="6" w:space="0" w:color="9AA5B1"/>
+              <w:bottom w:val="single" w:sz="6" w:space="0" w:color="9AA5B1"/>
+              <w:right w:val="single" w:sz="6" w:space="0" w:color="9AA5B1"/>
+            </w:tcBorders>
+            <w:tcMar>
+              <w:top w:w="80" w:type="dxa"/>
+              <w:left w:w="80" w:type="dxa"/>
+              <w:bottom w:w="80" w:type="dxa"/>
+              <w:right w:w="80" w:type="dxa"/>
+            </w:tcMar>
+            <w:hideMark/>
+          </w:tcPr>
+          <w:p>
+            <w:pPr>
+              <w:rPr>
+                <w:rFonts w:ascii="Segoe UI" w:eastAsia="Times New Roman" w:hAnsi="Segoe UI" w:cs="Segoe UI"/>
+                <w:sz w:val="19"/>
+                <w:szCs w:val="19"/>
+              </w:rPr>
+            </w:pPr>
+            <w:r>
+              <w:rPr>
+                <w:rFonts w:ascii="Segoe UI" w:eastAsia="Times New Roman" w:hAnsi="Segoe UI" w:cs="Segoe UI"/>
+                <w:sz w:val="19"/>
+                <w:szCs w:val="19"/>
+              </w:rPr>
+              <w:t>No meeting claims to be in progress; nothing is left occupied by nobody.</w:t>
             </w:r>
           </w:p>
         </w:tc>
@@ -28115,15 +28532,7 @@
                 <w:sz w:val="19"/>
                 <w:szCs w:val="19"/>
               </w:rPr>
-              <w:t>USER1 joins an empty mee</w:t>
-            </w:r>
-            <w:r>
-              <w:rPr>
-                <w:rFonts w:ascii="Segoe UI" w:eastAsia="Times New Roman" w:hAnsi="Segoe UI" w:cs="Segoe UI"/>
-                <w:sz w:val="19"/>
-                <w:szCs w:val="19"/>
-              </w:rPr>
-              <w:t>ting and starts sharing a screen. USER2 then joins.</w:t>
+              <w:t>USER1 joins an empty meeting and starts sharing a screen. USER2 then joins.</w:t>
             </w:r>
           </w:p>
         </w:tc>
@@ -28176,7 +28585,15 @@
                 <w:sz w:val="19"/>
                 <w:szCs w:val="19"/>
               </w:rPr>
-              <w:t xml:space="preserve"> connections built during a share carried the camera, so a presenter who started before anyone arrived was never seen by anybody.</w:t>
+              <w:t xml:space="preserve"> connections built during a sh</w:t>
+            </w:r>
+            <w:r>
+              <w:rPr>
+                <w:rFonts w:ascii="Segoe UI" w:eastAsia="Times New Roman" w:hAnsi="Segoe UI" w:cs="Segoe UI"/>
+                <w:sz w:val="19"/>
+                <w:szCs w:val="19"/>
+              </w:rPr>
+              <w:t>are carried the camera, so a presenter who started before anyone arrived was never seen by anybody.</w:t>
             </w:r>
           </w:p>
         </w:tc>
@@ -28390,7 +28807,15 @@
                 <w:sz w:val="19"/>
                 <w:szCs w:val="19"/>
               </w:rPr>
-              <w:t>FR-MTG-05</w:t>
+              <w:t>FR-MT</w:t>
+            </w:r>
+            <w:r>
+              <w:rPr>
+                <w:rFonts w:ascii="Segoe UI" w:eastAsia="Times New Roman" w:hAnsi="Segoe UI" w:cs="Segoe UI"/>
+                <w:sz w:val="19"/>
+                <w:szCs w:val="19"/>
+              </w:rPr>
+              <w:t>G-05</w:t>
             </w:r>
           </w:p>
         </w:tc>
@@ -28460,15 +28885,7 @@
                 <w:sz w:val="19"/>
                 <w:szCs w:val="19"/>
               </w:rPr>
-              <w:t>The whole window is visible, letterboxed in</w:t>
-            </w:r>
-            <w:r>
-              <w:rPr>
-                <w:rFonts w:ascii="Segoe UI" w:eastAsia="Times New Roman" w:hAnsi="Segoe UI" w:cs="Segoe UI"/>
-                <w:sz w:val="19"/>
-                <w:szCs w:val="19"/>
-              </w:rPr>
-              <w:t xml:space="preserve">side the tile. </w:t>
+              <w:t xml:space="preserve">The whole window is visible, letterboxed inside the tile. </w:t>
             </w:r>
             <w:r>
               <w:rPr>
@@ -28523,7 +28940,15 @@
                 <w:sz w:val="19"/>
                 <w:szCs w:val="19"/>
               </w:rPr>
-              <w:t>TC-MTG-28</w:t>
+              <w:t>TC-MTG-2</w:t>
+            </w:r>
+            <w:r>
+              <w:rPr>
+                <w:rFonts w:ascii="Segoe UI" w:eastAsia="Times New Roman" w:hAnsi="Segoe UI" w:cs="Segoe UI"/>
+                <w:sz w:val="19"/>
+                <w:szCs w:val="19"/>
+              </w:rPr>
+              <w:t>8</w:t>
             </w:r>
           </w:p>
         </w:tc>
@@ -28628,15 +29053,7 @@
                 <w:sz w:val="19"/>
                 <w:szCs w:val="19"/>
               </w:rPr>
-              <w:t>The reco</w:t>
-            </w:r>
-            <w:r>
-              <w:rPr>
-                <w:rFonts w:ascii="Segoe UI" w:eastAsia="Times New Roman" w:hAnsi="Segoe UI" w:cs="Segoe UI"/>
-                <w:sz w:val="19"/>
-                <w:szCs w:val="19"/>
-              </w:rPr>
-              <w:t xml:space="preserve">rding switches to the screen when the share starts and shows it whole, not cropped. </w:t>
+              <w:t xml:space="preserve">The recording switches to the screen when the share starts and shows it whole, not cropped. </w:t>
             </w:r>
             <w:r>
               <w:rPr>
@@ -28654,7 +29071,15 @@
                 <w:sz w:val="19"/>
                 <w:szCs w:val="19"/>
               </w:rPr>
-              <w:t xml:space="preserve"> the recording kept painting the camera for the whole presentation.</w:t>
+              <w:t xml:space="preserve"> the recording kept painting the c</w:t>
+            </w:r>
+            <w:r>
+              <w:rPr>
+                <w:rFonts w:ascii="Segoe UI" w:eastAsia="Times New Roman" w:hAnsi="Segoe UI" w:cs="Segoe UI"/>
+                <w:sz w:val="19"/>
+                <w:szCs w:val="19"/>
+              </w:rPr>
+              <w:t>amera for the whole presentation.</w:t>
             </w:r>
           </w:p>
         </w:tc>
@@ -28761,15 +29186,7 @@
                 <w:sz w:val="19"/>
                 <w:szCs w:val="19"/>
               </w:rPr>
-              <w:t>Start sharing, then end it with the browser's own "Stop sharing" b</w:t>
-            </w:r>
-            <w:r>
-              <w:rPr>
-                <w:rFonts w:ascii="Segoe UI" w:eastAsia="Times New Roman" w:hAnsi="Segoe UI" w:cs="Segoe UI"/>
-                <w:sz w:val="19"/>
-                <w:szCs w:val="19"/>
-              </w:rPr>
-              <w:t>ar rather than the button.</w:t>
+              <w:t>Start sharing, then end it with the browser's own "Stop sharing" bar rather than the button.</w:t>
             </w:r>
           </w:p>
         </w:tc>
@@ -28946,15 +29363,15 @@
                 <w:sz w:val="19"/>
                 <w:szCs w:val="19"/>
               </w:rPr>
-              <w:t>Nothing changes</w:t>
-            </w:r>
-            <w:r>
-              <w:rPr>
-                <w:rFonts w:ascii="Segoe UI" w:eastAsia="Times New Roman" w:hAnsi="Segoe UI" w:cs="Segoe UI"/>
-                <w:sz w:val="19"/>
-                <w:szCs w:val="19"/>
-              </w:rPr>
-              <w:t>: no error, and the button is not left looking active.</w:t>
+              <w:t xml:space="preserve">Nothing changes: no error, and the button </w:t>
+            </w:r>
+            <w:r>
+              <w:rPr>
+                <w:rFonts w:ascii="Segoe UI" w:eastAsia="Times New Roman" w:hAnsi="Segoe UI" w:cs="Segoe UI"/>
+                <w:sz w:val="19"/>
+                <w:szCs w:val="19"/>
+              </w:rPr>
+              <w:t>is not left looking active.</w:t>
             </w:r>
           </w:p>
         </w:tc>
@@ -29588,15 +30005,7 @@
                 <w:sz w:val="19"/>
                 <w:szCs w:val="19"/>
               </w:rPr>
-              <w:t>A backup is taken first; collections are dropped; the response says the session is invalid; the app returns to sign-in; the new superuser can sign</w:t>
-            </w:r>
-            <w:r>
-              <w:rPr>
-                <w:rFonts w:ascii="Segoe UI" w:eastAsia="Times New Roman" w:hAnsi="Segoe UI" w:cs="Segoe UI"/>
-                <w:sz w:val="19"/>
-                <w:szCs w:val="19"/>
-              </w:rPr>
-              <w:t xml:space="preserve"> in.</w:t>
+              <w:t>A backup is taken first; collections are dropped; the response says the session is invalid; the app returns to sign-in; the new superuser can sign in.</w:t>
             </w:r>
           </w:p>
         </w:tc>
@@ -29703,7 +30112,15 @@
                 <w:sz w:val="19"/>
                 <w:szCs w:val="19"/>
               </w:rPr>
-              <w:t>Create a backup, delete a record, restore with "replace".</w:t>
+              <w:t xml:space="preserve">Create </w:t>
+            </w:r>
+            <w:r>
+              <w:rPr>
+                <w:rFonts w:ascii="Segoe UI" w:eastAsia="Times New Roman" w:hAnsi="Segoe UI" w:cs="Segoe UI"/>
+                <w:sz w:val="19"/>
+                <w:szCs w:val="19"/>
+              </w:rPr>
+              <w:t>a backup, delete a record, restore with "replace".</w:t>
             </w:r>
           </w:p>
         </w:tc>
@@ -29987,7 +30404,15 @@
                 <w:sz w:val="19"/>
                 <w:szCs w:val="19"/>
               </w:rPr>
-              <w:t>Open Replication against a standalone mongod.</w:t>
+              <w:t>Open Replicat</w:t>
+            </w:r>
+            <w:r>
+              <w:rPr>
+                <w:rFonts w:ascii="Segoe UI" w:eastAsia="Times New Roman" w:hAnsi="Segoe UI" w:cs="Segoe UI"/>
+                <w:sz w:val="19"/>
+                <w:szCs w:val="19"/>
+              </w:rPr>
+              <w:t>ion against a standalone mongod.</w:t>
             </w:r>
           </w:p>
         </w:tc>
@@ -30129,15 +30554,7 @@
                 <w:sz w:val="19"/>
                 <w:szCs w:val="19"/>
               </w:rPr>
-              <w:t>Upload a file, delete the record that referenced it, wait an hour, r</w:t>
-            </w:r>
-            <w:r>
-              <w:rPr>
-                <w:rFonts w:ascii="Segoe UI" w:eastAsia="Times New Roman" w:hAnsi="Segoe UI" w:cs="Segoe UI"/>
-                <w:sz w:val="19"/>
-                <w:szCs w:val="19"/>
-              </w:rPr>
-              <w:t>un the orphan cleanup.</w:t>
+              <w:t>Upload a file, delete the record that referenced it, wait an hour, run the orphan cleanup.</w:t>
             </w:r>
           </w:p>
         </w:tc>
@@ -30514,7 +30931,17 @@
                 <w:sz w:val="19"/>
                 <w:szCs w:val="19"/>
               </w:rPr>
-              <w:t>Expected</w:t>
+              <w:t>E</w:t>
+            </w:r>
+            <w:r>
+              <w:rPr>
+                <w:rFonts w:ascii="Segoe UI" w:eastAsia="Times New Roman" w:hAnsi="Segoe UI" w:cs="Segoe UI"/>
+                <w:b/>
+                <w:bCs/>
+                <w:sz w:val="19"/>
+                <w:szCs w:val="19"/>
+              </w:rPr>
+              <w:t>xpected</w:t>
             </w:r>
           </w:p>
         </w:tc>
@@ -31219,7 +31646,15 @@
                 <w:sz w:val="19"/>
                 <w:szCs w:val="19"/>
               </w:rPr>
-              <w:t>Tab through a project card's actions and a wallet row's actions with a screen reader.</w:t>
+              <w:t>Tab t</w:t>
+            </w:r>
+            <w:r>
+              <w:rPr>
+                <w:rFonts w:ascii="Segoe UI" w:eastAsia="Times New Roman" w:hAnsi="Segoe UI" w:cs="Segoe UI"/>
+                <w:sz w:val="19"/>
+                <w:szCs w:val="19"/>
+              </w:rPr>
+              <w:t>hrough a project card's actions and a wallet row's actions with a screen reader.</w:t>
             </w:r>
           </w:p>
         </w:tc>
@@ -31396,15 +31831,15 @@
                 <w:sz w:val="19"/>
                 <w:szCs w:val="19"/>
               </w:rPr>
-              <w:t>Polli</w:t>
-            </w:r>
-            <w:r>
-              <w:rPr>
-                <w:rFonts w:ascii="Segoe UI" w:eastAsia="Times New Roman" w:hAnsi="Segoe UI" w:cs="Segoe UI"/>
-                <w:sz w:val="19"/>
-                <w:szCs w:val="19"/>
-              </w:rPr>
-              <w:t>ng continues at roughly 4–6 second intervals with small empty responses.</w:t>
+              <w:t>Polling continues at roughl</w:t>
+            </w:r>
+            <w:r>
+              <w:rPr>
+                <w:rFonts w:ascii="Segoe UI" w:eastAsia="Times New Roman" w:hAnsi="Segoe UI" w:cs="Segoe UI"/>
+                <w:sz w:val="19"/>
+                <w:szCs w:val="19"/>
+              </w:rPr>
+              <w:t>y 4–6 second intervals with small empty responses.</w:t>
             </w:r>
           </w:p>
         </w:tc>
@@ -31960,7 +32395,15 @@
                 <w:sz w:val="19"/>
                 <w:szCs w:val="19"/>
               </w:rPr>
-              <w:t xml:space="preserve">A dialog names the file and says it is deleted from the server. </w:t>
+              <w:t>A dialog names the</w:t>
+            </w:r>
+            <w:r>
+              <w:rPr>
+                <w:rFonts w:ascii="Segoe UI" w:eastAsia="Times New Roman" w:hAnsi="Segoe UI" w:cs="Segoe UI"/>
+                <w:sz w:val="19"/>
+                <w:szCs w:val="19"/>
+              </w:rPr>
+              <w:t xml:space="preserve"> file and says it is deleted from the server. </w:t>
             </w:r>
             <w:r>
               <w:rPr>
@@ -32130,15 +32573,7 @@
                 <w:sz w:val="19"/>
                 <w:szCs w:val="19"/>
               </w:rPr>
-              <w:t xml:space="preserve"> dialog naming 8 records. Confirming deletes all 8 and rel</w:t>
-            </w:r>
-            <w:r>
-              <w:rPr>
-                <w:rFonts w:ascii="Segoe UI" w:eastAsia="Times New Roman" w:hAnsi="Segoe UI" w:cs="Segoe UI"/>
-                <w:sz w:val="19"/>
-                <w:szCs w:val="19"/>
-              </w:rPr>
-              <w:t xml:space="preserve">oads the list once. </w:t>
+              <w:t xml:space="preserve"> dialog naming 8 records. Confirming deletes all 8 and reloads the list once. </w:t>
             </w:r>
             <w:r>
               <w:rPr>
@@ -32405,50 +32840,50 @@
                 <w:sz w:val="19"/>
                 <w:szCs w:val="19"/>
               </w:rPr>
-              <w:t>Walk the remaining deletes: contact, schedule entry, wallet entry, camera, post, project, task, mail, meeting, meeting recording, database backup, replication member.</w:t>
-            </w:r>
-          </w:p>
-        </w:tc>
-        <w:tc>
-          <w:tcPr>
-            <w:tcW w:w="0" w:type="auto"/>
-            <w:tcBorders>
-              <w:top w:val="single" w:sz="6" w:space="0" w:color="9AA5B1"/>
-              <w:left w:val="single" w:sz="6" w:space="0" w:color="9AA5B1"/>
-              <w:bottom w:val="single" w:sz="6" w:space="0" w:color="9AA5B1"/>
-              <w:right w:val="single" w:sz="6" w:space="0" w:color="9AA5B1"/>
-            </w:tcBorders>
-            <w:tcMar>
-              <w:top w:w="80" w:type="dxa"/>
-              <w:left w:w="80" w:type="dxa"/>
-              <w:bottom w:w="80" w:type="dxa"/>
-              <w:right w:w="80" w:type="dxa"/>
-            </w:tcMar>
-            <w:hideMark/>
-          </w:tcPr>
-          <w:p>
-            <w:pPr>
-              <w:rPr>
-                <w:rFonts w:ascii="Segoe UI" w:eastAsia="Times New Roman" w:hAnsi="Segoe UI" w:cs="Segoe UI"/>
-                <w:sz w:val="19"/>
-                <w:szCs w:val="19"/>
-              </w:rPr>
-            </w:pPr>
-            <w:r>
-              <w:rPr>
-                <w:rFonts w:ascii="Segoe UI" w:eastAsia="Times New Roman" w:hAnsi="Segoe UI" w:cs="Segoe UI"/>
-                <w:sz w:val="19"/>
-                <w:szCs w:val="19"/>
-              </w:rPr>
-              <w:t>Every one asks first, the dangerous button is red, and its label names the act rather tha</w:t>
-            </w:r>
-            <w:r>
-              <w:rPr>
-                <w:rFonts w:ascii="Segoe UI" w:eastAsia="Times New Roman" w:hAnsi="Segoe UI" w:cs="Segoe UI"/>
-                <w:sz w:val="19"/>
-                <w:szCs w:val="19"/>
-              </w:rPr>
-              <w:t>n reading "OK".</w:t>
+              <w:t>Walk the remaining deletes: contact, schedule ent</w:t>
+            </w:r>
+            <w:r>
+              <w:rPr>
+                <w:rFonts w:ascii="Segoe UI" w:eastAsia="Times New Roman" w:hAnsi="Segoe UI" w:cs="Segoe UI"/>
+                <w:sz w:val="19"/>
+                <w:szCs w:val="19"/>
+              </w:rPr>
+              <w:t>ry, wallet entry, camera, post, project, task, mail, meeting, meeting recording, database backup, replication member.</w:t>
+            </w:r>
+          </w:p>
+        </w:tc>
+        <w:tc>
+          <w:tcPr>
+            <w:tcW w:w="0" w:type="auto"/>
+            <w:tcBorders>
+              <w:top w:val="single" w:sz="6" w:space="0" w:color="9AA5B1"/>
+              <w:left w:val="single" w:sz="6" w:space="0" w:color="9AA5B1"/>
+              <w:bottom w:val="single" w:sz="6" w:space="0" w:color="9AA5B1"/>
+              <w:right w:val="single" w:sz="6" w:space="0" w:color="9AA5B1"/>
+            </w:tcBorders>
+            <w:tcMar>
+              <w:top w:w="80" w:type="dxa"/>
+              <w:left w:w="80" w:type="dxa"/>
+              <w:bottom w:w="80" w:type="dxa"/>
+              <w:right w:w="80" w:type="dxa"/>
+            </w:tcMar>
+            <w:hideMark/>
+          </w:tcPr>
+          <w:p>
+            <w:pPr>
+              <w:rPr>
+                <w:rFonts w:ascii="Segoe UI" w:eastAsia="Times New Roman" w:hAnsi="Segoe UI" w:cs="Segoe UI"/>
+                <w:sz w:val="19"/>
+                <w:szCs w:val="19"/>
+              </w:rPr>
+            </w:pPr>
+            <w:r>
+              <w:rPr>
+                <w:rFonts w:ascii="Segoe UI" w:eastAsia="Times New Roman" w:hAnsi="Segoe UI" w:cs="Segoe UI"/>
+                <w:sz w:val="19"/>
+                <w:szCs w:val="19"/>
+              </w:rPr>
+              <w:t>Every one asks first, the dangerous button is red, and its label names the act rather than reading "OK".</w:t>
             </w:r>
           </w:p>
         </w:tc>
@@ -32555,7 +32990,15 @@
                 <w:sz w:val="19"/>
                 <w:szCs w:val="19"/>
               </w:rPr>
-              <w:t>Cancel each dialog from TC-CNF-01 … 05 instead of confirming.</w:t>
+              <w:t xml:space="preserve">Cancel each </w:t>
+            </w:r>
+            <w:r>
+              <w:rPr>
+                <w:rFonts w:ascii="Segoe UI" w:eastAsia="Times New Roman" w:hAnsi="Segoe UI" w:cs="Segoe UI"/>
+                <w:sz w:val="19"/>
+                <w:szCs w:val="19"/>
+              </w:rPr>
+              <w:t>dialog from TC-CNF-01 … 05 instead of confirming.</w:t>
             </w:r>
           </w:p>
         </w:tc>
@@ -32768,15 +33211,7 @@
                 <w:sz w:val="19"/>
                 <w:szCs w:val="19"/>
               </w:rPr>
-              <w:t>Both confirm first; the reset add</w:t>
-            </w:r>
-            <w:r>
-              <w:rPr>
-                <w:rFonts w:ascii="Segoe UI" w:eastAsia="Times New Roman" w:hAnsi="Segoe UI" w:cs="Segoe UI"/>
-                <w:sz w:val="19"/>
-                <w:szCs w:val="19"/>
-              </w:rPr>
-              <w:t>itionally requires the word RESET to be typed.</w:t>
+              <w:t>Both confirm first; the reset additionally requires the word RESET to be typed.</w:t>
             </w:r>
           </w:p>
         </w:tc>
@@ -32793,7 +33228,13 @@
         <w:rPr>
           <w:rFonts w:ascii="Segoe UI" w:eastAsia="Times New Roman" w:hAnsi="Segoe UI" w:cs="Segoe UI"/>
         </w:rPr>
-        <w:t>10. Regression set for this release</w:t>
+        <w:t>1</w:t>
+      </w:r>
+      <w:r>
+        <w:rPr>
+          <w:rFonts w:ascii="Segoe UI" w:eastAsia="Times New Roman" w:hAnsi="Segoe UI" w:cs="Segoe UI"/>
+        </w:rPr>
+        <w:t>0. Regression set for this release</w:t>
       </w:r>
     </w:p>
     <w:p>
@@ -32811,7 +33252,7 @@
           <w:sz w:val="22"/>
           <w:szCs w:val="22"/>
         </w:rPr>
-        <w:t>Run at minimum: TC-USR-01 … 04 (user list), TC-AUTH-05 … 08 and TC-USR-06 … 09 (personal details), TC-WAL-01 … 09 (two currencies), TC-CHT-06 … 13 (file transfer and retent</w:t>
+        <w:t>Run at minimum: TC-USR-01 … 04 (user list), TC-AUTH-05 … 08 and TC-USR-06 … 09 (personal details), TC-WAL-01 … 09 (two currencies), TC-CHT-06 … 13 (file transfer and retention), TC-DBA-08 (retained chat files survive clea</w:t>
       </w:r>
       <w:r>
         <w:rPr>
@@ -32819,7 +33260,7 @@
           <w:sz w:val="22"/>
           <w:szCs w:val="22"/>
         </w:rPr>
-        <w:t xml:space="preserve">ion), TC-DBA-08 (retained chat files survive cleanup), TC-REC-05 … 15 (record sharing — TC-REC-09 and TC-REC-15 are the two that would let data leak if they regressed), TC-CHT-14 … 18 (header messages), TC-MSG-01 … 15 (mail delivery, open tracking and the </w:t>
+        <w:t>nup), TC-REC-05 … 15 (record sharing — TC-REC-09 and TC-REC-15 are the two that would let data leak if they regressed), TC-CHT-14 … 18 (header messages), TC-MSG-01 … 15 (mail delivery, open tracking and the header icon — TC-MSG-10 is the privacy guard), TC</w:t>
       </w:r>
       <w:r>
         <w:rPr>
@@ -32827,7 +33268,7 @@
           <w:sz w:val="22"/>
           <w:szCs w:val="22"/>
         </w:rPr>
-        <w:t>header icon — TC-MSG-10 is the privacy guard), TC-PST-01 … 13 (posts, the notification count and the permission backfill — TC-PST-11 is the one that failed in the field), TC-CAM-02 … 05 (camera permissions and the edit dialog), TC-MTG-01 … 30 (meetings — T</w:t>
+        <w:t>-PST-01 … 13 (posts, the notification count and the permission backfill — TC-PST-11 is the one that failed in the field), TC-CAM-02 … 05 (camera permissions and the edit dialog), TC-MTG-01 … 30 (meetings — TC-MTG-15 is the access guard, TC-MTG-22 and TC-MT</w:t>
       </w:r>
       <w:r>
         <w:rPr>
@@ -32835,7 +33276,7 @@
           <w:sz w:val="22"/>
           <w:szCs w:val="22"/>
         </w:rPr>
-        <w:t xml:space="preserve">C-MTG-15 is the access guard, TC-MTG-22 and TC-MTG-23 are the two that would leave a room occupied by nobody, TC-MTG-09 is the one that keeps recording visible to the people being recorded, and </w:t>
+        <w:t xml:space="preserve">G-23 are the two that would leave a room occupied by nobody, TC-MTG-09 is the one that keeps recording visible to the people being recorded, and </w:t>
       </w:r>
       <w:r>
         <w:rPr>
@@ -32853,7 +33294,7 @@
           <w:sz w:val="22"/>
           <w:szCs w:val="22"/>
         </w:rPr>
-        <w:t xml:space="preserve">: a screen share </w:t>
+        <w:t xml:space="preserve">: a screen share reached nobody at all when the presenter started </w:t>
       </w:r>
       <w:r>
         <w:rPr>
@@ -32861,7 +33302,7 @@
           <w:sz w:val="22"/>
           <w:szCs w:val="22"/>
         </w:rPr>
-        <w:t xml:space="preserve">reached nobody at all when the presenter started before anyone else arrived), TC-AUTH-01 … 22 (the two sign-in methods and account approval — </w:t>
+        <w:t xml:space="preserve">before anyone else arrived), TC-AUTH-01 … 22 (the two sign-in methods and account approval — </w:t>
       </w:r>
       <w:r>
         <w:rPr>
@@ -32879,7 +33320,7 @@
           <w:sz w:val="22"/>
           <w:szCs w:val="22"/>
         </w:rPr>
-        <w:t>, because both describe ways an upgrade can lock every account out of the inst</w:t>
+        <w:t>, because both describe ways an upgrade can lock every account out of the installation), TC-USR-13 … 29 (approval and account d</w:t>
       </w:r>
       <w:r>
         <w:rPr>
@@ -32887,7 +33328,7 @@
           <w:sz w:val="22"/>
           <w:szCs w:val="22"/>
         </w:rPr>
-        <w:t>allation), TC-USR-13 … 29 (approval and account deletion — TC-USR-25 and TC-USR-26 are the two that would destroy somebody else's data) and TC-CNF-01 … 07 (every destructive action asks, and asks once).</w:t>
+        <w:t>eletion — TC-USR-25 and TC-USR-26 are the two that would destroy somebody else's data) and TC-CNF-01 … 07 (every destructive action asks, and asks once).</w:t>
       </w:r>
     </w:p>
     <w:sectPr>
